--- a/assets/word/gift_ru_v1.docx
+++ b/assets/word/gift_ru_v1.docx
@@ -5,99 +5,679 @@
     <w:p>
       <w:pPr>
         <w:pStyle w:val="Title"/>
+        <w:widowControl/>
+        <w:jc w:val="center"/>
       </w:pPr>
       <w:r>
+        <w:rPr>
+          <w:color w:val="000000"/>
+        </w:rPr>
         <w:t>Договор дарения движимого имущества</w:t>
       </w:r>
     </w:p>
     <w:p>
+      <w:pPr>
+        <w:widowControl/>
+      </w:pPr>
       <w:r>
-        <w:t>Место: [Место составления]. Дата: [Дата документа].</w:t>
+        <w:rPr>
+          <w:color w:val="000000"/>
+        </w:rPr>
+        <w:t>Место составления: [Место составления]    Дата: [Дата документа]</w:t>
       </w:r>
     </w:p>
+    <w:tbl>
+      <w:tblPr>
+        <w:tblW w:type="auto" w:w="0"/>
+        <w:jc w:val="center"/>
+        <w:tblLayout w:type="fixed"/>
+        <w:tblLook w:firstColumn="1" w:firstRow="1" w:lastColumn="0" w:lastRow="0" w:noHBand="0" w:noVBand="1" w:val="04A0"/>
+        <w:tblBorders>
+          <w:top w:val="single" w:sz="5" w:color="000000"/>
+          <w:left w:val="single" w:sz="5" w:color="000000"/>
+          <w:bottom w:val="single" w:sz="5" w:color="000000"/>
+          <w:right w:val="single" w:sz="5" w:color="000000"/>
+          <w:insideH w:val="single" w:sz="5" w:color="000000"/>
+          <w:insideV w:val="single" w:sz="5" w:color="000000"/>
+        </w:tblBorders>
+        <w:tblCellMar>
+          <w:top w:w="85" w:type="dxa"/>
+          <w:bottom w:w="85" w:type="dxa"/>
+          <w:left w:w="100" w:type="dxa"/>
+          <w:right w:w="100" w:type="dxa"/>
+        </w:tblCellMar>
+      </w:tblPr>
+      <w:tblGrid>
+        <w:gridCol w:w="4819"/>
+        <w:gridCol w:w="4819"/>
+      </w:tblGrid>
+      <w:tr>
+        <w:trPr>
+          <w:cantSplit/>
+          <w:tblHeader/>
+        </w:trPr>
+        <w:tc>
+          <w:tcPr>
+            <w:tcW w:type="dxa" w:w="4819"/>
+            <w:vAlign w:val="center"/>
+          </w:tcPr>
+          <w:p>
+            <w:pPr>
+              <w:spacing w:after="20" w:line="240" w:lineRule="auto"/>
+            </w:pPr>
+            <w:r>
+              <w:rPr>
+                <w:b/>
+                <w:sz w:val="21"/>
+                <w:color w:val="000000"/>
+              </w:rPr>
+              <w:t>ДАРИТЕЛЬ</w:t>
+            </w:r>
+          </w:p>
+        </w:tc>
+        <w:tc>
+          <w:tcPr>
+            <w:tcW w:type="dxa" w:w="4819"/>
+            <w:vAlign w:val="center"/>
+          </w:tcPr>
+          <w:p>
+            <w:pPr>
+              <w:spacing w:after="20" w:line="240" w:lineRule="auto"/>
+            </w:pPr>
+            <w:r>
+              <w:rPr>
+                <w:b/>
+                <w:sz w:val="21"/>
+                <w:color w:val="000000"/>
+              </w:rPr>
+              <w:t>ОДАРЯЕМЫЙ</w:t>
+            </w:r>
+          </w:p>
+        </w:tc>
+      </w:tr>
+      <w:tr>
+        <w:trPr>
+          <w:cantSplit/>
+        </w:trPr>
+        <w:tc>
+          <w:tcPr>
+            <w:tcW w:type="dxa" w:w="4819"/>
+            <w:vAlign w:val="center"/>
+          </w:tcPr>
+          <w:p>
+            <w:pPr>
+              <w:spacing w:after="20" w:line="240" w:lineRule="auto"/>
+            </w:pPr>
+            <w:r>
+              <w:rPr>
+                <w:b w:val="0"/>
+                <w:sz w:val="21"/>
+                <w:color w:val="000000"/>
+              </w:rPr>
+              <w:t>[Даритель]</w:t>
+            </w:r>
+          </w:p>
+        </w:tc>
+        <w:tc>
+          <w:tcPr>
+            <w:tcW w:type="dxa" w:w="4819"/>
+            <w:vAlign w:val="center"/>
+          </w:tcPr>
+          <w:p>
+            <w:pPr>
+              <w:spacing w:after="20" w:line="240" w:lineRule="auto"/>
+            </w:pPr>
+            <w:r>
+              <w:rPr>
+                <w:b w:val="0"/>
+                <w:sz w:val="21"/>
+                <w:color w:val="000000"/>
+              </w:rPr>
+              <w:t>[Одаряемый]</w:t>
+            </w:r>
+          </w:p>
+        </w:tc>
+      </w:tr>
+    </w:tbl>
     <w:p>
+      <w:pPr>
+        <w:widowControl/>
+        <w:spacing w:before="120"/>
+      </w:pPr>
       <w:r>
-        <w:t xml:space="preserve">Даритель: [Даритель]. </w:t>
-      </w:r>
-    </w:p>
-    <w:p>
-      <w:r>
-        <w:t xml:space="preserve">Одаряемый: [Одаряемый]. </w:t>
+        <w:rPr>
+          <w:color w:val="000000"/>
+        </w:rPr>
+        <w:t>Указанные стороны заключили настоящий договор о нижеследующем.</w:t>
       </w:r>
     </w:p>
     <w:p>
       <w:pPr>
         <w:pStyle w:val="Heading1"/>
+        <w:widowControl/>
       </w:pPr>
       <w:r>
-        <w:t>Дарение</w:t>
+        <w:rPr>
+          <w:color w:val="000000"/>
+        </w:rPr>
+        <w:t>1. Предмет дарения</w:t>
       </w:r>
     </w:p>
     <w:p>
+      <w:pPr>
+        <w:widowControl/>
+      </w:pPr>
       <w:r>
-        <w:t>Даритель безвозмездно передаёт, а одаряемый принимает в собственность следующий дар: [Дар и идентификаторы].</w:t>
+        <w:rPr>
+          <w:color w:val="000000"/>
+        </w:rPr>
+        <w:t>1.1. Даритель безвозмездно передаёт, а одаряемый принимает в собственность указанный ниже дар.</w:t>
       </w:r>
     </w:p>
+    <w:tbl>
+      <w:tblPr>
+        <w:tblW w:type="auto" w:w="0"/>
+        <w:jc w:val="center"/>
+        <w:tblLayout w:type="fixed"/>
+        <w:tblLook w:firstColumn="1" w:firstRow="1" w:lastColumn="0" w:lastRow="0" w:noHBand="0" w:noVBand="1" w:val="04A0"/>
+        <w:tblBorders>
+          <w:top w:val="single" w:sz="5" w:color="000000"/>
+          <w:left w:val="single" w:sz="5" w:color="000000"/>
+          <w:bottom w:val="single" w:sz="5" w:color="000000"/>
+          <w:right w:val="single" w:sz="5" w:color="000000"/>
+          <w:insideH w:val="single" w:sz="5" w:color="000000"/>
+          <w:insideV w:val="single" w:sz="5" w:color="000000"/>
+        </w:tblBorders>
+        <w:tblCellMar>
+          <w:top w:w="85" w:type="dxa"/>
+          <w:bottom w:w="85" w:type="dxa"/>
+          <w:left w:w="100" w:type="dxa"/>
+          <w:right w:w="100" w:type="dxa"/>
+        </w:tblCellMar>
+      </w:tblPr>
+      <w:tblGrid>
+        <w:gridCol w:w="2835"/>
+        <w:gridCol w:w="6803"/>
+      </w:tblGrid>
+      <w:tr>
+        <w:trPr>
+          <w:cantSplit/>
+          <w:tblHeader/>
+        </w:trPr>
+        <w:tc>
+          <w:tcPr>
+            <w:tcW w:type="dxa" w:w="2835"/>
+            <w:vAlign w:val="center"/>
+          </w:tcPr>
+          <w:p>
+            <w:pPr>
+              <w:spacing w:after="20" w:line="240" w:lineRule="auto"/>
+            </w:pPr>
+            <w:r>
+              <w:rPr>
+                <w:b/>
+                <w:sz w:val="21"/>
+                <w:color w:val="000000"/>
+              </w:rPr>
+              <w:t>Сведения</w:t>
+            </w:r>
+          </w:p>
+        </w:tc>
+        <w:tc>
+          <w:tcPr>
+            <w:tcW w:type="dxa" w:w="6803"/>
+            <w:vAlign w:val="center"/>
+          </w:tcPr>
+          <w:p>
+            <w:pPr>
+              <w:spacing w:after="20" w:line="240" w:lineRule="auto"/>
+            </w:pPr>
+            <w:r>
+              <w:rPr>
+                <w:b/>
+                <w:sz w:val="21"/>
+                <w:color w:val="000000"/>
+              </w:rPr>
+              <w:t>Согласованные данные</w:t>
+            </w:r>
+          </w:p>
+        </w:tc>
+      </w:tr>
+      <w:tr>
+        <w:trPr>
+          <w:cantSplit/>
+        </w:trPr>
+        <w:tc>
+          <w:tcPr>
+            <w:tcW w:type="dxa" w:w="2835"/>
+            <w:vAlign w:val="center"/>
+          </w:tcPr>
+          <w:p>
+            <w:pPr>
+              <w:spacing w:after="20" w:line="240" w:lineRule="auto"/>
+            </w:pPr>
+            <w:r>
+              <w:rPr>
+                <w:b w:val="0"/>
+                <w:sz w:val="21"/>
+                <w:color w:val="000000"/>
+              </w:rPr>
+              <w:t>Дар</w:t>
+            </w:r>
+          </w:p>
+        </w:tc>
+        <w:tc>
+          <w:tcPr>
+            <w:tcW w:type="dxa" w:w="6803"/>
+            <w:vAlign w:val="center"/>
+          </w:tcPr>
+          <w:p>
+            <w:pPr>
+              <w:spacing w:after="20" w:line="240" w:lineRule="auto"/>
+            </w:pPr>
+            <w:r>
+              <w:rPr>
+                <w:b w:val="0"/>
+                <w:sz w:val="21"/>
+                <w:color w:val="000000"/>
+              </w:rPr>
+              <w:t>[Дар и идентификаторы]</w:t>
+            </w:r>
+          </w:p>
+        </w:tc>
+      </w:tr>
+      <w:tr>
+        <w:trPr>
+          <w:cantSplit/>
+        </w:trPr>
+        <w:tc>
+          <w:tcPr>
+            <w:tcW w:type="dxa" w:w="2835"/>
+            <w:vAlign w:val="center"/>
+          </w:tcPr>
+          <w:p>
+            <w:pPr>
+              <w:spacing w:after="20" w:line="240" w:lineRule="auto"/>
+            </w:pPr>
+            <w:r>
+              <w:rPr>
+                <w:b w:val="0"/>
+                <w:sz w:val="21"/>
+                <w:color w:val="000000"/>
+              </w:rPr>
+              <w:t>Основание собственности</w:t>
+            </w:r>
+          </w:p>
+        </w:tc>
+        <w:tc>
+          <w:tcPr>
+            <w:tcW w:type="dxa" w:w="6803"/>
+            <w:vAlign w:val="center"/>
+          </w:tcPr>
+          <w:p>
+            <w:pPr>
+              <w:spacing w:after="20" w:line="240" w:lineRule="auto"/>
+            </w:pPr>
+            <w:r>
+              <w:rPr>
+                <w:b w:val="0"/>
+                <w:sz w:val="21"/>
+                <w:color w:val="000000"/>
+              </w:rPr>
+              <w:t>[Основание собственности дарителя]</w:t>
+            </w:r>
+          </w:p>
+        </w:tc>
+      </w:tr>
+      <w:tr>
+        <w:trPr>
+          <w:cantSplit/>
+        </w:trPr>
+        <w:tc>
+          <w:tcPr>
+            <w:tcW w:type="dxa" w:w="2835"/>
+            <w:vAlign w:val="center"/>
+          </w:tcPr>
+          <w:p>
+            <w:pPr>
+              <w:spacing w:after="20" w:line="240" w:lineRule="auto"/>
+            </w:pPr>
+            <w:r>
+              <w:rPr>
+                <w:b w:val="0"/>
+                <w:sz w:val="21"/>
+                <w:color w:val="000000"/>
+              </w:rPr>
+              <w:t>Состояние и недостатки</w:t>
+            </w:r>
+          </w:p>
+        </w:tc>
+        <w:tc>
+          <w:tcPr>
+            <w:tcW w:type="dxa" w:w="6803"/>
+            <w:vAlign w:val="center"/>
+          </w:tcPr>
+          <w:p>
+            <w:pPr>
+              <w:spacing w:after="20" w:line="240" w:lineRule="auto"/>
+            </w:pPr>
+            <w:r>
+              <w:rPr>
+                <w:b w:val="0"/>
+                <w:sz w:val="21"/>
+                <w:color w:val="000000"/>
+              </w:rPr>
+              <w:t>[Состояние и известные недостатки]</w:t>
+            </w:r>
+          </w:p>
+        </w:tc>
+      </w:tr>
+      <w:tr>
+        <w:trPr>
+          <w:cantSplit/>
+        </w:trPr>
+        <w:tc>
+          <w:tcPr>
+            <w:tcW w:type="dxa" w:w="2835"/>
+            <w:vAlign w:val="center"/>
+          </w:tcPr>
+          <w:p>
+            <w:pPr>
+              <w:spacing w:after="20" w:line="240" w:lineRule="auto"/>
+            </w:pPr>
+            <w:r>
+              <w:rPr>
+                <w:b w:val="0"/>
+                <w:sz w:val="21"/>
+                <w:color w:val="000000"/>
+              </w:rPr>
+              <w:t>Права третьих лиц</w:t>
+            </w:r>
+          </w:p>
+        </w:tc>
+        <w:tc>
+          <w:tcPr>
+            <w:tcW w:type="dxa" w:w="6803"/>
+            <w:vAlign w:val="center"/>
+          </w:tcPr>
+          <w:p>
+            <w:pPr>
+              <w:spacing w:after="20" w:line="240" w:lineRule="auto"/>
+            </w:pPr>
+            <w:r>
+              <w:rPr>
+                <w:b w:val="0"/>
+                <w:sz w:val="21"/>
+                <w:color w:val="000000"/>
+              </w:rPr>
+              <w:t>[Права третьих лиц]</w:t>
+            </w:r>
+          </w:p>
+        </w:tc>
+      </w:tr>
+    </w:tbl>
     <w:p>
+      <w:pPr>
+        <w:widowControl/>
+        <w:spacing w:before="120"/>
+      </w:pPr>
       <w:r>
-        <w:t>Основание собственности: [Основание собственности дарителя]. Состояние и недостатки: [Состояние и известные недостатки]. Права третьих лиц: [Права третьих лиц].</w:t>
-      </w:r>
-    </w:p>
-    <w:p>
-      <w:r>
-        <w:t>Дарение не обусловлено встречной оплатой, услугой или передачей имущества. Условия о передаче дара после смерти дарителя настоящим договором не устанавливаются.</w:t>
+        <w:rPr>
+          <w:color w:val="000000"/>
+        </w:rPr>
+        <w:t>1.2. Дарение не обусловлено встречной оплатой, услугой или передачей имущества. Условия о передаче дара после смерти дарителя настоящим договором не устанавливаются.</w:t>
       </w:r>
     </w:p>
     <w:p>
       <w:pPr>
         <w:pStyle w:val="Heading1"/>
+        <w:widowControl/>
       </w:pPr>
       <w:r>
-        <w:t>Передача</w:t>
+        <w:rPr>
+          <w:color w:val="000000"/>
+        </w:rPr>
+        <w:t>2. Передача дара</w:t>
       </w:r>
     </w:p>
     <w:p>
+      <w:pPr>
+        <w:widowControl/>
+      </w:pPr>
       <w:r>
-        <w:t>Порядок и срок: [Порядок и срок передачи]. Комплект: [Комплект и документы]. Право собственности переходит при передаче дара; её факт фиксируется актом.</w:t>
+        <w:rPr>
+          <w:color w:val="000000"/>
+        </w:rPr>
+        <w:t>2.1. Порядок и срок: [Порядок и срок передачи]. Комплект: [Комплект и документы]. Право собственности переходит при передаче дара; её факт фиксируется актом.</w:t>
       </w:r>
     </w:p>
     <w:p>
+      <w:pPr>
+        <w:widowControl/>
+      </w:pPr>
       <w:r>
-        <w:t>Подписание договора не подтверждает фактическую передачу. Основания отказа от исполнения обещания дарения и отмены дарения определяются законодательством РФ.</w:t>
+        <w:rPr>
+          <w:color w:val="000000"/>
+        </w:rPr>
+        <w:t>2.2. Подписание договора не подтверждает фактическую передачу. Основания отказа от исполнения обещания дарения и отмены дарения определяются законодательством РФ.</w:t>
       </w:r>
     </w:p>
     <w:p>
       <w:pPr>
         <w:pStyle w:val="Heading1"/>
+        <w:widowControl/>
       </w:pPr>
       <w:r>
-        <w:t>Реквизиты и подписи</w:t>
+        <w:rPr>
+          <w:color w:val="000000"/>
+        </w:rPr>
+        <w:t>3. Реквизиты и подписи сторон</w:t>
       </w:r>
     </w:p>
-    <w:p>
-      <w:r>
-        <w:t>Первая сторона: [Даритель]. [Реквизиты первой стороны].</w:t>
-      </w:r>
-    </w:p>
-    <w:p>
-      <w:r>
-        <w:t>Подпись ____________________</w:t>
-      </w:r>
-    </w:p>
-    <w:p>
-      <w:r>
-        <w:t>Вторая сторона: [Одаряемый]. [Реквизиты второй стороны].</w:t>
-      </w:r>
-    </w:p>
-    <w:p>
-      <w:r>
-        <w:t>Подпись ____________________</w:t>
-      </w:r>
-    </w:p>
+    <w:tbl>
+      <w:tblPr>
+        <w:tblW w:type="auto" w:w="0"/>
+        <w:jc w:val="center"/>
+        <w:tblLayout w:type="fixed"/>
+        <w:tblLook w:firstColumn="1" w:firstRow="1" w:lastColumn="0" w:lastRow="0" w:noHBand="0" w:noVBand="1" w:val="04A0"/>
+        <w:tblBorders>
+          <w:top w:val="single" w:sz="5" w:color="000000"/>
+          <w:left w:val="single" w:sz="5" w:color="000000"/>
+          <w:bottom w:val="single" w:sz="5" w:color="000000"/>
+          <w:right w:val="single" w:sz="5" w:color="000000"/>
+          <w:insideH w:val="single" w:sz="5" w:color="000000"/>
+          <w:insideV w:val="single" w:sz="5" w:color="000000"/>
+        </w:tblBorders>
+        <w:tblCellMar>
+          <w:top w:w="85" w:type="dxa"/>
+          <w:bottom w:w="85" w:type="dxa"/>
+          <w:left w:w="100" w:type="dxa"/>
+          <w:right w:w="100" w:type="dxa"/>
+        </w:tblCellMar>
+      </w:tblPr>
+      <w:tblGrid>
+        <w:gridCol w:w="4819"/>
+        <w:gridCol w:w="4819"/>
+      </w:tblGrid>
+      <w:tr>
+        <w:trPr>
+          <w:cantSplit/>
+          <w:tblHeader/>
+        </w:trPr>
+        <w:tc>
+          <w:tcPr>
+            <w:tcW w:type="dxa" w:w="4819"/>
+            <w:vAlign w:val="center"/>
+          </w:tcPr>
+          <w:p>
+            <w:pPr>
+              <w:spacing w:after="20" w:line="240" w:lineRule="auto"/>
+            </w:pPr>
+            <w:r>
+              <w:rPr>
+                <w:b/>
+                <w:sz w:val="21"/>
+                <w:color w:val="000000"/>
+              </w:rPr>
+              <w:t>ДАРИТЕЛЬ</w:t>
+            </w:r>
+          </w:p>
+        </w:tc>
+        <w:tc>
+          <w:tcPr>
+            <w:tcW w:type="dxa" w:w="4819"/>
+            <w:vAlign w:val="center"/>
+          </w:tcPr>
+          <w:p>
+            <w:pPr>
+              <w:spacing w:after="20" w:line="240" w:lineRule="auto"/>
+            </w:pPr>
+            <w:r>
+              <w:rPr>
+                <w:b/>
+                <w:sz w:val="21"/>
+                <w:color w:val="000000"/>
+              </w:rPr>
+              <w:t>ОДАРЯЕМЫЙ</w:t>
+            </w:r>
+          </w:p>
+        </w:tc>
+      </w:tr>
+      <w:tr>
+        <w:trPr>
+          <w:cantSplit/>
+        </w:trPr>
+        <w:tc>
+          <w:tcPr>
+            <w:tcW w:type="dxa" w:w="4819"/>
+            <w:vAlign w:val="center"/>
+          </w:tcPr>
+          <w:p>
+            <w:pPr>
+              <w:spacing w:after="20" w:line="240" w:lineRule="auto"/>
+            </w:pPr>
+            <w:r>
+              <w:rPr>
+                <w:b w:val="0"/>
+                <w:sz w:val="21"/>
+                <w:color w:val="000000"/>
+              </w:rPr>
+              <w:t>[Даритель]</w:t>
+            </w:r>
+          </w:p>
+        </w:tc>
+        <w:tc>
+          <w:tcPr>
+            <w:tcW w:type="dxa" w:w="4819"/>
+            <w:vAlign w:val="center"/>
+          </w:tcPr>
+          <w:p>
+            <w:pPr>
+              <w:spacing w:after="20" w:line="240" w:lineRule="auto"/>
+            </w:pPr>
+            <w:r>
+              <w:rPr>
+                <w:b w:val="0"/>
+                <w:sz w:val="21"/>
+                <w:color w:val="000000"/>
+              </w:rPr>
+              <w:t>[Одаряемый]</w:t>
+            </w:r>
+          </w:p>
+        </w:tc>
+      </w:tr>
+      <w:tr>
+        <w:trPr>
+          <w:cantSplit/>
+        </w:trPr>
+        <w:tc>
+          <w:tcPr>
+            <w:tcW w:type="dxa" w:w="4819"/>
+            <w:vAlign w:val="center"/>
+          </w:tcPr>
+          <w:p>
+            <w:pPr>
+              <w:spacing w:after="20" w:line="240" w:lineRule="auto"/>
+            </w:pPr>
+            <w:r>
+              <w:rPr>
+                <w:b w:val="0"/>
+                <w:sz w:val="21"/>
+                <w:color w:val="000000"/>
+              </w:rPr>
+              <w:t>[Реквизиты первой стороны]</w:t>
+            </w:r>
+          </w:p>
+        </w:tc>
+        <w:tc>
+          <w:tcPr>
+            <w:tcW w:type="dxa" w:w="4819"/>
+            <w:vAlign w:val="center"/>
+          </w:tcPr>
+          <w:p>
+            <w:pPr>
+              <w:spacing w:after="20" w:line="240" w:lineRule="auto"/>
+            </w:pPr>
+            <w:r>
+              <w:rPr>
+                <w:b w:val="0"/>
+                <w:sz w:val="21"/>
+                <w:color w:val="000000"/>
+              </w:rPr>
+              <w:t>[Реквизиты второй стороны]</w:t>
+            </w:r>
+          </w:p>
+        </w:tc>
+      </w:tr>
+      <w:tr>
+        <w:trPr>
+          <w:cantSplit/>
+        </w:trPr>
+        <w:tc>
+          <w:tcPr>
+            <w:tcW w:type="dxa" w:w="4819"/>
+            <w:vAlign w:val="center"/>
+          </w:tcPr>
+          <w:p>
+            <w:pPr>
+              <w:spacing w:after="20" w:line="240" w:lineRule="auto"/>
+            </w:pPr>
+            <w:r>
+              <w:rPr>
+                <w:b w:val="0"/>
+                <w:sz w:val="21"/>
+                <w:color w:val="000000"/>
+              </w:rPr>
+              <w:t>Подпись __________ / __________ /</w:t>
+            </w:r>
+          </w:p>
+        </w:tc>
+        <w:tc>
+          <w:tcPr>
+            <w:tcW w:type="dxa" w:w="4819"/>
+            <w:vAlign w:val="center"/>
+          </w:tcPr>
+          <w:p>
+            <w:pPr>
+              <w:spacing w:after="20" w:line="240" w:lineRule="auto"/>
+            </w:pPr>
+            <w:r>
+              <w:rPr>
+                <w:b w:val="0"/>
+                <w:sz w:val="21"/>
+                <w:color w:val="000000"/>
+              </w:rPr>
+              <w:t>Подпись __________ / __________ /</w:t>
+            </w:r>
+          </w:p>
+        </w:tc>
+      </w:tr>
+    </w:tbl>
     <w:sectPr>
       <w:footerReference w:type="default" r:id="rId9"/>
+      <w:headerReference w:type="default" r:id="rId10"/>
       <w:pgSz w:w="11906" w:h="16838"/>
-      <w:pgMar w:top="964" w:right="1134" w:bottom="964" w:left="1134" w:header="720" w:footer="720" w:gutter="0"/>
+      <w:pgMar w:top="1020" w:right="1020" w:bottom="1020" w:left="1247" w:header="720" w:footer="720" w:gutter="0"/>
       <w:cols w:space="720"/>
       <w:docGrid w:linePitch="360"/>
     </w:sectPr>
@@ -112,9 +692,26 @@
       <w:pStyle w:val="Footer"/>
       <w:jc w:val="center"/>
     </w:pPr>
+    <w:r>
+      <w:rPr>
+        <w:rFonts w:ascii="Times New Roman" w:hAnsi="Times New Roman"/>
+        <w:color w:val="000000"/>
+        <w:sz w:val="18"/>
+      </w:rPr>
+    </w:r>
     <w:fldSimple w:instr="PAGE"/>
   </w:p>
 </w:ftr>
+</file>
+
+<file path=word/header1.xml><?xml version="1.0" encoding="utf-8"?>
+<w:hdr xmlns:m="http://schemas.openxmlformats.org/officeDocument/2006/math" xmlns:mc="http://schemas.openxmlformats.org/markup-compatibility/2006" xmlns:mo="http://schemas.microsoft.com/office/mac/office/2008/main" xmlns:mv="urn:schemas-microsoft-com:mac:vml" xmlns:o="urn:schemas-microsoft-com:office:office" xmlns:r="http://schemas.openxmlformats.org/officeDocument/2006/relationships" xmlns:v="urn:schemas-microsoft-com:vml" xmlns:w10="urn:schemas-microsoft-com:office:word" xmlns:w14="http://schemas.microsoft.com/office/word/2010/wordml" xmlns:w="http://schemas.openxmlformats.org/wordprocessingml/2006/main" xmlns:wne="http://schemas.microsoft.com/office/word/2006/wordml" xmlns:wp14="http://schemas.microsoft.com/office/word/2010/wordprocessingDrawing" xmlns:wp="http://schemas.openxmlformats.org/drawingml/2006/wordprocessingDrawing" xmlns:wpc="http://schemas.microsoft.com/office/word/2010/wordprocessingCanvas" xmlns:wpg="http://schemas.microsoft.com/office/word/2010/wordprocessingGroup" xmlns:wpi="http://schemas.microsoft.com/office/word/2010/wordprocessingInk" xmlns:wps="http://schemas.microsoft.com/office/word/2010/wordprocessingShape" mc:Ignorable="w14 wp14">
+  <w:p>
+    <w:pPr>
+      <w:pStyle w:val="Header"/>
+    </w:pPr>
+  </w:p>
+</w:hdr>
 </file>
 
 <file path=word/numbering.xml><?xml version="1.0" encoding="utf-8"?>
@@ -481,7 +1078,7 @@
     <w:qFormat/>
     <w:rsid w:val="00FC693F"/>
     <w:pPr>
-      <w:spacing w:after="100" w:line="250" w:lineRule="auto"/>
+      <w:spacing w:after="100" w:line="254" w:lineRule="auto"/>
     </w:pPr>
     <w:rPr>
       <w:rFonts w:ascii="Times New Roman" w:hAnsi="Times New Roman" w:eastAsia="Times New Roman" w:cs="Times New Roman"/>
@@ -544,7 +1141,7 @@
     <w:pPr>
       <w:keepNext/>
       <w:keepLines/>
-      <w:spacing w:before="140" w:after="100" w:line="250" w:lineRule="auto"/>
+      <w:spacing w:before="180" w:after="100" w:line="254" w:lineRule="auto"/>
       <w:outlineLvl w:val="0"/>
     </w:pPr>
     <w:rPr>
@@ -552,7 +1149,7 @@
       <w:b/>
       <w:bCs/>
       <w:color w:val="000000"/>
-      <w:sz w:val="24"/>
+      <w:sz w:val="23"/>
       <w:szCs w:val="28"/>
     </w:rPr>
   </w:style>
@@ -568,15 +1165,15 @@
     <w:pPr>
       <w:keepNext/>
       <w:keepLines/>
-      <w:spacing w:before="200" w:after="0"/>
+      <w:spacing w:before="200" w:after="100" w:line="254" w:lineRule="auto"/>
       <w:outlineLvl w:val="1"/>
     </w:pPr>
     <w:rPr>
-      <w:rFonts w:asciiTheme="majorHAnsi" w:eastAsiaTheme="majorEastAsia" w:hAnsiTheme="majorHAnsi" w:cstheme="majorBidi"/>
+      <w:rFonts w:ascii="Times New Roman" w:hAnsi="Times New Roman" w:eastAsia="Times New Roman" w:cs="Times New Roman"/>
       <w:b/>
       <w:bCs/>
-      <w:color w:val="4F81BD" w:themeColor="accent1"/>
-      <w:sz w:val="26"/>
+      <w:color w:val="000000"/>
+      <w:sz w:val="22"/>
       <w:szCs w:val="26"/>
     </w:rPr>
   </w:style>
@@ -599,7 +1196,7 @@
       <w:rFonts w:asciiTheme="majorHAnsi" w:eastAsiaTheme="majorEastAsia" w:hAnsiTheme="majorHAnsi" w:cstheme="majorBidi"/>
       <w:b/>
       <w:bCs/>
-      <w:color w:val="4F81BD" w:themeColor="accent1"/>
+      <w:color w:val="000000"/>
     </w:rPr>
   </w:style>
   <w:style w:type="paragraph" w:styleId="Heading4">
@@ -624,7 +1221,7 @@
       <w:bCs/>
       <w:i/>
       <w:iCs/>
-      <w:color w:val="4F81BD" w:themeColor="accent1"/>
+      <w:color w:val="000000"/>
     </w:rPr>
   </w:style>
   <w:style w:type="paragraph" w:styleId="Heading5">
@@ -645,7 +1242,7 @@
     </w:pPr>
     <w:rPr>
       <w:rFonts w:asciiTheme="majorHAnsi" w:eastAsiaTheme="majorEastAsia" w:hAnsiTheme="majorHAnsi" w:cstheme="majorBidi"/>
-      <w:color w:val="243F60" w:themeColor="accent1" w:themeShade="7F"/>
+      <w:color w:val="000000"/>
     </w:rPr>
   </w:style>
   <w:style w:type="paragraph" w:styleId="Heading6">
@@ -668,7 +1265,7 @@
       <w:rFonts w:asciiTheme="majorHAnsi" w:eastAsiaTheme="majorEastAsia" w:hAnsiTheme="majorHAnsi" w:cstheme="majorBidi"/>
       <w:i/>
       <w:iCs/>
-      <w:color w:val="243F60" w:themeColor="accent1" w:themeShade="7F"/>
+      <w:color w:val="000000"/>
     </w:rPr>
   </w:style>
   <w:style w:type="paragraph" w:styleId="Heading7">
@@ -691,7 +1288,7 @@
       <w:rFonts w:asciiTheme="majorHAnsi" w:eastAsiaTheme="majorEastAsia" w:hAnsiTheme="majorHAnsi" w:cstheme="majorBidi"/>
       <w:i/>
       <w:iCs/>
-      <w:color w:val="404040" w:themeColor="text1" w:themeTint="BF"/>
+      <w:color w:val="000000"/>
     </w:rPr>
   </w:style>
   <w:style w:type="paragraph" w:styleId="Heading8">
@@ -712,7 +1309,7 @@
     </w:pPr>
     <w:rPr>
       <w:rFonts w:asciiTheme="majorHAnsi" w:eastAsiaTheme="majorEastAsia" w:hAnsiTheme="majorHAnsi" w:cstheme="majorBidi"/>
-      <w:color w:val="4F81BD" w:themeColor="accent1"/>
+      <w:color w:val="000000"/>
       <w:sz w:val="20"/>
       <w:szCs w:val="20"/>
     </w:rPr>
@@ -737,7 +1334,7 @@
       <w:rFonts w:asciiTheme="majorHAnsi" w:eastAsiaTheme="majorEastAsia" w:hAnsiTheme="majorHAnsi" w:cstheme="majorBidi"/>
       <w:i/>
       <w:iCs/>
-      <w:color w:val="404040" w:themeColor="text1" w:themeTint="BF"/>
+      <w:color w:val="000000"/>
       <w:sz w:val="20"/>
       <w:szCs w:val="20"/>
     </w:rPr>
@@ -788,7 +1385,7 @@
       <w:rFonts w:asciiTheme="majorHAnsi" w:eastAsiaTheme="majorEastAsia" w:hAnsiTheme="majorHAnsi" w:cstheme="majorBidi"/>
       <w:b/>
       <w:bCs/>
-      <w:color w:val="365F91" w:themeColor="accent1" w:themeShade="BF"/>
+      <w:color w:val="000000"/>
       <w:sz w:val="28"/>
       <w:szCs w:val="28"/>
     </w:rPr>
@@ -803,7 +1400,7 @@
       <w:rFonts w:asciiTheme="majorHAnsi" w:eastAsiaTheme="majorEastAsia" w:hAnsiTheme="majorHAnsi" w:cstheme="majorBidi"/>
       <w:b/>
       <w:bCs/>
-      <w:color w:val="4F81BD" w:themeColor="accent1"/>
+      <w:color w:val="000000"/>
       <w:sz w:val="26"/>
       <w:szCs w:val="26"/>
     </w:rPr>
@@ -818,7 +1415,7 @@
       <w:rFonts w:asciiTheme="majorHAnsi" w:eastAsiaTheme="majorEastAsia" w:hAnsiTheme="majorHAnsi" w:cstheme="majorBidi"/>
       <w:b/>
       <w:bCs/>
-      <w:color w:val="4F81BD" w:themeColor="accent1"/>
+      <w:color w:val="000000"/>
     </w:rPr>
   </w:style>
   <w:style w:type="paragraph" w:styleId="Title">
@@ -830,7 +1427,7 @@
     <w:qFormat/>
     <w:rsid w:val="00FC693F"/>
     <w:pPr>
-      <w:spacing w:after="100" w:line="250" w:lineRule="auto"/>
+      <w:spacing w:after="200" w:line="254" w:lineRule="auto"/>
       <w:contextualSpacing/>
     </w:pPr>
     <w:rPr>
@@ -839,7 +1436,7 @@
       <w:color w:val="000000"/>
       <w:spacing w:val="5"/>
       <w:kern w:val="28"/>
-      <w:sz w:val="32"/>
+      <w:sz w:val="28"/>
       <w:szCs w:val="52"/>
     </w:rPr>
   </w:style>
@@ -851,7 +1448,7 @@
     <w:rsid w:val="00FC693F"/>
     <w:rPr>
       <w:rFonts w:asciiTheme="majorHAnsi" w:eastAsiaTheme="majorEastAsia" w:hAnsiTheme="majorHAnsi" w:cstheme="majorBidi"/>
-      <w:color w:val="17365D" w:themeColor="text2" w:themeShade="BF"/>
+      <w:color w:val="000000"/>
       <w:spacing w:val="5"/>
       <w:kern w:val="28"/>
       <w:sz w:val="52"/>
@@ -875,7 +1472,7 @@
       <w:rFonts w:asciiTheme="majorHAnsi" w:eastAsiaTheme="majorEastAsia" w:hAnsiTheme="majorHAnsi" w:cstheme="majorBidi"/>
       <w:i/>
       <w:iCs/>
-      <w:color w:val="4F81BD" w:themeColor="accent1"/>
+      <w:color w:val="000000"/>
       <w:spacing w:val="15"/>
       <w:sz w:val="24"/>
       <w:szCs w:val="24"/>
@@ -891,7 +1488,7 @@
       <w:rFonts w:asciiTheme="majorHAnsi" w:eastAsiaTheme="majorEastAsia" w:hAnsiTheme="majorHAnsi" w:cstheme="majorBidi"/>
       <w:i/>
       <w:iCs/>
-      <w:color w:val="4F81BD" w:themeColor="accent1"/>
+      <w:color w:val="000000"/>
       <w:spacing w:val="15"/>
       <w:sz w:val="24"/>
       <w:szCs w:val="24"/>
@@ -1163,7 +1760,7 @@
     <w:rPr>
       <w:i/>
       <w:iCs/>
-      <w:color w:val="000000" w:themeColor="text1"/>
+      <w:color w:val="000000"/>
     </w:rPr>
   </w:style>
   <w:style w:type="character" w:customStyle="1" w:styleId="QuoteChar">
@@ -1175,7 +1772,7 @@
     <w:rPr>
       <w:i/>
       <w:iCs/>
-      <w:color w:val="000000" w:themeColor="text1"/>
+      <w:color w:val="000000"/>
     </w:rPr>
   </w:style>
   <w:style w:type="character" w:customStyle="1" w:styleId="Heading4Char">
@@ -1191,7 +1788,7 @@
       <w:bCs/>
       <w:i/>
       <w:iCs/>
-      <w:color w:val="4F81BD" w:themeColor="accent1"/>
+      <w:color w:val="000000"/>
     </w:rPr>
   </w:style>
   <w:style w:type="character" w:customStyle="1" w:styleId="Heading5Char">
@@ -1203,7 +1800,7 @@
     <w:rsid w:val="00FC693F"/>
     <w:rPr>
       <w:rFonts w:asciiTheme="majorHAnsi" w:eastAsiaTheme="majorEastAsia" w:hAnsiTheme="majorHAnsi" w:cstheme="majorBidi"/>
-      <w:color w:val="243F60" w:themeColor="accent1" w:themeShade="7F"/>
+      <w:color w:val="000000"/>
     </w:rPr>
   </w:style>
   <w:style w:type="character" w:customStyle="1" w:styleId="Heading6Char">
@@ -1217,7 +1814,7 @@
       <w:rFonts w:asciiTheme="majorHAnsi" w:eastAsiaTheme="majorEastAsia" w:hAnsiTheme="majorHAnsi" w:cstheme="majorBidi"/>
       <w:i/>
       <w:iCs/>
-      <w:color w:val="243F60" w:themeColor="accent1" w:themeShade="7F"/>
+      <w:color w:val="000000"/>
     </w:rPr>
   </w:style>
   <w:style w:type="character" w:customStyle="1" w:styleId="Heading7Char">
@@ -1231,7 +1828,7 @@
       <w:rFonts w:asciiTheme="majorHAnsi" w:eastAsiaTheme="majorEastAsia" w:hAnsiTheme="majorHAnsi" w:cstheme="majorBidi"/>
       <w:i/>
       <w:iCs/>
-      <w:color w:val="404040" w:themeColor="text1" w:themeTint="BF"/>
+      <w:color w:val="000000"/>
     </w:rPr>
   </w:style>
   <w:style w:type="character" w:customStyle="1" w:styleId="Heading8Char">
@@ -1243,7 +1840,7 @@
     <w:rsid w:val="00FC693F"/>
     <w:rPr>
       <w:rFonts w:asciiTheme="majorHAnsi" w:eastAsiaTheme="majorEastAsia" w:hAnsiTheme="majorHAnsi" w:cstheme="majorBidi"/>
-      <w:color w:val="4F81BD" w:themeColor="accent1"/>
+      <w:color w:val="000000"/>
       <w:sz w:val="20"/>
       <w:szCs w:val="20"/>
     </w:rPr>
@@ -1259,7 +1856,7 @@
       <w:rFonts w:asciiTheme="majorHAnsi" w:eastAsiaTheme="majorEastAsia" w:hAnsiTheme="majorHAnsi" w:cstheme="majorBidi"/>
       <w:i/>
       <w:iCs/>
-      <w:color w:val="404040" w:themeColor="text1" w:themeTint="BF"/>
+      <w:color w:val="000000"/>
       <w:sz w:val="20"/>
       <w:szCs w:val="20"/>
     </w:rPr>
@@ -1279,7 +1876,7 @@
     <w:rPr>
       <w:b/>
       <w:bCs/>
-      <w:color w:val="4F81BD" w:themeColor="accent1"/>
+      <w:color w:val="000000"/>
       <w:sz w:val="18"/>
       <w:szCs w:val="18"/>
     </w:rPr>
@@ -1323,7 +1920,7 @@
       <w:bCs/>
       <w:i/>
       <w:iCs/>
-      <w:color w:val="4F81BD" w:themeColor="accent1"/>
+      <w:color w:val="000000"/>
     </w:rPr>
   </w:style>
   <w:style w:type="character" w:customStyle="1" w:styleId="IntenseQuoteChar">
@@ -1337,7 +1934,7 @@
       <w:bCs/>
       <w:i/>
       <w:iCs/>
-      <w:color w:val="4F81BD" w:themeColor="accent1"/>
+      <w:color w:val="000000"/>
     </w:rPr>
   </w:style>
   <w:style w:type="character" w:styleId="SubtleEmphasis">
@@ -1349,7 +1946,7 @@
     <w:rPr>
       <w:i/>
       <w:iCs/>
-      <w:color w:val="808080" w:themeColor="text1" w:themeTint="7F"/>
+      <w:color w:val="000000"/>
     </w:rPr>
   </w:style>
   <w:style w:type="character" w:styleId="IntenseEmphasis">
@@ -1363,7 +1960,7 @@
       <w:bCs/>
       <w:i/>
       <w:iCs/>
-      <w:color w:val="4F81BD" w:themeColor="accent1"/>
+      <w:color w:val="000000"/>
     </w:rPr>
   </w:style>
   <w:style w:type="character" w:styleId="SubtleReference">
@@ -1374,7 +1971,7 @@
     <w:rsid w:val="00FC693F"/>
     <w:rPr>
       <w:smallCaps/>
-      <w:color w:val="C0504D" w:themeColor="accent2"/>
+      <w:color w:val="000000"/>
       <w:u w:val="single"/>
     </w:rPr>
   </w:style>
@@ -1388,7 +1985,7 @@
       <w:b/>
       <w:bCs/>
       <w:smallCaps/>
-      <w:color w:val="C0504D" w:themeColor="accent2"/>
+      <w:color w:val="000000"/>
       <w:spacing w:val="5"/>
       <w:u w:val="single"/>
     </w:rPr>
@@ -1454,7 +2051,7 @@
       <w:spacing w:after="0" w:line="240" w:lineRule="auto"/>
     </w:pPr>
     <w:rPr>
-      <w:color w:val="000000" w:themeColor="text1" w:themeShade="BF"/>
+      <w:color w:val="000000"/>
     </w:rPr>
     <w:tblPr>
       <w:tblStyleRowBandSize w:val="1"/>
@@ -1557,7 +2154,7 @@
       <w:spacing w:after="0" w:line="240" w:lineRule="auto"/>
     </w:pPr>
     <w:rPr>
-      <w:color w:val="365F91" w:themeColor="accent1" w:themeShade="BF"/>
+      <w:color w:val="000000"/>
     </w:rPr>
     <w:tblPr>
       <w:tblStyleRowBandSize w:val="1"/>
@@ -1660,7 +2257,7 @@
       <w:spacing w:after="0" w:line="240" w:lineRule="auto"/>
     </w:pPr>
     <w:rPr>
-      <w:color w:val="943634" w:themeColor="accent2" w:themeShade="BF"/>
+      <w:color w:val="000000"/>
     </w:rPr>
     <w:tblPr>
       <w:tblStyleRowBandSize w:val="1"/>
@@ -1763,7 +2360,7 @@
       <w:spacing w:after="0" w:line="240" w:lineRule="auto"/>
     </w:pPr>
     <w:rPr>
-      <w:color w:val="76923C" w:themeColor="accent3" w:themeShade="BF"/>
+      <w:color w:val="000000"/>
     </w:rPr>
     <w:tblPr>
       <w:tblStyleRowBandSize w:val="1"/>
@@ -1866,7 +2463,7 @@
       <w:spacing w:after="0" w:line="240" w:lineRule="auto"/>
     </w:pPr>
     <w:rPr>
-      <w:color w:val="5F497A" w:themeColor="accent4" w:themeShade="BF"/>
+      <w:color w:val="000000"/>
     </w:rPr>
     <w:tblPr>
       <w:tblStyleRowBandSize w:val="1"/>
@@ -1969,7 +2566,7 @@
       <w:spacing w:after="0" w:line="240" w:lineRule="auto"/>
     </w:pPr>
     <w:rPr>
-      <w:color w:val="31849B" w:themeColor="accent5" w:themeShade="BF"/>
+      <w:color w:val="000000"/>
     </w:rPr>
     <w:tblPr>
       <w:tblStyleRowBandSize w:val="1"/>
@@ -2072,7 +2669,7 @@
       <w:spacing w:after="0" w:line="240" w:lineRule="auto"/>
     </w:pPr>
     <w:rPr>
-      <w:color w:val="E36C0A" w:themeColor="accent6" w:themeShade="BF"/>
+      <w:color w:val="000000"/>
     </w:rPr>
     <w:tblPr>
       <w:tblStyleRowBandSize w:val="1"/>
@@ -2198,7 +2795,7 @@
       <w:rPr>
         <w:b/>
         <w:bCs/>
-        <w:color w:val="FFFFFF" w:themeColor="background1"/>
+        <w:color w:val="000000"/>
       </w:rPr>
       <w:tblPr/>
       <w:tcPr>
@@ -2290,7 +2887,7 @@
       <w:rPr>
         <w:b/>
         <w:bCs/>
-        <w:color w:val="FFFFFF" w:themeColor="background1"/>
+        <w:color w:val="000000"/>
       </w:rPr>
       <w:tblPr/>
       <w:tcPr>
@@ -2382,7 +2979,7 @@
       <w:rPr>
         <w:b/>
         <w:bCs/>
-        <w:color w:val="FFFFFF" w:themeColor="background1"/>
+        <w:color w:val="000000"/>
       </w:rPr>
       <w:tblPr/>
       <w:tcPr>
@@ -2474,7 +3071,7 @@
       <w:rPr>
         <w:b/>
         <w:bCs/>
-        <w:color w:val="FFFFFF" w:themeColor="background1"/>
+        <w:color w:val="000000"/>
       </w:rPr>
       <w:tblPr/>
       <w:tcPr>
@@ -2566,7 +3163,7 @@
       <w:rPr>
         <w:b/>
         <w:bCs/>
-        <w:color w:val="FFFFFF" w:themeColor="background1"/>
+        <w:color w:val="000000"/>
       </w:rPr>
       <w:tblPr/>
       <w:tcPr>
@@ -2658,7 +3255,7 @@
       <w:rPr>
         <w:b/>
         <w:bCs/>
-        <w:color w:val="FFFFFF" w:themeColor="background1"/>
+        <w:color w:val="000000"/>
       </w:rPr>
       <w:tblPr/>
       <w:tcPr>
@@ -2750,7 +3347,7 @@
       <w:rPr>
         <w:b/>
         <w:bCs/>
-        <w:color w:val="FFFFFF" w:themeColor="background1"/>
+        <w:color w:val="000000"/>
       </w:rPr>
       <w:tblPr/>
       <w:tcPr>
@@ -3753,7 +4350,7 @@
       <w:rPr>
         <w:b/>
         <w:bCs/>
-        <w:color w:val="FFFFFF" w:themeColor="background1"/>
+        <w:color w:val="000000"/>
       </w:rPr>
       <w:tblPr/>
       <w:tcPr>
@@ -3859,7 +4456,7 @@
       <w:rPr>
         <w:b/>
         <w:bCs/>
-        <w:color w:val="FFFFFF" w:themeColor="background1"/>
+        <w:color w:val="000000"/>
       </w:rPr>
       <w:tblPr/>
       <w:tcPr>
@@ -3965,7 +4562,7 @@
       <w:rPr>
         <w:b/>
         <w:bCs/>
-        <w:color w:val="FFFFFF" w:themeColor="background1"/>
+        <w:color w:val="000000"/>
       </w:rPr>
       <w:tblPr/>
       <w:tcPr>
@@ -4071,7 +4668,7 @@
       <w:rPr>
         <w:b/>
         <w:bCs/>
-        <w:color w:val="FFFFFF" w:themeColor="background1"/>
+        <w:color w:val="000000"/>
       </w:rPr>
       <w:tblPr/>
       <w:tcPr>
@@ -4177,7 +4774,7 @@
       <w:rPr>
         <w:b/>
         <w:bCs/>
-        <w:color w:val="FFFFFF" w:themeColor="background1"/>
+        <w:color w:val="000000"/>
       </w:rPr>
       <w:tblPr/>
       <w:tcPr>
@@ -4283,7 +4880,7 @@
       <w:rPr>
         <w:b/>
         <w:bCs/>
-        <w:color w:val="FFFFFF" w:themeColor="background1"/>
+        <w:color w:val="000000"/>
       </w:rPr>
       <w:tblPr/>
       <w:tcPr>
@@ -4389,7 +4986,7 @@
       <w:rPr>
         <w:b/>
         <w:bCs/>
-        <w:color w:val="FFFFFF" w:themeColor="background1"/>
+        <w:color w:val="000000"/>
       </w:rPr>
       <w:tblPr/>
       <w:tcPr>
@@ -4492,7 +5089,7 @@
       <w:rPr>
         <w:b/>
         <w:bCs/>
-        <w:color w:val="FFFFFF" w:themeColor="background1"/>
+        <w:color w:val="000000"/>
       </w:rPr>
       <w:tblPr/>
       <w:tcPr>
@@ -4512,7 +5109,7 @@
         <w:spacing w:before="0" w:after="0" w:line="240" w:lineRule="auto"/>
       </w:pPr>
       <w:rPr>
-        <w:color w:val="auto"/>
+        <w:color w:val="000000"/>
       </w:rPr>
       <w:tblPr/>
       <w:tcPr>
@@ -4531,7 +5128,7 @@
       <w:rPr>
         <w:b/>
         <w:bCs/>
-        <w:color w:val="FFFFFF" w:themeColor="background1"/>
+        <w:color w:val="000000"/>
       </w:rPr>
       <w:tblPr/>
       <w:tcPr>
@@ -4550,7 +5147,7 @@
       <w:rPr>
         <w:b/>
         <w:bCs/>
-        <w:color w:val="FFFFFF" w:themeColor="background1"/>
+        <w:color w:val="000000"/>
       </w:rPr>
       <w:tblPr/>
       <w:tcPr>
@@ -4596,7 +5193,7 @@
     </w:tblStylePr>
     <w:tblStylePr w:type="nwCell">
       <w:rPr>
-        <w:color w:val="FFFFFF" w:themeColor="background1"/>
+        <w:color w:val="000000"/>
       </w:rPr>
       <w:tblPr/>
       <w:tcPr>
@@ -4641,7 +5238,7 @@
       <w:rPr>
         <w:b/>
         <w:bCs/>
-        <w:color w:val="FFFFFF" w:themeColor="background1"/>
+        <w:color w:val="000000"/>
       </w:rPr>
       <w:tblPr/>
       <w:tcPr>
@@ -4661,7 +5258,7 @@
         <w:spacing w:before="0" w:after="0" w:line="240" w:lineRule="auto"/>
       </w:pPr>
       <w:rPr>
-        <w:color w:val="auto"/>
+        <w:color w:val="000000"/>
       </w:rPr>
       <w:tblPr/>
       <w:tcPr>
@@ -4680,7 +5277,7 @@
       <w:rPr>
         <w:b/>
         <w:bCs/>
-        <w:color w:val="FFFFFF" w:themeColor="background1"/>
+        <w:color w:val="000000"/>
       </w:rPr>
       <w:tblPr/>
       <w:tcPr>
@@ -4699,7 +5296,7 @@
       <w:rPr>
         <w:b/>
         <w:bCs/>
-        <w:color w:val="FFFFFF" w:themeColor="background1"/>
+        <w:color w:val="000000"/>
       </w:rPr>
       <w:tblPr/>
       <w:tcPr>
@@ -4745,7 +5342,7 @@
     </w:tblStylePr>
     <w:tblStylePr w:type="nwCell">
       <w:rPr>
-        <w:color w:val="FFFFFF" w:themeColor="background1"/>
+        <w:color w:val="000000"/>
       </w:rPr>
       <w:tblPr/>
       <w:tcPr>
@@ -4790,7 +5387,7 @@
       <w:rPr>
         <w:b/>
         <w:bCs/>
-        <w:color w:val="FFFFFF" w:themeColor="background1"/>
+        <w:color w:val="000000"/>
       </w:rPr>
       <w:tblPr/>
       <w:tcPr>
@@ -4810,7 +5407,7 @@
         <w:spacing w:before="0" w:after="0" w:line="240" w:lineRule="auto"/>
       </w:pPr>
       <w:rPr>
-        <w:color w:val="auto"/>
+        <w:color w:val="000000"/>
       </w:rPr>
       <w:tblPr/>
       <w:tcPr>
@@ -4829,7 +5426,7 @@
       <w:rPr>
         <w:b/>
         <w:bCs/>
-        <w:color w:val="FFFFFF" w:themeColor="background1"/>
+        <w:color w:val="000000"/>
       </w:rPr>
       <w:tblPr/>
       <w:tcPr>
@@ -4848,7 +5445,7 @@
       <w:rPr>
         <w:b/>
         <w:bCs/>
-        <w:color w:val="FFFFFF" w:themeColor="background1"/>
+        <w:color w:val="000000"/>
       </w:rPr>
       <w:tblPr/>
       <w:tcPr>
@@ -4894,7 +5491,7 @@
     </w:tblStylePr>
     <w:tblStylePr w:type="nwCell">
       <w:rPr>
-        <w:color w:val="FFFFFF" w:themeColor="background1"/>
+        <w:color w:val="000000"/>
       </w:rPr>
       <w:tblPr/>
       <w:tcPr>
@@ -4939,7 +5536,7 @@
       <w:rPr>
         <w:b/>
         <w:bCs/>
-        <w:color w:val="FFFFFF" w:themeColor="background1"/>
+        <w:color w:val="000000"/>
       </w:rPr>
       <w:tblPr/>
       <w:tcPr>
@@ -4959,7 +5556,7 @@
         <w:spacing w:before="0" w:after="0" w:line="240" w:lineRule="auto"/>
       </w:pPr>
       <w:rPr>
-        <w:color w:val="auto"/>
+        <w:color w:val="000000"/>
       </w:rPr>
       <w:tblPr/>
       <w:tcPr>
@@ -4978,7 +5575,7 @@
       <w:rPr>
         <w:b/>
         <w:bCs/>
-        <w:color w:val="FFFFFF" w:themeColor="background1"/>
+        <w:color w:val="000000"/>
       </w:rPr>
       <w:tblPr/>
       <w:tcPr>
@@ -4997,7 +5594,7 @@
       <w:rPr>
         <w:b/>
         <w:bCs/>
-        <w:color w:val="FFFFFF" w:themeColor="background1"/>
+        <w:color w:val="000000"/>
       </w:rPr>
       <w:tblPr/>
       <w:tcPr>
@@ -5043,7 +5640,7 @@
     </w:tblStylePr>
     <w:tblStylePr w:type="nwCell">
       <w:rPr>
-        <w:color w:val="FFFFFF" w:themeColor="background1"/>
+        <w:color w:val="000000"/>
       </w:rPr>
       <w:tblPr/>
       <w:tcPr>
@@ -5088,7 +5685,7 @@
       <w:rPr>
         <w:b/>
         <w:bCs/>
-        <w:color w:val="FFFFFF" w:themeColor="background1"/>
+        <w:color w:val="000000"/>
       </w:rPr>
       <w:tblPr/>
       <w:tcPr>
@@ -5108,7 +5705,7 @@
         <w:spacing w:before="0" w:after="0" w:line="240" w:lineRule="auto"/>
       </w:pPr>
       <w:rPr>
-        <w:color w:val="auto"/>
+        <w:color w:val="000000"/>
       </w:rPr>
       <w:tblPr/>
       <w:tcPr>
@@ -5127,7 +5724,7 @@
       <w:rPr>
         <w:b/>
         <w:bCs/>
-        <w:color w:val="FFFFFF" w:themeColor="background1"/>
+        <w:color w:val="000000"/>
       </w:rPr>
       <w:tblPr/>
       <w:tcPr>
@@ -5146,7 +5743,7 @@
       <w:rPr>
         <w:b/>
         <w:bCs/>
-        <w:color w:val="FFFFFF" w:themeColor="background1"/>
+        <w:color w:val="000000"/>
       </w:rPr>
       <w:tblPr/>
       <w:tcPr>
@@ -5192,7 +5789,7 @@
     </w:tblStylePr>
     <w:tblStylePr w:type="nwCell">
       <w:rPr>
-        <w:color w:val="FFFFFF" w:themeColor="background1"/>
+        <w:color w:val="000000"/>
       </w:rPr>
       <w:tblPr/>
       <w:tcPr>
@@ -5237,7 +5834,7 @@
       <w:rPr>
         <w:b/>
         <w:bCs/>
-        <w:color w:val="FFFFFF" w:themeColor="background1"/>
+        <w:color w:val="000000"/>
       </w:rPr>
       <w:tblPr/>
       <w:tcPr>
@@ -5257,7 +5854,7 @@
         <w:spacing w:before="0" w:after="0" w:line="240" w:lineRule="auto"/>
       </w:pPr>
       <w:rPr>
-        <w:color w:val="auto"/>
+        <w:color w:val="000000"/>
       </w:rPr>
       <w:tblPr/>
       <w:tcPr>
@@ -5276,7 +5873,7 @@
       <w:rPr>
         <w:b/>
         <w:bCs/>
-        <w:color w:val="FFFFFF" w:themeColor="background1"/>
+        <w:color w:val="000000"/>
       </w:rPr>
       <w:tblPr/>
       <w:tcPr>
@@ -5295,7 +5892,7 @@
       <w:rPr>
         <w:b/>
         <w:bCs/>
-        <w:color w:val="FFFFFF" w:themeColor="background1"/>
+        <w:color w:val="000000"/>
       </w:rPr>
       <w:tblPr/>
       <w:tcPr>
@@ -5341,7 +5938,7 @@
     </w:tblStylePr>
     <w:tblStylePr w:type="nwCell">
       <w:rPr>
-        <w:color w:val="FFFFFF" w:themeColor="background1"/>
+        <w:color w:val="000000"/>
       </w:rPr>
       <w:tblPr/>
       <w:tcPr>
@@ -5386,7 +5983,7 @@
       <w:rPr>
         <w:b/>
         <w:bCs/>
-        <w:color w:val="FFFFFF" w:themeColor="background1"/>
+        <w:color w:val="000000"/>
       </w:rPr>
       <w:tblPr/>
       <w:tcPr>
@@ -5406,7 +6003,7 @@
         <w:spacing w:before="0" w:after="0" w:line="240" w:lineRule="auto"/>
       </w:pPr>
       <w:rPr>
-        <w:color w:val="auto"/>
+        <w:color w:val="000000"/>
       </w:rPr>
       <w:tblPr/>
       <w:tcPr>
@@ -5425,7 +6022,7 @@
       <w:rPr>
         <w:b/>
         <w:bCs/>
-        <w:color w:val="FFFFFF" w:themeColor="background1"/>
+        <w:color w:val="000000"/>
       </w:rPr>
       <w:tblPr/>
       <w:tcPr>
@@ -5444,7 +6041,7 @@
       <w:rPr>
         <w:b/>
         <w:bCs/>
-        <w:color w:val="FFFFFF" w:themeColor="background1"/>
+        <w:color w:val="000000"/>
       </w:rPr>
       <w:tblPr/>
       <w:tcPr>
@@ -5490,7 +6087,7 @@
     </w:tblStylePr>
     <w:tblStylePr w:type="nwCell">
       <w:rPr>
-        <w:color w:val="FFFFFF" w:themeColor="background1"/>
+        <w:color w:val="000000"/>
       </w:rPr>
       <w:tblPr/>
       <w:tcPr>
@@ -5514,7 +6111,7 @@
       <w:spacing w:after="0" w:line="240" w:lineRule="auto"/>
     </w:pPr>
     <w:rPr>
-      <w:color w:val="000000" w:themeColor="text1"/>
+      <w:color w:val="000000"/>
     </w:rPr>
     <w:tblPr>
       <w:tblStyleRowBandSize w:val="1"/>
@@ -5547,7 +6144,7 @@
       <w:rPr>
         <w:b/>
         <w:bCs/>
-        <w:color w:val="1F497D" w:themeColor="text2"/>
+        <w:color w:val="000000"/>
       </w:rPr>
       <w:tblPr/>
       <w:tcPr>
@@ -5598,7 +6195,7 @@
       <w:spacing w:after="0" w:line="240" w:lineRule="auto"/>
     </w:pPr>
     <w:rPr>
-      <w:color w:val="000000" w:themeColor="text1"/>
+      <w:color w:val="000000"/>
     </w:rPr>
     <w:tblPr>
       <w:tblStyleRowBandSize w:val="1"/>
@@ -5631,7 +6228,7 @@
       <w:rPr>
         <w:b/>
         <w:bCs/>
-        <w:color w:val="1F497D" w:themeColor="text2"/>
+        <w:color w:val="000000"/>
       </w:rPr>
       <w:tblPr/>
       <w:tcPr>
@@ -5682,7 +6279,7 @@
       <w:spacing w:after="0" w:line="240" w:lineRule="auto"/>
     </w:pPr>
     <w:rPr>
-      <w:color w:val="000000" w:themeColor="text1"/>
+      <w:color w:val="000000"/>
     </w:rPr>
     <w:tblPr>
       <w:tblStyleRowBandSize w:val="1"/>
@@ -5715,7 +6312,7 @@
       <w:rPr>
         <w:b/>
         <w:bCs/>
-        <w:color w:val="1F497D" w:themeColor="text2"/>
+        <w:color w:val="000000"/>
       </w:rPr>
       <w:tblPr/>
       <w:tcPr>
@@ -5766,7 +6363,7 @@
       <w:spacing w:after="0" w:line="240" w:lineRule="auto"/>
     </w:pPr>
     <w:rPr>
-      <w:color w:val="000000" w:themeColor="text1"/>
+      <w:color w:val="000000"/>
     </w:rPr>
     <w:tblPr>
       <w:tblStyleRowBandSize w:val="1"/>
@@ -5799,7 +6396,7 @@
       <w:rPr>
         <w:b/>
         <w:bCs/>
-        <w:color w:val="1F497D" w:themeColor="text2"/>
+        <w:color w:val="000000"/>
       </w:rPr>
       <w:tblPr/>
       <w:tcPr>
@@ -5850,7 +6447,7 @@
       <w:spacing w:after="0" w:line="240" w:lineRule="auto"/>
     </w:pPr>
     <w:rPr>
-      <w:color w:val="000000" w:themeColor="text1"/>
+      <w:color w:val="000000"/>
     </w:rPr>
     <w:tblPr>
       <w:tblStyleRowBandSize w:val="1"/>
@@ -5883,7 +6480,7 @@
       <w:rPr>
         <w:b/>
         <w:bCs/>
-        <w:color w:val="1F497D" w:themeColor="text2"/>
+        <w:color w:val="000000"/>
       </w:rPr>
       <w:tblPr/>
       <w:tcPr>
@@ -5934,7 +6531,7 @@
       <w:spacing w:after="0" w:line="240" w:lineRule="auto"/>
     </w:pPr>
     <w:rPr>
-      <w:color w:val="000000" w:themeColor="text1"/>
+      <w:color w:val="000000"/>
     </w:rPr>
     <w:tblPr>
       <w:tblStyleRowBandSize w:val="1"/>
@@ -5967,7 +6564,7 @@
       <w:rPr>
         <w:b/>
         <w:bCs/>
-        <w:color w:val="1F497D" w:themeColor="text2"/>
+        <w:color w:val="000000"/>
       </w:rPr>
       <w:tblPr/>
       <w:tcPr>
@@ -6018,7 +6615,7 @@
       <w:spacing w:after="0" w:line="240" w:lineRule="auto"/>
     </w:pPr>
     <w:rPr>
-      <w:color w:val="000000" w:themeColor="text1"/>
+      <w:color w:val="000000"/>
     </w:rPr>
     <w:tblPr>
       <w:tblStyleRowBandSize w:val="1"/>
@@ -6051,7 +6648,7 @@
       <w:rPr>
         <w:b/>
         <w:bCs/>
-        <w:color w:val="1F497D" w:themeColor="text2"/>
+        <w:color w:val="000000"/>
       </w:rPr>
       <w:tblPr/>
       <w:tcPr>
@@ -6103,7 +6700,7 @@
     </w:pPr>
     <w:rPr>
       <w:rFonts w:asciiTheme="majorHAnsi" w:eastAsiaTheme="majorEastAsia" w:hAnsiTheme="majorHAnsi" w:cstheme="majorBidi"/>
-      <w:color w:val="000000" w:themeColor="text1"/>
+      <w:color w:val="000000"/>
     </w:rPr>
     <w:tblPr>
       <w:tblStyleRowBandSize w:val="1"/>
@@ -6231,7 +6828,7 @@
     </w:pPr>
     <w:rPr>
       <w:rFonts w:asciiTheme="majorHAnsi" w:eastAsiaTheme="majorEastAsia" w:hAnsiTheme="majorHAnsi" w:cstheme="majorBidi"/>
-      <w:color w:val="000000" w:themeColor="text1"/>
+      <w:color w:val="000000"/>
     </w:rPr>
     <w:tblPr>
       <w:tblStyleRowBandSize w:val="1"/>
@@ -6359,7 +6956,7 @@
     </w:pPr>
     <w:rPr>
       <w:rFonts w:asciiTheme="majorHAnsi" w:eastAsiaTheme="majorEastAsia" w:hAnsiTheme="majorHAnsi" w:cstheme="majorBidi"/>
-      <w:color w:val="000000" w:themeColor="text1"/>
+      <w:color w:val="000000"/>
     </w:rPr>
     <w:tblPr>
       <w:tblStyleRowBandSize w:val="1"/>
@@ -6487,7 +7084,7 @@
     </w:pPr>
     <w:rPr>
       <w:rFonts w:asciiTheme="majorHAnsi" w:eastAsiaTheme="majorEastAsia" w:hAnsiTheme="majorHAnsi" w:cstheme="majorBidi"/>
-      <w:color w:val="000000" w:themeColor="text1"/>
+      <w:color w:val="000000"/>
     </w:rPr>
     <w:tblPr>
       <w:tblStyleRowBandSize w:val="1"/>
@@ -6615,7 +7212,7 @@
     </w:pPr>
     <w:rPr>
       <w:rFonts w:asciiTheme="majorHAnsi" w:eastAsiaTheme="majorEastAsia" w:hAnsiTheme="majorHAnsi" w:cstheme="majorBidi"/>
-      <w:color w:val="000000" w:themeColor="text1"/>
+      <w:color w:val="000000"/>
     </w:rPr>
     <w:tblPr>
       <w:tblStyleRowBandSize w:val="1"/>
@@ -6743,7 +7340,7 @@
     </w:pPr>
     <w:rPr>
       <w:rFonts w:asciiTheme="majorHAnsi" w:eastAsiaTheme="majorEastAsia" w:hAnsiTheme="majorHAnsi" w:cstheme="majorBidi"/>
-      <w:color w:val="000000" w:themeColor="text1"/>
+      <w:color w:val="000000"/>
     </w:rPr>
     <w:tblPr>
       <w:tblStyleRowBandSize w:val="1"/>
@@ -6871,7 +7468,7 @@
     </w:pPr>
     <w:rPr>
       <w:rFonts w:asciiTheme="majorHAnsi" w:eastAsiaTheme="majorEastAsia" w:hAnsiTheme="majorHAnsi" w:cstheme="majorBidi"/>
-      <w:color w:val="000000" w:themeColor="text1"/>
+      <w:color w:val="000000"/>
     </w:rPr>
     <w:tblPr>
       <w:tblStyleRowBandSize w:val="1"/>
@@ -7510,7 +8107,7 @@
     </w:pPr>
     <w:rPr>
       <w:rFonts w:asciiTheme="majorHAnsi" w:eastAsiaTheme="majorEastAsia" w:hAnsiTheme="majorHAnsi" w:cstheme="majorBidi"/>
-      <w:color w:val="000000" w:themeColor="text1"/>
+      <w:color w:val="000000"/>
     </w:rPr>
     <w:tblPr>
       <w:tblStyleRowBandSize w:val="1"/>
@@ -7538,7 +8135,7 @@
       <w:rPr>
         <w:b/>
         <w:bCs/>
-        <w:color w:val="000000" w:themeColor="text1"/>
+        <w:color w:val="000000"/>
       </w:rPr>
       <w:tblPr/>
       <w:tcPr>
@@ -7549,7 +8146,7 @@
       <w:rPr>
         <w:b/>
         <w:bCs/>
-        <w:color w:val="000000" w:themeColor="text1"/>
+        <w:color w:val="000000"/>
       </w:rPr>
       <w:tblPr/>
       <w:tcPr>
@@ -7568,7 +8165,7 @@
       <w:rPr>
         <w:b/>
         <w:bCs/>
-        <w:color w:val="000000" w:themeColor="text1"/>
+        <w:color w:val="000000"/>
       </w:rPr>
       <w:tblPr/>
       <w:tcPr>
@@ -7587,7 +8184,7 @@
       <w:rPr>
         <w:b w:val="0"/>
         <w:bCs w:val="0"/>
-        <w:color w:val="000000" w:themeColor="text1"/>
+        <w:color w:val="000000"/>
       </w:rPr>
       <w:tblPr/>
       <w:tcPr>
@@ -7635,7 +8232,7 @@
     </w:pPr>
     <w:rPr>
       <w:rFonts w:asciiTheme="majorHAnsi" w:eastAsiaTheme="majorEastAsia" w:hAnsiTheme="majorHAnsi" w:cstheme="majorBidi"/>
-      <w:color w:val="000000" w:themeColor="text1"/>
+      <w:color w:val="000000"/>
     </w:rPr>
     <w:tblPr>
       <w:tblStyleRowBandSize w:val="1"/>
@@ -7663,7 +8260,7 @@
       <w:rPr>
         <w:b/>
         <w:bCs/>
-        <w:color w:val="000000" w:themeColor="text1"/>
+        <w:color w:val="000000"/>
       </w:rPr>
       <w:tblPr/>
       <w:tcPr>
@@ -7674,7 +8271,7 @@
       <w:rPr>
         <w:b/>
         <w:bCs/>
-        <w:color w:val="000000" w:themeColor="text1"/>
+        <w:color w:val="000000"/>
       </w:rPr>
       <w:tblPr/>
       <w:tcPr>
@@ -7693,7 +8290,7 @@
       <w:rPr>
         <w:b/>
         <w:bCs/>
-        <w:color w:val="000000" w:themeColor="text1"/>
+        <w:color w:val="000000"/>
       </w:rPr>
       <w:tblPr/>
       <w:tcPr>
@@ -7712,7 +8309,7 @@
       <w:rPr>
         <w:b w:val="0"/>
         <w:bCs w:val="0"/>
-        <w:color w:val="000000" w:themeColor="text1"/>
+        <w:color w:val="000000"/>
       </w:rPr>
       <w:tblPr/>
       <w:tcPr>
@@ -7760,7 +8357,7 @@
     </w:pPr>
     <w:rPr>
       <w:rFonts w:asciiTheme="majorHAnsi" w:eastAsiaTheme="majorEastAsia" w:hAnsiTheme="majorHAnsi" w:cstheme="majorBidi"/>
-      <w:color w:val="000000" w:themeColor="text1"/>
+      <w:color w:val="000000"/>
     </w:rPr>
     <w:tblPr>
       <w:tblStyleRowBandSize w:val="1"/>
@@ -7788,7 +8385,7 @@
       <w:rPr>
         <w:b/>
         <w:bCs/>
-        <w:color w:val="000000" w:themeColor="text1"/>
+        <w:color w:val="000000"/>
       </w:rPr>
       <w:tblPr/>
       <w:tcPr>
@@ -7799,7 +8396,7 @@
       <w:rPr>
         <w:b/>
         <w:bCs/>
-        <w:color w:val="000000" w:themeColor="text1"/>
+        <w:color w:val="000000"/>
       </w:rPr>
       <w:tblPr/>
       <w:tcPr>
@@ -7818,7 +8415,7 @@
       <w:rPr>
         <w:b/>
         <w:bCs/>
-        <w:color w:val="000000" w:themeColor="text1"/>
+        <w:color w:val="000000"/>
       </w:rPr>
       <w:tblPr/>
       <w:tcPr>
@@ -7837,7 +8434,7 @@
       <w:rPr>
         <w:b w:val="0"/>
         <w:bCs w:val="0"/>
-        <w:color w:val="000000" w:themeColor="text1"/>
+        <w:color w:val="000000"/>
       </w:rPr>
       <w:tblPr/>
       <w:tcPr>
@@ -7885,7 +8482,7 @@
     </w:pPr>
     <w:rPr>
       <w:rFonts w:asciiTheme="majorHAnsi" w:eastAsiaTheme="majorEastAsia" w:hAnsiTheme="majorHAnsi" w:cstheme="majorBidi"/>
-      <w:color w:val="000000" w:themeColor="text1"/>
+      <w:color w:val="000000"/>
     </w:rPr>
     <w:tblPr>
       <w:tblStyleRowBandSize w:val="1"/>
@@ -7913,7 +8510,7 @@
       <w:rPr>
         <w:b/>
         <w:bCs/>
-        <w:color w:val="000000" w:themeColor="text1"/>
+        <w:color w:val="000000"/>
       </w:rPr>
       <w:tblPr/>
       <w:tcPr>
@@ -7924,7 +8521,7 @@
       <w:rPr>
         <w:b/>
         <w:bCs/>
-        <w:color w:val="000000" w:themeColor="text1"/>
+        <w:color w:val="000000"/>
       </w:rPr>
       <w:tblPr/>
       <w:tcPr>
@@ -7943,7 +8540,7 @@
       <w:rPr>
         <w:b/>
         <w:bCs/>
-        <w:color w:val="000000" w:themeColor="text1"/>
+        <w:color w:val="000000"/>
       </w:rPr>
       <w:tblPr/>
       <w:tcPr>
@@ -7962,7 +8559,7 @@
       <w:rPr>
         <w:b w:val="0"/>
         <w:bCs w:val="0"/>
-        <w:color w:val="000000" w:themeColor="text1"/>
+        <w:color w:val="000000"/>
       </w:rPr>
       <w:tblPr/>
       <w:tcPr>
@@ -8010,7 +8607,7 @@
     </w:pPr>
     <w:rPr>
       <w:rFonts w:asciiTheme="majorHAnsi" w:eastAsiaTheme="majorEastAsia" w:hAnsiTheme="majorHAnsi" w:cstheme="majorBidi"/>
-      <w:color w:val="000000" w:themeColor="text1"/>
+      <w:color w:val="000000"/>
     </w:rPr>
     <w:tblPr>
       <w:tblStyleRowBandSize w:val="1"/>
@@ -8038,7 +8635,7 @@
       <w:rPr>
         <w:b/>
         <w:bCs/>
-        <w:color w:val="000000" w:themeColor="text1"/>
+        <w:color w:val="000000"/>
       </w:rPr>
       <w:tblPr/>
       <w:tcPr>
@@ -8049,7 +8646,7 @@
       <w:rPr>
         <w:b/>
         <w:bCs/>
-        <w:color w:val="000000" w:themeColor="text1"/>
+        <w:color w:val="000000"/>
       </w:rPr>
       <w:tblPr/>
       <w:tcPr>
@@ -8068,7 +8665,7 @@
       <w:rPr>
         <w:b/>
         <w:bCs/>
-        <w:color w:val="000000" w:themeColor="text1"/>
+        <w:color w:val="000000"/>
       </w:rPr>
       <w:tblPr/>
       <w:tcPr>
@@ -8087,7 +8684,7 @@
       <w:rPr>
         <w:b w:val="0"/>
         <w:bCs w:val="0"/>
-        <w:color w:val="000000" w:themeColor="text1"/>
+        <w:color w:val="000000"/>
       </w:rPr>
       <w:tblPr/>
       <w:tcPr>
@@ -8135,7 +8732,7 @@
     </w:pPr>
     <w:rPr>
       <w:rFonts w:asciiTheme="majorHAnsi" w:eastAsiaTheme="majorEastAsia" w:hAnsiTheme="majorHAnsi" w:cstheme="majorBidi"/>
-      <w:color w:val="000000" w:themeColor="text1"/>
+      <w:color w:val="000000"/>
     </w:rPr>
     <w:tblPr>
       <w:tblStyleRowBandSize w:val="1"/>
@@ -8163,7 +8760,7 @@
       <w:rPr>
         <w:b/>
         <w:bCs/>
-        <w:color w:val="000000" w:themeColor="text1"/>
+        <w:color w:val="000000"/>
       </w:rPr>
       <w:tblPr/>
       <w:tcPr>
@@ -8174,7 +8771,7 @@
       <w:rPr>
         <w:b/>
         <w:bCs/>
-        <w:color w:val="000000" w:themeColor="text1"/>
+        <w:color w:val="000000"/>
       </w:rPr>
       <w:tblPr/>
       <w:tcPr>
@@ -8193,7 +8790,7 @@
       <w:rPr>
         <w:b/>
         <w:bCs/>
-        <w:color w:val="000000" w:themeColor="text1"/>
+        <w:color w:val="000000"/>
       </w:rPr>
       <w:tblPr/>
       <w:tcPr>
@@ -8212,7 +8809,7 @@
       <w:rPr>
         <w:b w:val="0"/>
         <w:bCs w:val="0"/>
-        <w:color w:val="000000" w:themeColor="text1"/>
+        <w:color w:val="000000"/>
       </w:rPr>
       <w:tblPr/>
       <w:tcPr>
@@ -8260,7 +8857,7 @@
     </w:pPr>
     <w:rPr>
       <w:rFonts w:asciiTheme="majorHAnsi" w:eastAsiaTheme="majorEastAsia" w:hAnsiTheme="majorHAnsi" w:cstheme="majorBidi"/>
-      <w:color w:val="000000" w:themeColor="text1"/>
+      <w:color w:val="000000"/>
     </w:rPr>
     <w:tblPr>
       <w:tblStyleRowBandSize w:val="1"/>
@@ -8288,7 +8885,7 @@
       <w:rPr>
         <w:b/>
         <w:bCs/>
-        <w:color w:val="000000" w:themeColor="text1"/>
+        <w:color w:val="000000"/>
       </w:rPr>
       <w:tblPr/>
       <w:tcPr>
@@ -8299,7 +8896,7 @@
       <w:rPr>
         <w:b/>
         <w:bCs/>
-        <w:color w:val="000000" w:themeColor="text1"/>
+        <w:color w:val="000000"/>
       </w:rPr>
       <w:tblPr/>
       <w:tcPr>
@@ -8318,7 +8915,7 @@
       <w:rPr>
         <w:b/>
         <w:bCs/>
-        <w:color w:val="000000" w:themeColor="text1"/>
+        <w:color w:val="000000"/>
       </w:rPr>
       <w:tblPr/>
       <w:tcPr>
@@ -8337,7 +8934,7 @@
       <w:rPr>
         <w:b w:val="0"/>
         <w:bCs w:val="0"/>
-        <w:color w:val="000000" w:themeColor="text1"/>
+        <w:color w:val="000000"/>
       </w:rPr>
       <w:tblPr/>
       <w:tcPr>
@@ -8411,7 +9008,7 @@
         <w:bCs/>
         <w:i w:val="0"/>
         <w:iCs w:val="0"/>
-        <w:color w:val="FFFFFF" w:themeColor="background1"/>
+        <w:color w:val="000000"/>
       </w:rPr>
       <w:tblPr/>
       <w:tcPr>
@@ -8432,7 +9029,7 @@
         <w:bCs/>
         <w:i w:val="0"/>
         <w:iCs w:val="0"/>
-        <w:color w:val="FFFFFF" w:themeColor="background1"/>
+        <w:color w:val="000000"/>
       </w:rPr>
       <w:tblPr/>
       <w:tcPr>
@@ -8453,7 +9050,7 @@
         <w:bCs/>
         <w:i w:val="0"/>
         <w:iCs w:val="0"/>
-        <w:color w:val="FFFFFF" w:themeColor="background1"/>
+        <w:color w:val="000000"/>
       </w:rPr>
       <w:tblPr/>
       <w:tcPr>
@@ -8472,7 +9069,7 @@
         <w:bCs/>
         <w:i w:val="0"/>
         <w:iCs w:val="0"/>
-        <w:color w:val="FFFFFF" w:themeColor="background1"/>
+        <w:color w:val="000000"/>
       </w:rPr>
       <w:tblPr/>
       <w:tcPr>
@@ -8552,7 +9149,7 @@
         <w:bCs/>
         <w:i w:val="0"/>
         <w:iCs w:val="0"/>
-        <w:color w:val="FFFFFF" w:themeColor="background1"/>
+        <w:color w:val="000000"/>
       </w:rPr>
       <w:tblPr/>
       <w:tcPr>
@@ -8573,7 +9170,7 @@
         <w:bCs/>
         <w:i w:val="0"/>
         <w:iCs w:val="0"/>
-        <w:color w:val="FFFFFF" w:themeColor="background1"/>
+        <w:color w:val="000000"/>
       </w:rPr>
       <w:tblPr/>
       <w:tcPr>
@@ -8594,7 +9191,7 @@
         <w:bCs/>
         <w:i w:val="0"/>
         <w:iCs w:val="0"/>
-        <w:color w:val="FFFFFF" w:themeColor="background1"/>
+        <w:color w:val="000000"/>
       </w:rPr>
       <w:tblPr/>
       <w:tcPr>
@@ -8613,7 +9210,7 @@
         <w:bCs/>
         <w:i w:val="0"/>
         <w:iCs w:val="0"/>
-        <w:color w:val="FFFFFF" w:themeColor="background1"/>
+        <w:color w:val="000000"/>
       </w:rPr>
       <w:tblPr/>
       <w:tcPr>
@@ -8693,7 +9290,7 @@
         <w:bCs/>
         <w:i w:val="0"/>
         <w:iCs w:val="0"/>
-        <w:color w:val="FFFFFF" w:themeColor="background1"/>
+        <w:color w:val="000000"/>
       </w:rPr>
       <w:tblPr/>
       <w:tcPr>
@@ -8714,7 +9311,7 @@
         <w:bCs/>
         <w:i w:val="0"/>
         <w:iCs w:val="0"/>
-        <w:color w:val="FFFFFF" w:themeColor="background1"/>
+        <w:color w:val="000000"/>
       </w:rPr>
       <w:tblPr/>
       <w:tcPr>
@@ -8735,7 +9332,7 @@
         <w:bCs/>
         <w:i w:val="0"/>
         <w:iCs w:val="0"/>
-        <w:color w:val="FFFFFF" w:themeColor="background1"/>
+        <w:color w:val="000000"/>
       </w:rPr>
       <w:tblPr/>
       <w:tcPr>
@@ -8754,7 +9351,7 @@
         <w:bCs/>
         <w:i w:val="0"/>
         <w:iCs w:val="0"/>
-        <w:color w:val="FFFFFF" w:themeColor="background1"/>
+        <w:color w:val="000000"/>
       </w:rPr>
       <w:tblPr/>
       <w:tcPr>
@@ -8834,7 +9431,7 @@
         <w:bCs/>
         <w:i w:val="0"/>
         <w:iCs w:val="0"/>
-        <w:color w:val="FFFFFF" w:themeColor="background1"/>
+        <w:color w:val="000000"/>
       </w:rPr>
       <w:tblPr/>
       <w:tcPr>
@@ -8855,7 +9452,7 @@
         <w:bCs/>
         <w:i w:val="0"/>
         <w:iCs w:val="0"/>
-        <w:color w:val="FFFFFF" w:themeColor="background1"/>
+        <w:color w:val="000000"/>
       </w:rPr>
       <w:tblPr/>
       <w:tcPr>
@@ -8876,7 +9473,7 @@
         <w:bCs/>
         <w:i w:val="0"/>
         <w:iCs w:val="0"/>
-        <w:color w:val="FFFFFF" w:themeColor="background1"/>
+        <w:color w:val="000000"/>
       </w:rPr>
       <w:tblPr/>
       <w:tcPr>
@@ -8895,7 +9492,7 @@
         <w:bCs/>
         <w:i w:val="0"/>
         <w:iCs w:val="0"/>
-        <w:color w:val="FFFFFF" w:themeColor="background1"/>
+        <w:color w:val="000000"/>
       </w:rPr>
       <w:tblPr/>
       <w:tcPr>
@@ -8975,7 +9572,7 @@
         <w:bCs/>
         <w:i w:val="0"/>
         <w:iCs w:val="0"/>
-        <w:color w:val="FFFFFF" w:themeColor="background1"/>
+        <w:color w:val="000000"/>
       </w:rPr>
       <w:tblPr/>
       <w:tcPr>
@@ -8996,7 +9593,7 @@
         <w:bCs/>
         <w:i w:val="0"/>
         <w:iCs w:val="0"/>
-        <w:color w:val="FFFFFF" w:themeColor="background1"/>
+        <w:color w:val="000000"/>
       </w:rPr>
       <w:tblPr/>
       <w:tcPr>
@@ -9017,7 +9614,7 @@
         <w:bCs/>
         <w:i w:val="0"/>
         <w:iCs w:val="0"/>
-        <w:color w:val="FFFFFF" w:themeColor="background1"/>
+        <w:color w:val="000000"/>
       </w:rPr>
       <w:tblPr/>
       <w:tcPr>
@@ -9036,7 +9633,7 @@
         <w:bCs/>
         <w:i w:val="0"/>
         <w:iCs w:val="0"/>
-        <w:color w:val="FFFFFF" w:themeColor="background1"/>
+        <w:color w:val="000000"/>
       </w:rPr>
       <w:tblPr/>
       <w:tcPr>
@@ -9116,7 +9713,7 @@
         <w:bCs/>
         <w:i w:val="0"/>
         <w:iCs w:val="0"/>
-        <w:color w:val="FFFFFF" w:themeColor="background1"/>
+        <w:color w:val="000000"/>
       </w:rPr>
       <w:tblPr/>
       <w:tcPr>
@@ -9137,7 +9734,7 @@
         <w:bCs/>
         <w:i w:val="0"/>
         <w:iCs w:val="0"/>
-        <w:color w:val="FFFFFF" w:themeColor="background1"/>
+        <w:color w:val="000000"/>
       </w:rPr>
       <w:tblPr/>
       <w:tcPr>
@@ -9158,7 +9755,7 @@
         <w:bCs/>
         <w:i w:val="0"/>
         <w:iCs w:val="0"/>
-        <w:color w:val="FFFFFF" w:themeColor="background1"/>
+        <w:color w:val="000000"/>
       </w:rPr>
       <w:tblPr/>
       <w:tcPr>
@@ -9177,7 +9774,7 @@
         <w:bCs/>
         <w:i w:val="0"/>
         <w:iCs w:val="0"/>
-        <w:color w:val="FFFFFF" w:themeColor="background1"/>
+        <w:color w:val="000000"/>
       </w:rPr>
       <w:tblPr/>
       <w:tcPr>
@@ -9257,7 +9854,7 @@
         <w:bCs/>
         <w:i w:val="0"/>
         <w:iCs w:val="0"/>
-        <w:color w:val="FFFFFF" w:themeColor="background1"/>
+        <w:color w:val="000000"/>
       </w:rPr>
       <w:tblPr/>
       <w:tcPr>
@@ -9278,7 +9875,7 @@
         <w:bCs/>
         <w:i w:val="0"/>
         <w:iCs w:val="0"/>
-        <w:color w:val="FFFFFF" w:themeColor="background1"/>
+        <w:color w:val="000000"/>
       </w:rPr>
       <w:tblPr/>
       <w:tcPr>
@@ -9299,7 +9896,7 @@
         <w:bCs/>
         <w:i w:val="0"/>
         <w:iCs w:val="0"/>
-        <w:color w:val="FFFFFF" w:themeColor="background1"/>
+        <w:color w:val="000000"/>
       </w:rPr>
       <w:tblPr/>
       <w:tcPr>
@@ -9318,7 +9915,7 @@
         <w:bCs/>
         <w:i w:val="0"/>
         <w:iCs w:val="0"/>
-        <w:color w:val="FFFFFF" w:themeColor="background1"/>
+        <w:color w:val="000000"/>
       </w:rPr>
       <w:tblPr/>
       <w:tcPr>
@@ -9371,7 +9968,7 @@
       <w:spacing w:after="0" w:line="240" w:lineRule="auto"/>
     </w:pPr>
     <w:rPr>
-      <w:color w:val="FFFFFF" w:themeColor="background1"/>
+      <w:color w:val="000000"/>
     </w:rPr>
     <w:tblPr>
       <w:tblStyleRowBandSize w:val="1"/>
@@ -9485,7 +10082,7 @@
       <w:spacing w:after="0" w:line="240" w:lineRule="auto"/>
     </w:pPr>
     <w:rPr>
-      <w:color w:val="FFFFFF" w:themeColor="background1"/>
+      <w:color w:val="000000"/>
     </w:rPr>
     <w:tblPr>
       <w:tblStyleRowBandSize w:val="1"/>
@@ -9599,7 +10196,7 @@
       <w:spacing w:after="0" w:line="240" w:lineRule="auto"/>
     </w:pPr>
     <w:rPr>
-      <w:color w:val="FFFFFF" w:themeColor="background1"/>
+      <w:color w:val="000000"/>
     </w:rPr>
     <w:tblPr>
       <w:tblStyleRowBandSize w:val="1"/>
@@ -9713,7 +10310,7 @@
       <w:spacing w:after="0" w:line="240" w:lineRule="auto"/>
     </w:pPr>
     <w:rPr>
-      <w:color w:val="FFFFFF" w:themeColor="background1"/>
+      <w:color w:val="000000"/>
     </w:rPr>
     <w:tblPr>
       <w:tblStyleRowBandSize w:val="1"/>
@@ -9827,7 +10424,7 @@
       <w:spacing w:after="0" w:line="240" w:lineRule="auto"/>
     </w:pPr>
     <w:rPr>
-      <w:color w:val="FFFFFF" w:themeColor="background1"/>
+      <w:color w:val="000000"/>
     </w:rPr>
     <w:tblPr>
       <w:tblStyleRowBandSize w:val="1"/>
@@ -9941,7 +10538,7 @@
       <w:spacing w:after="0" w:line="240" w:lineRule="auto"/>
     </w:pPr>
     <w:rPr>
-      <w:color w:val="FFFFFF" w:themeColor="background1"/>
+      <w:color w:val="000000"/>
     </w:rPr>
     <w:tblPr>
       <w:tblStyleRowBandSize w:val="1"/>
@@ -10055,7 +10652,7 @@
       <w:spacing w:after="0" w:line="240" w:lineRule="auto"/>
     </w:pPr>
     <w:rPr>
-      <w:color w:val="FFFFFF" w:themeColor="background1"/>
+      <w:color w:val="000000"/>
     </w:rPr>
     <w:tblPr>
       <w:tblStyleRowBandSize w:val="1"/>
@@ -10169,7 +10766,7 @@
       <w:spacing w:after="0" w:line="240" w:lineRule="auto"/>
     </w:pPr>
     <w:rPr>
-      <w:color w:val="000000" w:themeColor="text1"/>
+      <w:color w:val="000000"/>
     </w:rPr>
     <w:tblPr>
       <w:tblStyleRowBandSize w:val="1"/>
@@ -10215,7 +10812,7 @@
       <w:rPr>
         <w:b/>
         <w:bCs/>
-        <w:color w:val="FFFFFF" w:themeColor="background1"/>
+        <w:color w:val="000000"/>
       </w:rPr>
       <w:tblPr/>
       <w:tcPr>
@@ -10227,7 +10824,7 @@
     </w:tblStylePr>
     <w:tblStylePr w:type="firstCol">
       <w:rPr>
-        <w:color w:val="FFFFFF" w:themeColor="background1"/>
+        <w:color w:val="000000"/>
       </w:rPr>
       <w:tblPr/>
       <w:tcPr>
@@ -10244,7 +10841,7 @@
     </w:tblStylePr>
     <w:tblStylePr w:type="lastCol">
       <w:rPr>
-        <w:color w:val="FFFFFF" w:themeColor="background1"/>
+        <w:color w:val="000000"/>
       </w:rPr>
       <w:tblPr/>
       <w:tcPr>
@@ -10273,12 +10870,12 @@
     </w:tblStylePr>
     <w:tblStylePr w:type="neCell">
       <w:rPr>
-        <w:color w:val="000000" w:themeColor="text1"/>
+        <w:color w:val="000000"/>
       </w:rPr>
     </w:tblStylePr>
     <w:tblStylePr w:type="nwCell">
       <w:rPr>
-        <w:color w:val="000000" w:themeColor="text1"/>
+        <w:color w:val="000000"/>
       </w:rPr>
     </w:tblStylePr>
   </w:style>
@@ -10291,7 +10888,7 @@
       <w:spacing w:after="0" w:line="240" w:lineRule="auto"/>
     </w:pPr>
     <w:rPr>
-      <w:color w:val="000000" w:themeColor="text1"/>
+      <w:color w:val="000000"/>
     </w:rPr>
     <w:tblPr>
       <w:tblStyleRowBandSize w:val="1"/>
@@ -10337,7 +10934,7 @@
       <w:rPr>
         <w:b/>
         <w:bCs/>
-        <w:color w:val="FFFFFF" w:themeColor="background1"/>
+        <w:color w:val="000000"/>
       </w:rPr>
       <w:tblPr/>
       <w:tcPr>
@@ -10349,7 +10946,7 @@
     </w:tblStylePr>
     <w:tblStylePr w:type="firstCol">
       <w:rPr>
-        <w:color w:val="FFFFFF" w:themeColor="background1"/>
+        <w:color w:val="000000"/>
       </w:rPr>
       <w:tblPr/>
       <w:tcPr>
@@ -10366,7 +10963,7 @@
     </w:tblStylePr>
     <w:tblStylePr w:type="lastCol">
       <w:rPr>
-        <w:color w:val="FFFFFF" w:themeColor="background1"/>
+        <w:color w:val="000000"/>
       </w:rPr>
       <w:tblPr/>
       <w:tcPr>
@@ -10395,12 +10992,12 @@
     </w:tblStylePr>
     <w:tblStylePr w:type="neCell">
       <w:rPr>
-        <w:color w:val="000000" w:themeColor="text1"/>
+        <w:color w:val="000000"/>
       </w:rPr>
     </w:tblStylePr>
     <w:tblStylePr w:type="nwCell">
       <w:rPr>
-        <w:color w:val="000000" w:themeColor="text1"/>
+        <w:color w:val="000000"/>
       </w:rPr>
     </w:tblStylePr>
   </w:style>
@@ -10413,7 +11010,7 @@
       <w:spacing w:after="0" w:line="240" w:lineRule="auto"/>
     </w:pPr>
     <w:rPr>
-      <w:color w:val="000000" w:themeColor="text1"/>
+      <w:color w:val="000000"/>
     </w:rPr>
     <w:tblPr>
       <w:tblStyleRowBandSize w:val="1"/>
@@ -10459,7 +11056,7 @@
       <w:rPr>
         <w:b/>
         <w:bCs/>
-        <w:color w:val="FFFFFF" w:themeColor="background1"/>
+        <w:color w:val="000000"/>
       </w:rPr>
       <w:tblPr/>
       <w:tcPr>
@@ -10471,7 +11068,7 @@
     </w:tblStylePr>
     <w:tblStylePr w:type="firstCol">
       <w:rPr>
-        <w:color w:val="FFFFFF" w:themeColor="background1"/>
+        <w:color w:val="000000"/>
       </w:rPr>
       <w:tblPr/>
       <w:tcPr>
@@ -10488,7 +11085,7 @@
     </w:tblStylePr>
     <w:tblStylePr w:type="lastCol">
       <w:rPr>
-        <w:color w:val="FFFFFF" w:themeColor="background1"/>
+        <w:color w:val="000000"/>
       </w:rPr>
       <w:tblPr/>
       <w:tcPr>
@@ -10517,12 +11114,12 @@
     </w:tblStylePr>
     <w:tblStylePr w:type="neCell">
       <w:rPr>
-        <w:color w:val="000000" w:themeColor="text1"/>
+        <w:color w:val="000000"/>
       </w:rPr>
     </w:tblStylePr>
     <w:tblStylePr w:type="nwCell">
       <w:rPr>
-        <w:color w:val="000000" w:themeColor="text1"/>
+        <w:color w:val="000000"/>
       </w:rPr>
     </w:tblStylePr>
   </w:style>
@@ -10535,7 +11132,7 @@
       <w:spacing w:after="0" w:line="240" w:lineRule="auto"/>
     </w:pPr>
     <w:rPr>
-      <w:color w:val="000000" w:themeColor="text1"/>
+      <w:color w:val="000000"/>
     </w:rPr>
     <w:tblPr>
       <w:tblStyleRowBandSize w:val="1"/>
@@ -10581,7 +11178,7 @@
       <w:rPr>
         <w:b/>
         <w:bCs/>
-        <w:color w:val="FFFFFF" w:themeColor="background1"/>
+        <w:color w:val="000000"/>
       </w:rPr>
       <w:tblPr/>
       <w:tcPr>
@@ -10593,7 +11190,7 @@
     </w:tblStylePr>
     <w:tblStylePr w:type="firstCol">
       <w:rPr>
-        <w:color w:val="FFFFFF" w:themeColor="background1"/>
+        <w:color w:val="000000"/>
       </w:rPr>
       <w:tblPr/>
       <w:tcPr>
@@ -10610,7 +11207,7 @@
     </w:tblStylePr>
     <w:tblStylePr w:type="lastCol">
       <w:rPr>
-        <w:color w:val="FFFFFF" w:themeColor="background1"/>
+        <w:color w:val="000000"/>
       </w:rPr>
       <w:tblPr/>
       <w:tcPr>
@@ -10647,7 +11244,7 @@
       <w:spacing w:after="0" w:line="240" w:lineRule="auto"/>
     </w:pPr>
     <w:rPr>
-      <w:color w:val="000000" w:themeColor="text1"/>
+      <w:color w:val="000000"/>
     </w:rPr>
     <w:tblPr>
       <w:tblStyleRowBandSize w:val="1"/>
@@ -10693,7 +11290,7 @@
       <w:rPr>
         <w:b/>
         <w:bCs/>
-        <w:color w:val="FFFFFF" w:themeColor="background1"/>
+        <w:color w:val="000000"/>
       </w:rPr>
       <w:tblPr/>
       <w:tcPr>
@@ -10705,7 +11302,7 @@
     </w:tblStylePr>
     <w:tblStylePr w:type="firstCol">
       <w:rPr>
-        <w:color w:val="FFFFFF" w:themeColor="background1"/>
+        <w:color w:val="000000"/>
       </w:rPr>
       <w:tblPr/>
       <w:tcPr>
@@ -10722,7 +11319,7 @@
     </w:tblStylePr>
     <w:tblStylePr w:type="lastCol">
       <w:rPr>
-        <w:color w:val="FFFFFF" w:themeColor="background1"/>
+        <w:color w:val="000000"/>
       </w:rPr>
       <w:tblPr/>
       <w:tcPr>
@@ -10751,12 +11348,12 @@
     </w:tblStylePr>
     <w:tblStylePr w:type="neCell">
       <w:rPr>
-        <w:color w:val="000000" w:themeColor="text1"/>
+        <w:color w:val="000000"/>
       </w:rPr>
     </w:tblStylePr>
     <w:tblStylePr w:type="nwCell">
       <w:rPr>
-        <w:color w:val="000000" w:themeColor="text1"/>
+        <w:color w:val="000000"/>
       </w:rPr>
     </w:tblStylePr>
   </w:style>
@@ -10769,7 +11366,7 @@
       <w:spacing w:after="0" w:line="240" w:lineRule="auto"/>
     </w:pPr>
     <w:rPr>
-      <w:color w:val="000000" w:themeColor="text1"/>
+      <w:color w:val="000000"/>
     </w:rPr>
     <w:tblPr>
       <w:tblStyleRowBandSize w:val="1"/>
@@ -10815,7 +11412,7 @@
       <w:rPr>
         <w:b/>
         <w:bCs/>
-        <w:color w:val="FFFFFF" w:themeColor="background1"/>
+        <w:color w:val="000000"/>
       </w:rPr>
       <w:tblPr/>
       <w:tcPr>
@@ -10827,7 +11424,7 @@
     </w:tblStylePr>
     <w:tblStylePr w:type="firstCol">
       <w:rPr>
-        <w:color w:val="FFFFFF" w:themeColor="background1"/>
+        <w:color w:val="000000"/>
       </w:rPr>
       <w:tblPr/>
       <w:tcPr>
@@ -10844,7 +11441,7 @@
     </w:tblStylePr>
     <w:tblStylePr w:type="lastCol">
       <w:rPr>
-        <w:color w:val="FFFFFF" w:themeColor="background1"/>
+        <w:color w:val="000000"/>
       </w:rPr>
       <w:tblPr/>
       <w:tcPr>
@@ -10873,12 +11470,12 @@
     </w:tblStylePr>
     <w:tblStylePr w:type="neCell">
       <w:rPr>
-        <w:color w:val="000000" w:themeColor="text1"/>
+        <w:color w:val="000000"/>
       </w:rPr>
     </w:tblStylePr>
     <w:tblStylePr w:type="nwCell">
       <w:rPr>
-        <w:color w:val="000000" w:themeColor="text1"/>
+        <w:color w:val="000000"/>
       </w:rPr>
     </w:tblStylePr>
   </w:style>
@@ -10891,7 +11488,7 @@
       <w:spacing w:after="0" w:line="240" w:lineRule="auto"/>
     </w:pPr>
     <w:rPr>
-      <w:color w:val="000000" w:themeColor="text1"/>
+      <w:color w:val="000000"/>
     </w:rPr>
     <w:tblPr>
       <w:tblStyleRowBandSize w:val="1"/>
@@ -10937,7 +11534,7 @@
       <w:rPr>
         <w:b/>
         <w:bCs/>
-        <w:color w:val="FFFFFF" w:themeColor="background1"/>
+        <w:color w:val="000000"/>
       </w:rPr>
       <w:tblPr/>
       <w:tcPr>
@@ -10949,7 +11546,7 @@
     </w:tblStylePr>
     <w:tblStylePr w:type="firstCol">
       <w:rPr>
-        <w:color w:val="FFFFFF" w:themeColor="background1"/>
+        <w:color w:val="000000"/>
       </w:rPr>
       <w:tblPr/>
       <w:tcPr>
@@ -10966,7 +11563,7 @@
     </w:tblStylePr>
     <w:tblStylePr w:type="lastCol">
       <w:rPr>
-        <w:color w:val="FFFFFF" w:themeColor="background1"/>
+        <w:color w:val="000000"/>
       </w:rPr>
       <w:tblPr/>
       <w:tcPr>
@@ -10995,12 +11592,12 @@
     </w:tblStylePr>
     <w:tblStylePr w:type="neCell">
       <w:rPr>
-        <w:color w:val="000000" w:themeColor="text1"/>
+        <w:color w:val="000000"/>
       </w:rPr>
     </w:tblStylePr>
     <w:tblStylePr w:type="nwCell">
       <w:rPr>
-        <w:color w:val="000000" w:themeColor="text1"/>
+        <w:color w:val="000000"/>
       </w:rPr>
     </w:tblStylePr>
   </w:style>
@@ -11013,7 +11610,7 @@
       <w:spacing w:after="0" w:line="240" w:lineRule="auto"/>
     </w:pPr>
     <w:rPr>
-      <w:color w:val="000000" w:themeColor="text1"/>
+      <w:color w:val="000000"/>
     </w:rPr>
     <w:tblPr>
       <w:tblStyleRowBandSize w:val="1"/>
@@ -11033,7 +11630,7 @@
       <w:rPr>
         <w:b/>
         <w:bCs/>
-        <w:color w:val="FFFFFF" w:themeColor="background1"/>
+        <w:color w:val="000000"/>
       </w:rPr>
       <w:tblPr/>
       <w:tcPr>
@@ -11047,7 +11644,7 @@
       <w:rPr>
         <w:b/>
         <w:bCs/>
-        <w:color w:val="9E3A38" w:themeColor="accent2" w:themeShade="CC"/>
+        <w:color w:val="000000"/>
       </w:rPr>
       <w:tblPr/>
       <w:tcPr>
@@ -11099,7 +11696,7 @@
       <w:spacing w:after="0" w:line="240" w:lineRule="auto"/>
     </w:pPr>
     <w:rPr>
-      <w:color w:val="000000" w:themeColor="text1"/>
+      <w:color w:val="000000"/>
     </w:rPr>
     <w:tblPr>
       <w:tblStyleRowBandSize w:val="1"/>
@@ -11119,7 +11716,7 @@
       <w:rPr>
         <w:b/>
         <w:bCs/>
-        <w:color w:val="FFFFFF" w:themeColor="background1"/>
+        <w:color w:val="000000"/>
       </w:rPr>
       <w:tblPr/>
       <w:tcPr>
@@ -11133,7 +11730,7 @@
       <w:rPr>
         <w:b/>
         <w:bCs/>
-        <w:color w:val="9E3A38" w:themeColor="accent2" w:themeShade="CC"/>
+        <w:color w:val="000000"/>
       </w:rPr>
       <w:tblPr/>
       <w:tcPr>
@@ -11185,7 +11782,7 @@
       <w:spacing w:after="0" w:line="240" w:lineRule="auto"/>
     </w:pPr>
     <w:rPr>
-      <w:color w:val="000000" w:themeColor="text1"/>
+      <w:color w:val="000000"/>
     </w:rPr>
     <w:tblPr>
       <w:tblStyleRowBandSize w:val="1"/>
@@ -11205,7 +11802,7 @@
       <w:rPr>
         <w:b/>
         <w:bCs/>
-        <w:color w:val="FFFFFF" w:themeColor="background1"/>
+        <w:color w:val="000000"/>
       </w:rPr>
       <w:tblPr/>
       <w:tcPr>
@@ -11219,7 +11816,7 @@
       <w:rPr>
         <w:b/>
         <w:bCs/>
-        <w:color w:val="9E3A38" w:themeColor="accent2" w:themeShade="CC"/>
+        <w:color w:val="000000"/>
       </w:rPr>
       <w:tblPr/>
       <w:tcPr>
@@ -11271,7 +11868,7 @@
       <w:spacing w:after="0" w:line="240" w:lineRule="auto"/>
     </w:pPr>
     <w:rPr>
-      <w:color w:val="000000" w:themeColor="text1"/>
+      <w:color w:val="000000"/>
     </w:rPr>
     <w:tblPr>
       <w:tblStyleRowBandSize w:val="1"/>
@@ -11291,7 +11888,7 @@
       <w:rPr>
         <w:b/>
         <w:bCs/>
-        <w:color w:val="FFFFFF" w:themeColor="background1"/>
+        <w:color w:val="000000"/>
       </w:rPr>
       <w:tblPr/>
       <w:tcPr>
@@ -11305,7 +11902,7 @@
       <w:rPr>
         <w:b/>
         <w:bCs/>
-        <w:color w:val="664E82" w:themeColor="accent4" w:themeShade="CC"/>
+        <w:color w:val="000000"/>
       </w:rPr>
       <w:tblPr/>
       <w:tcPr>
@@ -11357,7 +11954,7 @@
       <w:spacing w:after="0" w:line="240" w:lineRule="auto"/>
     </w:pPr>
     <w:rPr>
-      <w:color w:val="000000" w:themeColor="text1"/>
+      <w:color w:val="000000"/>
     </w:rPr>
     <w:tblPr>
       <w:tblStyleRowBandSize w:val="1"/>
@@ -11377,7 +11974,7 @@
       <w:rPr>
         <w:b/>
         <w:bCs/>
-        <w:color w:val="FFFFFF" w:themeColor="background1"/>
+        <w:color w:val="000000"/>
       </w:rPr>
       <w:tblPr/>
       <w:tcPr>
@@ -11391,7 +11988,7 @@
       <w:rPr>
         <w:b/>
         <w:bCs/>
-        <w:color w:val="7E9C40" w:themeColor="accent3" w:themeShade="CC"/>
+        <w:color w:val="000000"/>
       </w:rPr>
       <w:tblPr/>
       <w:tcPr>
@@ -11443,7 +12040,7 @@
       <w:spacing w:after="0" w:line="240" w:lineRule="auto"/>
     </w:pPr>
     <w:rPr>
-      <w:color w:val="000000" w:themeColor="text1"/>
+      <w:color w:val="000000"/>
     </w:rPr>
     <w:tblPr>
       <w:tblStyleRowBandSize w:val="1"/>
@@ -11463,7 +12060,7 @@
       <w:rPr>
         <w:b/>
         <w:bCs/>
-        <w:color w:val="FFFFFF" w:themeColor="background1"/>
+        <w:color w:val="000000"/>
       </w:rPr>
       <w:tblPr/>
       <w:tcPr>
@@ -11477,7 +12074,7 @@
       <w:rPr>
         <w:b/>
         <w:bCs/>
-        <w:color w:val="F2730A" w:themeColor="accent6" w:themeShade="CC"/>
+        <w:color w:val="000000"/>
       </w:rPr>
       <w:tblPr/>
       <w:tcPr>
@@ -11529,7 +12126,7 @@
       <w:spacing w:after="0" w:line="240" w:lineRule="auto"/>
     </w:pPr>
     <w:rPr>
-      <w:color w:val="000000" w:themeColor="text1"/>
+      <w:color w:val="000000"/>
     </w:rPr>
     <w:tblPr>
       <w:tblStyleRowBandSize w:val="1"/>
@@ -11549,7 +12146,7 @@
       <w:rPr>
         <w:b/>
         <w:bCs/>
-        <w:color w:val="FFFFFF" w:themeColor="background1"/>
+        <w:color w:val="000000"/>
       </w:rPr>
       <w:tblPr/>
       <w:tcPr>
@@ -11563,7 +12160,7 @@
       <w:rPr>
         <w:b/>
         <w:bCs/>
-        <w:color w:val="348DA5" w:themeColor="accent5" w:themeShade="CC"/>
+        <w:color w:val="000000"/>
       </w:rPr>
       <w:tblPr/>
       <w:tcPr>
@@ -11615,7 +12212,7 @@
       <w:spacing w:after="0" w:line="240" w:lineRule="auto"/>
     </w:pPr>
     <w:rPr>
-      <w:color w:val="000000" w:themeColor="text1"/>
+      <w:color w:val="000000"/>
     </w:rPr>
     <w:tblPr>
       <w:tblStyleRowBandSize w:val="1"/>
@@ -11648,7 +12245,7 @@
       <w:rPr>
         <w:b/>
         <w:bCs/>
-        <w:color w:val="000000" w:themeColor="text1"/>
+        <w:color w:val="000000"/>
       </w:rPr>
       <w:tblPr/>
       <w:tcPr>
@@ -11657,7 +12254,7 @@
     </w:tblStylePr>
     <w:tblStylePr w:type="firstCol">
       <w:rPr>
-        <w:color w:val="FFFFFF" w:themeColor="background1"/>
+        <w:color w:val="000000"/>
       </w:rPr>
       <w:tblPr/>
       <w:tcPr>
@@ -11666,7 +12263,7 @@
     </w:tblStylePr>
     <w:tblStylePr w:type="lastCol">
       <w:rPr>
-        <w:color w:val="FFFFFF" w:themeColor="background1"/>
+        <w:color w:val="000000"/>
       </w:rPr>
       <w:tblPr/>
       <w:tcPr>
@@ -11695,7 +12292,7 @@
       <w:spacing w:after="0" w:line="240" w:lineRule="auto"/>
     </w:pPr>
     <w:rPr>
-      <w:color w:val="000000" w:themeColor="text1"/>
+      <w:color w:val="000000"/>
     </w:rPr>
     <w:tblPr>
       <w:tblStyleRowBandSize w:val="1"/>
@@ -11728,7 +12325,7 @@
       <w:rPr>
         <w:b/>
         <w:bCs/>
-        <w:color w:val="000000" w:themeColor="text1"/>
+        <w:color w:val="000000"/>
       </w:rPr>
       <w:tblPr/>
       <w:tcPr>
@@ -11737,7 +12334,7 @@
     </w:tblStylePr>
     <w:tblStylePr w:type="firstCol">
       <w:rPr>
-        <w:color w:val="FFFFFF" w:themeColor="background1"/>
+        <w:color w:val="000000"/>
       </w:rPr>
       <w:tblPr/>
       <w:tcPr>
@@ -11746,7 +12343,7 @@
     </w:tblStylePr>
     <w:tblStylePr w:type="lastCol">
       <w:rPr>
-        <w:color w:val="FFFFFF" w:themeColor="background1"/>
+        <w:color w:val="000000"/>
       </w:rPr>
       <w:tblPr/>
       <w:tcPr>
@@ -11775,7 +12372,7 @@
       <w:spacing w:after="0" w:line="240" w:lineRule="auto"/>
     </w:pPr>
     <w:rPr>
-      <w:color w:val="000000" w:themeColor="text1"/>
+      <w:color w:val="000000"/>
     </w:rPr>
     <w:tblPr>
       <w:tblStyleRowBandSize w:val="1"/>
@@ -11808,7 +12405,7 @@
       <w:rPr>
         <w:b/>
         <w:bCs/>
-        <w:color w:val="000000" w:themeColor="text1"/>
+        <w:color w:val="000000"/>
       </w:rPr>
       <w:tblPr/>
       <w:tcPr>
@@ -11817,7 +12414,7 @@
     </w:tblStylePr>
     <w:tblStylePr w:type="firstCol">
       <w:rPr>
-        <w:color w:val="FFFFFF" w:themeColor="background1"/>
+        <w:color w:val="000000"/>
       </w:rPr>
       <w:tblPr/>
       <w:tcPr>
@@ -11826,7 +12423,7 @@
     </w:tblStylePr>
     <w:tblStylePr w:type="lastCol">
       <w:rPr>
-        <w:color w:val="FFFFFF" w:themeColor="background1"/>
+        <w:color w:val="000000"/>
       </w:rPr>
       <w:tblPr/>
       <w:tcPr>
@@ -11855,7 +12452,7 @@
       <w:spacing w:after="0" w:line="240" w:lineRule="auto"/>
     </w:pPr>
     <w:rPr>
-      <w:color w:val="000000" w:themeColor="text1"/>
+      <w:color w:val="000000"/>
     </w:rPr>
     <w:tblPr>
       <w:tblStyleRowBandSize w:val="1"/>
@@ -11888,7 +12485,7 @@
       <w:rPr>
         <w:b/>
         <w:bCs/>
-        <w:color w:val="000000" w:themeColor="text1"/>
+        <w:color w:val="000000"/>
       </w:rPr>
       <w:tblPr/>
       <w:tcPr>
@@ -11897,7 +12494,7 @@
     </w:tblStylePr>
     <w:tblStylePr w:type="firstCol">
       <w:rPr>
-        <w:color w:val="FFFFFF" w:themeColor="background1"/>
+        <w:color w:val="000000"/>
       </w:rPr>
       <w:tblPr/>
       <w:tcPr>
@@ -11906,7 +12503,7 @@
     </w:tblStylePr>
     <w:tblStylePr w:type="lastCol">
       <w:rPr>
-        <w:color w:val="FFFFFF" w:themeColor="background1"/>
+        <w:color w:val="000000"/>
       </w:rPr>
       <w:tblPr/>
       <w:tcPr>
@@ -11935,7 +12532,7 @@
       <w:spacing w:after="0" w:line="240" w:lineRule="auto"/>
     </w:pPr>
     <w:rPr>
-      <w:color w:val="000000" w:themeColor="text1"/>
+      <w:color w:val="000000"/>
     </w:rPr>
     <w:tblPr>
       <w:tblStyleRowBandSize w:val="1"/>
@@ -11968,7 +12565,7 @@
       <w:rPr>
         <w:b/>
         <w:bCs/>
-        <w:color w:val="000000" w:themeColor="text1"/>
+        <w:color w:val="000000"/>
       </w:rPr>
       <w:tblPr/>
       <w:tcPr>
@@ -11977,7 +12574,7 @@
     </w:tblStylePr>
     <w:tblStylePr w:type="firstCol">
       <w:rPr>
-        <w:color w:val="FFFFFF" w:themeColor="background1"/>
+        <w:color w:val="000000"/>
       </w:rPr>
       <w:tblPr/>
       <w:tcPr>
@@ -11986,7 +12583,7 @@
     </w:tblStylePr>
     <w:tblStylePr w:type="lastCol">
       <w:rPr>
-        <w:color w:val="FFFFFF" w:themeColor="background1"/>
+        <w:color w:val="000000"/>
       </w:rPr>
       <w:tblPr/>
       <w:tcPr>
@@ -12015,7 +12612,7 @@
       <w:spacing w:after="0" w:line="240" w:lineRule="auto"/>
     </w:pPr>
     <w:rPr>
-      <w:color w:val="000000" w:themeColor="text1"/>
+      <w:color w:val="000000"/>
     </w:rPr>
     <w:tblPr>
       <w:tblStyleRowBandSize w:val="1"/>
@@ -12048,7 +12645,7 @@
       <w:rPr>
         <w:b/>
         <w:bCs/>
-        <w:color w:val="000000" w:themeColor="text1"/>
+        <w:color w:val="000000"/>
       </w:rPr>
       <w:tblPr/>
       <w:tcPr>
@@ -12057,7 +12654,7 @@
     </w:tblStylePr>
     <w:tblStylePr w:type="firstCol">
       <w:rPr>
-        <w:color w:val="FFFFFF" w:themeColor="background1"/>
+        <w:color w:val="000000"/>
       </w:rPr>
       <w:tblPr/>
       <w:tcPr>
@@ -12066,7 +12663,7 @@
     </w:tblStylePr>
     <w:tblStylePr w:type="lastCol">
       <w:rPr>
-        <w:color w:val="FFFFFF" w:themeColor="background1"/>
+        <w:color w:val="000000"/>
       </w:rPr>
       <w:tblPr/>
       <w:tcPr>
@@ -12095,7 +12692,7 @@
       <w:spacing w:after="0" w:line="240" w:lineRule="auto"/>
     </w:pPr>
     <w:rPr>
-      <w:color w:val="000000" w:themeColor="text1"/>
+      <w:color w:val="000000"/>
     </w:rPr>
     <w:tblPr>
       <w:tblStyleRowBandSize w:val="1"/>
@@ -12128,7 +12725,7 @@
       <w:rPr>
         <w:b/>
         <w:bCs/>
-        <w:color w:val="000000" w:themeColor="text1"/>
+        <w:color w:val="000000"/>
       </w:rPr>
       <w:tblPr/>
       <w:tcPr>
@@ -12137,7 +12734,7 @@
     </w:tblStylePr>
     <w:tblStylePr w:type="firstCol">
       <w:rPr>
-        <w:color w:val="FFFFFF" w:themeColor="background1"/>
+        <w:color w:val="000000"/>
       </w:rPr>
       <w:tblPr/>
       <w:tcPr>
@@ -12146,7 +12743,7 @@
     </w:tblStylePr>
     <w:tblStylePr w:type="lastCol">
       <w:rPr>
-        <w:color w:val="FFFFFF" w:themeColor="background1"/>
+        <w:color w:val="000000"/>
       </w:rPr>
       <w:tblPr/>
       <w:tcPr>
@@ -12348,7 +12945,7 @@
       <w:rFonts w:asciiTheme="majorHAnsi" w:eastAsiaTheme="majorEastAsia" w:hAnsiTheme="majorHAnsi" w:cstheme="majorBidi"/>
       <w:b/>
       <w:bCs/>
-      <w:color w:val="365F91" w:themeColor="accent1" w:themeShade="BF"/>
+      <w:color w:val="000000"/>
       <w:sz w:val="28"/>
       <w:szCs w:val="28"/>
     </w:rPr>
@@ -12372,7 +12969,7 @@
       <w:rFonts w:asciiTheme="majorHAnsi" w:eastAsiaTheme="majorEastAsia" w:hAnsiTheme="majorHAnsi" w:cstheme="majorBidi"/>
       <w:b/>
       <w:bCs/>
-      <w:color w:val="4F81BD" w:themeColor="accent1"/>
+      <w:color w:val="000000"/>
       <w:sz w:val="26"/>
       <w:szCs w:val="26"/>
     </w:rPr>
@@ -12396,7 +12993,7 @@
       <w:rFonts w:asciiTheme="majorHAnsi" w:eastAsiaTheme="majorEastAsia" w:hAnsiTheme="majorHAnsi" w:cstheme="majorBidi"/>
       <w:b/>
       <w:bCs/>
-      <w:color w:val="4F81BD" w:themeColor="accent1"/>
+      <w:color w:val="000000"/>
     </w:rPr>
   </w:style>
   <w:style w:type="paragraph" w:styleId="Heading4">
@@ -12421,7 +13018,7 @@
       <w:bCs/>
       <w:i/>
       <w:iCs/>
-      <w:color w:val="4F81BD" w:themeColor="accent1"/>
+      <w:color w:val="000000"/>
     </w:rPr>
   </w:style>
   <w:style w:type="paragraph" w:styleId="Heading5">
@@ -12442,7 +13039,7 @@
     </w:pPr>
     <w:rPr>
       <w:rFonts w:asciiTheme="majorHAnsi" w:eastAsiaTheme="majorEastAsia" w:hAnsiTheme="majorHAnsi" w:cstheme="majorBidi"/>
-      <w:color w:val="243F60" w:themeColor="accent1" w:themeShade="7F"/>
+      <w:color w:val="000000"/>
     </w:rPr>
   </w:style>
   <w:style w:type="paragraph" w:styleId="Heading6">
@@ -12465,7 +13062,7 @@
       <w:rFonts w:asciiTheme="majorHAnsi" w:eastAsiaTheme="majorEastAsia" w:hAnsiTheme="majorHAnsi" w:cstheme="majorBidi"/>
       <w:i/>
       <w:iCs/>
-      <w:color w:val="243F60" w:themeColor="accent1" w:themeShade="7F"/>
+      <w:color w:val="000000"/>
     </w:rPr>
   </w:style>
   <w:style w:type="paragraph" w:styleId="Heading7">
@@ -12488,7 +13085,7 @@
       <w:rFonts w:asciiTheme="majorHAnsi" w:eastAsiaTheme="majorEastAsia" w:hAnsiTheme="majorHAnsi" w:cstheme="majorBidi"/>
       <w:i/>
       <w:iCs/>
-      <w:color w:val="404040" w:themeColor="text1" w:themeTint="BF"/>
+      <w:color w:val="000000"/>
     </w:rPr>
   </w:style>
   <w:style w:type="paragraph" w:styleId="Heading8">
@@ -12509,7 +13106,7 @@
     </w:pPr>
     <w:rPr>
       <w:rFonts w:asciiTheme="majorHAnsi" w:eastAsiaTheme="majorEastAsia" w:hAnsiTheme="majorHAnsi" w:cstheme="majorBidi"/>
-      <w:color w:val="4F81BD" w:themeColor="accent1"/>
+      <w:color w:val="000000"/>
       <w:sz w:val="20"/>
       <w:szCs w:val="20"/>
     </w:rPr>
@@ -12534,7 +13131,7 @@
       <w:rFonts w:asciiTheme="majorHAnsi" w:eastAsiaTheme="majorEastAsia" w:hAnsiTheme="majorHAnsi" w:cstheme="majorBidi"/>
       <w:i/>
       <w:iCs/>
-      <w:color w:val="404040" w:themeColor="text1" w:themeTint="BF"/>
+      <w:color w:val="000000"/>
       <w:sz w:val="20"/>
       <w:szCs w:val="20"/>
     </w:rPr>
@@ -12585,7 +13182,7 @@
       <w:rFonts w:asciiTheme="majorHAnsi" w:eastAsiaTheme="majorEastAsia" w:hAnsiTheme="majorHAnsi" w:cstheme="majorBidi"/>
       <w:b/>
       <w:bCs/>
-      <w:color w:val="365F91" w:themeColor="accent1" w:themeShade="BF"/>
+      <w:color w:val="000000"/>
       <w:sz w:val="28"/>
       <w:szCs w:val="28"/>
     </w:rPr>
@@ -12600,7 +13197,7 @@
       <w:rFonts w:asciiTheme="majorHAnsi" w:eastAsiaTheme="majorEastAsia" w:hAnsiTheme="majorHAnsi" w:cstheme="majorBidi"/>
       <w:b/>
       <w:bCs/>
-      <w:color w:val="4F81BD" w:themeColor="accent1"/>
+      <w:color w:val="000000"/>
       <w:sz w:val="26"/>
       <w:szCs w:val="26"/>
     </w:rPr>
@@ -12615,7 +13212,7 @@
       <w:rFonts w:asciiTheme="majorHAnsi" w:eastAsiaTheme="majorEastAsia" w:hAnsiTheme="majorHAnsi" w:cstheme="majorBidi"/>
       <w:b/>
       <w:bCs/>
-      <w:color w:val="4F81BD" w:themeColor="accent1"/>
+      <w:color w:val="000000"/>
     </w:rPr>
   </w:style>
   <w:style w:type="paragraph" w:styleId="Title">
@@ -12635,7 +13232,7 @@
     </w:pPr>
     <w:rPr>
       <w:rFonts w:asciiTheme="majorHAnsi" w:eastAsiaTheme="majorEastAsia" w:hAnsiTheme="majorHAnsi" w:cstheme="majorBidi"/>
-      <w:color w:val="17365D" w:themeColor="text2" w:themeShade="BF"/>
+      <w:color w:val="000000"/>
       <w:spacing w:val="5"/>
       <w:kern w:val="28"/>
       <w:sz w:val="52"/>
@@ -12650,7 +13247,7 @@
     <w:rsid w:val="00FC693F"/>
     <w:rPr>
       <w:rFonts w:asciiTheme="majorHAnsi" w:eastAsiaTheme="majorEastAsia" w:hAnsiTheme="majorHAnsi" w:cstheme="majorBidi"/>
-      <w:color w:val="17365D" w:themeColor="text2" w:themeShade="BF"/>
+      <w:color w:val="000000"/>
       <w:spacing w:val="5"/>
       <w:kern w:val="28"/>
       <w:sz w:val="52"/>
@@ -12674,7 +13271,7 @@
       <w:rFonts w:asciiTheme="majorHAnsi" w:eastAsiaTheme="majorEastAsia" w:hAnsiTheme="majorHAnsi" w:cstheme="majorBidi"/>
       <w:i/>
       <w:iCs/>
-      <w:color w:val="4F81BD" w:themeColor="accent1"/>
+      <w:color w:val="000000"/>
       <w:spacing w:val="15"/>
       <w:sz w:val="24"/>
       <w:szCs w:val="24"/>
@@ -12690,7 +13287,7 @@
       <w:rFonts w:asciiTheme="majorHAnsi" w:eastAsiaTheme="majorEastAsia" w:hAnsiTheme="majorHAnsi" w:cstheme="majorBidi"/>
       <w:i/>
       <w:iCs/>
-      <w:color w:val="4F81BD" w:themeColor="accent1"/>
+      <w:color w:val="000000"/>
       <w:spacing w:val="15"/>
       <w:sz w:val="24"/>
       <w:szCs w:val="24"/>
@@ -12962,7 +13559,7 @@
     <w:rPr>
       <w:i/>
       <w:iCs/>
-      <w:color w:val="000000" w:themeColor="text1"/>
+      <w:color w:val="000000"/>
     </w:rPr>
   </w:style>
   <w:style w:type="character" w:customStyle="1" w:styleId="QuoteChar">
@@ -12974,7 +13571,7 @@
     <w:rPr>
       <w:i/>
       <w:iCs/>
-      <w:color w:val="000000" w:themeColor="text1"/>
+      <w:color w:val="000000"/>
     </w:rPr>
   </w:style>
   <w:style w:type="character" w:customStyle="1" w:styleId="Heading4Char">
@@ -12990,7 +13587,7 @@
       <w:bCs/>
       <w:i/>
       <w:iCs/>
-      <w:color w:val="4F81BD" w:themeColor="accent1"/>
+      <w:color w:val="000000"/>
     </w:rPr>
   </w:style>
   <w:style w:type="character" w:customStyle="1" w:styleId="Heading5Char">
@@ -13002,7 +13599,7 @@
     <w:rsid w:val="00FC693F"/>
     <w:rPr>
       <w:rFonts w:asciiTheme="majorHAnsi" w:eastAsiaTheme="majorEastAsia" w:hAnsiTheme="majorHAnsi" w:cstheme="majorBidi"/>
-      <w:color w:val="243F60" w:themeColor="accent1" w:themeShade="7F"/>
+      <w:color w:val="000000"/>
     </w:rPr>
   </w:style>
   <w:style w:type="character" w:customStyle="1" w:styleId="Heading6Char">
@@ -13016,7 +13613,7 @@
       <w:rFonts w:asciiTheme="majorHAnsi" w:eastAsiaTheme="majorEastAsia" w:hAnsiTheme="majorHAnsi" w:cstheme="majorBidi"/>
       <w:i/>
       <w:iCs/>
-      <w:color w:val="243F60" w:themeColor="accent1" w:themeShade="7F"/>
+      <w:color w:val="000000"/>
     </w:rPr>
   </w:style>
   <w:style w:type="character" w:customStyle="1" w:styleId="Heading7Char">
@@ -13030,7 +13627,7 @@
       <w:rFonts w:asciiTheme="majorHAnsi" w:eastAsiaTheme="majorEastAsia" w:hAnsiTheme="majorHAnsi" w:cstheme="majorBidi"/>
       <w:i/>
       <w:iCs/>
-      <w:color w:val="404040" w:themeColor="text1" w:themeTint="BF"/>
+      <w:color w:val="000000"/>
     </w:rPr>
   </w:style>
   <w:style w:type="character" w:customStyle="1" w:styleId="Heading8Char">
@@ -13042,7 +13639,7 @@
     <w:rsid w:val="00FC693F"/>
     <w:rPr>
       <w:rFonts w:asciiTheme="majorHAnsi" w:eastAsiaTheme="majorEastAsia" w:hAnsiTheme="majorHAnsi" w:cstheme="majorBidi"/>
-      <w:color w:val="4F81BD" w:themeColor="accent1"/>
+      <w:color w:val="000000"/>
       <w:sz w:val="20"/>
       <w:szCs w:val="20"/>
     </w:rPr>
@@ -13058,7 +13655,7 @@
       <w:rFonts w:asciiTheme="majorHAnsi" w:eastAsiaTheme="majorEastAsia" w:hAnsiTheme="majorHAnsi" w:cstheme="majorBidi"/>
       <w:i/>
       <w:iCs/>
-      <w:color w:val="404040" w:themeColor="text1" w:themeTint="BF"/>
+      <w:color w:val="000000"/>
       <w:sz w:val="20"/>
       <w:szCs w:val="20"/>
     </w:rPr>
@@ -13078,7 +13675,7 @@
     <w:rPr>
       <w:b/>
       <w:bCs/>
-      <w:color w:val="4F81BD" w:themeColor="accent1"/>
+      <w:color w:val="000000"/>
       <w:sz w:val="18"/>
       <w:szCs w:val="18"/>
     </w:rPr>
@@ -13125,7 +13722,7 @@
       <w:bCs/>
       <w:i/>
       <w:iCs/>
-      <w:color w:val="4F81BD" w:themeColor="accent1"/>
+      <w:color w:val="000000"/>
     </w:rPr>
   </w:style>
   <w:style w:type="character" w:customStyle="1" w:styleId="IntenseQuoteChar">
@@ -13139,7 +13736,7 @@
       <w:bCs/>
       <w:i/>
       <w:iCs/>
-      <w:color w:val="4F81BD" w:themeColor="accent1"/>
+      <w:color w:val="000000"/>
     </w:rPr>
   </w:style>
   <w:style w:type="character" w:styleId="SubtleEmphasis">
@@ -13151,7 +13748,7 @@
     <w:rPr>
       <w:i/>
       <w:iCs/>
-      <w:color w:val="808080" w:themeColor="text1" w:themeTint="7F"/>
+      <w:color w:val="000000"/>
     </w:rPr>
   </w:style>
   <w:style w:type="character" w:styleId="IntenseEmphasis">
@@ -13165,7 +13762,7 @@
       <w:bCs/>
       <w:i/>
       <w:iCs/>
-      <w:color w:val="4F81BD" w:themeColor="accent1"/>
+      <w:color w:val="000000"/>
     </w:rPr>
   </w:style>
   <w:style w:type="character" w:styleId="SubtleReference">
@@ -13176,7 +13773,7 @@
     <w:rsid w:val="00FC693F"/>
     <w:rPr>
       <w:smallCaps/>
-      <w:color w:val="C0504D" w:themeColor="accent2"/>
+      <w:color w:val="000000"/>
       <w:u w:val="single"/>
     </w:rPr>
   </w:style>
@@ -13190,7 +13787,7 @@
       <w:b/>
       <w:bCs/>
       <w:smallCaps/>
-      <w:color w:val="C0504D" w:themeColor="accent2"/>
+      <w:color w:val="000000"/>
       <w:spacing w:val="5"/>
       <w:u w:val="single"/>
     </w:rPr>
@@ -13256,7 +13853,7 @@
       <w:spacing w:after="0" w:line="240" w:lineRule="auto"/>
     </w:pPr>
     <w:rPr>
-      <w:color w:val="000000" w:themeColor="text1" w:themeShade="BF"/>
+      <w:color w:val="000000"/>
     </w:rPr>
     <w:tblPr>
       <w:tblStyleRowBandSize w:val="1"/>
@@ -13359,7 +13956,7 @@
       <w:spacing w:after="0" w:line="240" w:lineRule="auto"/>
     </w:pPr>
     <w:rPr>
-      <w:color w:val="365F91" w:themeColor="accent1" w:themeShade="BF"/>
+      <w:color w:val="000000"/>
     </w:rPr>
     <w:tblPr>
       <w:tblStyleRowBandSize w:val="1"/>
@@ -13462,7 +14059,7 @@
       <w:spacing w:after="0" w:line="240" w:lineRule="auto"/>
     </w:pPr>
     <w:rPr>
-      <w:color w:val="943634" w:themeColor="accent2" w:themeShade="BF"/>
+      <w:color w:val="000000"/>
     </w:rPr>
     <w:tblPr>
       <w:tblStyleRowBandSize w:val="1"/>
@@ -13565,7 +14162,7 @@
       <w:spacing w:after="0" w:line="240" w:lineRule="auto"/>
     </w:pPr>
     <w:rPr>
-      <w:color w:val="76923C" w:themeColor="accent3" w:themeShade="BF"/>
+      <w:color w:val="000000"/>
     </w:rPr>
     <w:tblPr>
       <w:tblStyleRowBandSize w:val="1"/>
@@ -13668,7 +14265,7 @@
       <w:spacing w:after="0" w:line="240" w:lineRule="auto"/>
     </w:pPr>
     <w:rPr>
-      <w:color w:val="5F497A" w:themeColor="accent4" w:themeShade="BF"/>
+      <w:color w:val="000000"/>
     </w:rPr>
     <w:tblPr>
       <w:tblStyleRowBandSize w:val="1"/>
@@ -13771,7 +14368,7 @@
       <w:spacing w:after="0" w:line="240" w:lineRule="auto"/>
     </w:pPr>
     <w:rPr>
-      <w:color w:val="31849B" w:themeColor="accent5" w:themeShade="BF"/>
+      <w:color w:val="000000"/>
     </w:rPr>
     <w:tblPr>
       <w:tblStyleRowBandSize w:val="1"/>
@@ -13874,7 +14471,7 @@
       <w:spacing w:after="0" w:line="240" w:lineRule="auto"/>
     </w:pPr>
     <w:rPr>
-      <w:color w:val="E36C0A" w:themeColor="accent6" w:themeShade="BF"/>
+      <w:color w:val="000000"/>
     </w:rPr>
     <w:tblPr>
       <w:tblStyleRowBandSize w:val="1"/>
@@ -14000,7 +14597,7 @@
       <w:rPr>
         <w:b/>
         <w:bCs/>
-        <w:color w:val="FFFFFF" w:themeColor="background1"/>
+        <w:color w:val="000000"/>
       </w:rPr>
       <w:tblPr/>
       <w:tcPr>
@@ -14092,7 +14689,7 @@
       <w:rPr>
         <w:b/>
         <w:bCs/>
-        <w:color w:val="FFFFFF" w:themeColor="background1"/>
+        <w:color w:val="000000"/>
       </w:rPr>
       <w:tblPr/>
       <w:tcPr>
@@ -14184,7 +14781,7 @@
       <w:rPr>
         <w:b/>
         <w:bCs/>
-        <w:color w:val="FFFFFF" w:themeColor="background1"/>
+        <w:color w:val="000000"/>
       </w:rPr>
       <w:tblPr/>
       <w:tcPr>
@@ -14276,7 +14873,7 @@
       <w:rPr>
         <w:b/>
         <w:bCs/>
-        <w:color w:val="FFFFFF" w:themeColor="background1"/>
+        <w:color w:val="000000"/>
       </w:rPr>
       <w:tblPr/>
       <w:tcPr>
@@ -14368,7 +14965,7 @@
       <w:rPr>
         <w:b/>
         <w:bCs/>
-        <w:color w:val="FFFFFF" w:themeColor="background1"/>
+        <w:color w:val="000000"/>
       </w:rPr>
       <w:tblPr/>
       <w:tcPr>
@@ -14460,7 +15057,7 @@
       <w:rPr>
         <w:b/>
         <w:bCs/>
-        <w:color w:val="FFFFFF" w:themeColor="background1"/>
+        <w:color w:val="000000"/>
       </w:rPr>
       <w:tblPr/>
       <w:tcPr>
@@ -14552,7 +15149,7 @@
       <w:rPr>
         <w:b/>
         <w:bCs/>
-        <w:color w:val="FFFFFF" w:themeColor="background1"/>
+        <w:color w:val="000000"/>
       </w:rPr>
       <w:tblPr/>
       <w:tcPr>
@@ -15555,7 +16152,7 @@
       <w:rPr>
         <w:b/>
         <w:bCs/>
-        <w:color w:val="FFFFFF" w:themeColor="background1"/>
+        <w:color w:val="000000"/>
       </w:rPr>
       <w:tblPr/>
       <w:tcPr>
@@ -15661,7 +16258,7 @@
       <w:rPr>
         <w:b/>
         <w:bCs/>
-        <w:color w:val="FFFFFF" w:themeColor="background1"/>
+        <w:color w:val="000000"/>
       </w:rPr>
       <w:tblPr/>
       <w:tcPr>
@@ -15767,7 +16364,7 @@
       <w:rPr>
         <w:b/>
         <w:bCs/>
-        <w:color w:val="FFFFFF" w:themeColor="background1"/>
+        <w:color w:val="000000"/>
       </w:rPr>
       <w:tblPr/>
       <w:tcPr>
@@ -15873,7 +16470,7 @@
       <w:rPr>
         <w:b/>
         <w:bCs/>
-        <w:color w:val="FFFFFF" w:themeColor="background1"/>
+        <w:color w:val="000000"/>
       </w:rPr>
       <w:tblPr/>
       <w:tcPr>
@@ -15979,7 +16576,7 @@
       <w:rPr>
         <w:b/>
         <w:bCs/>
-        <w:color w:val="FFFFFF" w:themeColor="background1"/>
+        <w:color w:val="000000"/>
       </w:rPr>
       <w:tblPr/>
       <w:tcPr>
@@ -16085,7 +16682,7 @@
       <w:rPr>
         <w:b/>
         <w:bCs/>
-        <w:color w:val="FFFFFF" w:themeColor="background1"/>
+        <w:color w:val="000000"/>
       </w:rPr>
       <w:tblPr/>
       <w:tcPr>
@@ -16191,7 +16788,7 @@
       <w:rPr>
         <w:b/>
         <w:bCs/>
-        <w:color w:val="FFFFFF" w:themeColor="background1"/>
+        <w:color w:val="000000"/>
       </w:rPr>
       <w:tblPr/>
       <w:tcPr>
@@ -16294,7 +16891,7 @@
       <w:rPr>
         <w:b/>
         <w:bCs/>
-        <w:color w:val="FFFFFF" w:themeColor="background1"/>
+        <w:color w:val="000000"/>
       </w:rPr>
       <w:tblPr/>
       <w:tcPr>
@@ -16314,7 +16911,7 @@
         <w:spacing w:before="0" w:after="0" w:line="240" w:lineRule="auto"/>
       </w:pPr>
       <w:rPr>
-        <w:color w:val="auto"/>
+        <w:color w:val="000000"/>
       </w:rPr>
       <w:tblPr/>
       <w:tcPr>
@@ -16333,7 +16930,7 @@
       <w:rPr>
         <w:b/>
         <w:bCs/>
-        <w:color w:val="FFFFFF" w:themeColor="background1"/>
+        <w:color w:val="000000"/>
       </w:rPr>
       <w:tblPr/>
       <w:tcPr>
@@ -16352,7 +16949,7 @@
       <w:rPr>
         <w:b/>
         <w:bCs/>
-        <w:color w:val="FFFFFF" w:themeColor="background1"/>
+        <w:color w:val="000000"/>
       </w:rPr>
       <w:tblPr/>
       <w:tcPr>
@@ -16398,7 +16995,7 @@
     </w:tblStylePr>
     <w:tblStylePr w:type="nwCell">
       <w:rPr>
-        <w:color w:val="FFFFFF" w:themeColor="background1"/>
+        <w:color w:val="000000"/>
       </w:rPr>
       <w:tblPr/>
       <w:tcPr>
@@ -16443,7 +17040,7 @@
       <w:rPr>
         <w:b/>
         <w:bCs/>
-        <w:color w:val="FFFFFF" w:themeColor="background1"/>
+        <w:color w:val="000000"/>
       </w:rPr>
       <w:tblPr/>
       <w:tcPr>
@@ -16463,7 +17060,7 @@
         <w:spacing w:before="0" w:after="0" w:line="240" w:lineRule="auto"/>
       </w:pPr>
       <w:rPr>
-        <w:color w:val="auto"/>
+        <w:color w:val="000000"/>
       </w:rPr>
       <w:tblPr/>
       <w:tcPr>
@@ -16482,7 +17079,7 @@
       <w:rPr>
         <w:b/>
         <w:bCs/>
-        <w:color w:val="FFFFFF" w:themeColor="background1"/>
+        <w:color w:val="000000"/>
       </w:rPr>
       <w:tblPr/>
       <w:tcPr>
@@ -16501,7 +17098,7 @@
       <w:rPr>
         <w:b/>
         <w:bCs/>
-        <w:color w:val="FFFFFF" w:themeColor="background1"/>
+        <w:color w:val="000000"/>
       </w:rPr>
       <w:tblPr/>
       <w:tcPr>
@@ -16547,7 +17144,7 @@
     </w:tblStylePr>
     <w:tblStylePr w:type="nwCell">
       <w:rPr>
-        <w:color w:val="FFFFFF" w:themeColor="background1"/>
+        <w:color w:val="000000"/>
       </w:rPr>
       <w:tblPr/>
       <w:tcPr>
@@ -16592,7 +17189,7 @@
       <w:rPr>
         <w:b/>
         <w:bCs/>
-        <w:color w:val="FFFFFF" w:themeColor="background1"/>
+        <w:color w:val="000000"/>
       </w:rPr>
       <w:tblPr/>
       <w:tcPr>
@@ -16612,7 +17209,7 @@
         <w:spacing w:before="0" w:after="0" w:line="240" w:lineRule="auto"/>
       </w:pPr>
       <w:rPr>
-        <w:color w:val="auto"/>
+        <w:color w:val="000000"/>
       </w:rPr>
       <w:tblPr/>
       <w:tcPr>
@@ -16631,7 +17228,7 @@
       <w:rPr>
         <w:b/>
         <w:bCs/>
-        <w:color w:val="FFFFFF" w:themeColor="background1"/>
+        <w:color w:val="000000"/>
       </w:rPr>
       <w:tblPr/>
       <w:tcPr>
@@ -16650,7 +17247,7 @@
       <w:rPr>
         <w:b/>
         <w:bCs/>
-        <w:color w:val="FFFFFF" w:themeColor="background1"/>
+        <w:color w:val="000000"/>
       </w:rPr>
       <w:tblPr/>
       <w:tcPr>
@@ -16696,7 +17293,7 @@
     </w:tblStylePr>
     <w:tblStylePr w:type="nwCell">
       <w:rPr>
-        <w:color w:val="FFFFFF" w:themeColor="background1"/>
+        <w:color w:val="000000"/>
       </w:rPr>
       <w:tblPr/>
       <w:tcPr>
@@ -16741,7 +17338,7 @@
       <w:rPr>
         <w:b/>
         <w:bCs/>
-        <w:color w:val="FFFFFF" w:themeColor="background1"/>
+        <w:color w:val="000000"/>
       </w:rPr>
       <w:tblPr/>
       <w:tcPr>
@@ -16761,7 +17358,7 @@
         <w:spacing w:before="0" w:after="0" w:line="240" w:lineRule="auto"/>
       </w:pPr>
       <w:rPr>
-        <w:color w:val="auto"/>
+        <w:color w:val="000000"/>
       </w:rPr>
       <w:tblPr/>
       <w:tcPr>
@@ -16780,7 +17377,7 @@
       <w:rPr>
         <w:b/>
         <w:bCs/>
-        <w:color w:val="FFFFFF" w:themeColor="background1"/>
+        <w:color w:val="000000"/>
       </w:rPr>
       <w:tblPr/>
       <w:tcPr>
@@ -16799,7 +17396,7 @@
       <w:rPr>
         <w:b/>
         <w:bCs/>
-        <w:color w:val="FFFFFF" w:themeColor="background1"/>
+        <w:color w:val="000000"/>
       </w:rPr>
       <w:tblPr/>
       <w:tcPr>
@@ -16845,7 +17442,7 @@
     </w:tblStylePr>
     <w:tblStylePr w:type="nwCell">
       <w:rPr>
-        <w:color w:val="FFFFFF" w:themeColor="background1"/>
+        <w:color w:val="000000"/>
       </w:rPr>
       <w:tblPr/>
       <w:tcPr>
@@ -16890,7 +17487,7 @@
       <w:rPr>
         <w:b/>
         <w:bCs/>
-        <w:color w:val="FFFFFF" w:themeColor="background1"/>
+        <w:color w:val="000000"/>
       </w:rPr>
       <w:tblPr/>
       <w:tcPr>
@@ -16910,7 +17507,7 @@
         <w:spacing w:before="0" w:after="0" w:line="240" w:lineRule="auto"/>
       </w:pPr>
       <w:rPr>
-        <w:color w:val="auto"/>
+        <w:color w:val="000000"/>
       </w:rPr>
       <w:tblPr/>
       <w:tcPr>
@@ -16929,7 +17526,7 @@
       <w:rPr>
         <w:b/>
         <w:bCs/>
-        <w:color w:val="FFFFFF" w:themeColor="background1"/>
+        <w:color w:val="000000"/>
       </w:rPr>
       <w:tblPr/>
       <w:tcPr>
@@ -16948,7 +17545,7 @@
       <w:rPr>
         <w:b/>
         <w:bCs/>
-        <w:color w:val="FFFFFF" w:themeColor="background1"/>
+        <w:color w:val="000000"/>
       </w:rPr>
       <w:tblPr/>
       <w:tcPr>
@@ -16994,7 +17591,7 @@
     </w:tblStylePr>
     <w:tblStylePr w:type="nwCell">
       <w:rPr>
-        <w:color w:val="FFFFFF" w:themeColor="background1"/>
+        <w:color w:val="000000"/>
       </w:rPr>
       <w:tblPr/>
       <w:tcPr>
@@ -17039,7 +17636,7 @@
       <w:rPr>
         <w:b/>
         <w:bCs/>
-        <w:color w:val="FFFFFF" w:themeColor="background1"/>
+        <w:color w:val="000000"/>
       </w:rPr>
       <w:tblPr/>
       <w:tcPr>
@@ -17059,7 +17656,7 @@
         <w:spacing w:before="0" w:after="0" w:line="240" w:lineRule="auto"/>
       </w:pPr>
       <w:rPr>
-        <w:color w:val="auto"/>
+        <w:color w:val="000000"/>
       </w:rPr>
       <w:tblPr/>
       <w:tcPr>
@@ -17078,7 +17675,7 @@
       <w:rPr>
         <w:b/>
         <w:bCs/>
-        <w:color w:val="FFFFFF" w:themeColor="background1"/>
+        <w:color w:val="000000"/>
       </w:rPr>
       <w:tblPr/>
       <w:tcPr>
@@ -17097,7 +17694,7 @@
       <w:rPr>
         <w:b/>
         <w:bCs/>
-        <w:color w:val="FFFFFF" w:themeColor="background1"/>
+        <w:color w:val="000000"/>
       </w:rPr>
       <w:tblPr/>
       <w:tcPr>
@@ -17143,7 +17740,7 @@
     </w:tblStylePr>
     <w:tblStylePr w:type="nwCell">
       <w:rPr>
-        <w:color w:val="FFFFFF" w:themeColor="background1"/>
+        <w:color w:val="000000"/>
       </w:rPr>
       <w:tblPr/>
       <w:tcPr>
@@ -17188,7 +17785,7 @@
       <w:rPr>
         <w:b/>
         <w:bCs/>
-        <w:color w:val="FFFFFF" w:themeColor="background1"/>
+        <w:color w:val="000000"/>
       </w:rPr>
       <w:tblPr/>
       <w:tcPr>
@@ -17208,7 +17805,7 @@
         <w:spacing w:before="0" w:after="0" w:line="240" w:lineRule="auto"/>
       </w:pPr>
       <w:rPr>
-        <w:color w:val="auto"/>
+        <w:color w:val="000000"/>
       </w:rPr>
       <w:tblPr/>
       <w:tcPr>
@@ -17227,7 +17824,7 @@
       <w:rPr>
         <w:b/>
         <w:bCs/>
-        <w:color w:val="FFFFFF" w:themeColor="background1"/>
+        <w:color w:val="000000"/>
       </w:rPr>
       <w:tblPr/>
       <w:tcPr>
@@ -17246,7 +17843,7 @@
       <w:rPr>
         <w:b/>
         <w:bCs/>
-        <w:color w:val="FFFFFF" w:themeColor="background1"/>
+        <w:color w:val="000000"/>
       </w:rPr>
       <w:tblPr/>
       <w:tcPr>
@@ -17292,7 +17889,7 @@
     </w:tblStylePr>
     <w:tblStylePr w:type="nwCell">
       <w:rPr>
-        <w:color w:val="FFFFFF" w:themeColor="background1"/>
+        <w:color w:val="000000"/>
       </w:rPr>
       <w:tblPr/>
       <w:tcPr>
@@ -17316,7 +17913,7 @@
       <w:spacing w:after="0" w:line="240" w:lineRule="auto"/>
     </w:pPr>
     <w:rPr>
-      <w:color w:val="000000" w:themeColor="text1"/>
+      <w:color w:val="000000"/>
     </w:rPr>
     <w:tblPr>
       <w:tblStyleRowBandSize w:val="1"/>
@@ -17349,7 +17946,7 @@
       <w:rPr>
         <w:b/>
         <w:bCs/>
-        <w:color w:val="1F497D" w:themeColor="text2"/>
+        <w:color w:val="000000"/>
       </w:rPr>
       <w:tblPr/>
       <w:tcPr>
@@ -17400,7 +17997,7 @@
       <w:spacing w:after="0" w:line="240" w:lineRule="auto"/>
     </w:pPr>
     <w:rPr>
-      <w:color w:val="000000" w:themeColor="text1"/>
+      <w:color w:val="000000"/>
     </w:rPr>
     <w:tblPr>
       <w:tblStyleRowBandSize w:val="1"/>
@@ -17433,7 +18030,7 @@
       <w:rPr>
         <w:b/>
         <w:bCs/>
-        <w:color w:val="1F497D" w:themeColor="text2"/>
+        <w:color w:val="000000"/>
       </w:rPr>
       <w:tblPr/>
       <w:tcPr>
@@ -17484,7 +18081,7 @@
       <w:spacing w:after="0" w:line="240" w:lineRule="auto"/>
     </w:pPr>
     <w:rPr>
-      <w:color w:val="000000" w:themeColor="text1"/>
+      <w:color w:val="000000"/>
     </w:rPr>
     <w:tblPr>
       <w:tblStyleRowBandSize w:val="1"/>
@@ -17517,7 +18114,7 @@
       <w:rPr>
         <w:b/>
         <w:bCs/>
-        <w:color w:val="1F497D" w:themeColor="text2"/>
+        <w:color w:val="000000"/>
       </w:rPr>
       <w:tblPr/>
       <w:tcPr>
@@ -17568,7 +18165,7 @@
       <w:spacing w:after="0" w:line="240" w:lineRule="auto"/>
     </w:pPr>
     <w:rPr>
-      <w:color w:val="000000" w:themeColor="text1"/>
+      <w:color w:val="000000"/>
     </w:rPr>
     <w:tblPr>
       <w:tblStyleRowBandSize w:val="1"/>
@@ -17601,7 +18198,7 @@
       <w:rPr>
         <w:b/>
         <w:bCs/>
-        <w:color w:val="1F497D" w:themeColor="text2"/>
+        <w:color w:val="000000"/>
       </w:rPr>
       <w:tblPr/>
       <w:tcPr>
@@ -17652,7 +18249,7 @@
       <w:spacing w:after="0" w:line="240" w:lineRule="auto"/>
     </w:pPr>
     <w:rPr>
-      <w:color w:val="000000" w:themeColor="text1"/>
+      <w:color w:val="000000"/>
     </w:rPr>
     <w:tblPr>
       <w:tblStyleRowBandSize w:val="1"/>
@@ -17685,7 +18282,7 @@
       <w:rPr>
         <w:b/>
         <w:bCs/>
-        <w:color w:val="1F497D" w:themeColor="text2"/>
+        <w:color w:val="000000"/>
       </w:rPr>
       <w:tblPr/>
       <w:tcPr>
@@ -17736,7 +18333,7 @@
       <w:spacing w:after="0" w:line="240" w:lineRule="auto"/>
     </w:pPr>
     <w:rPr>
-      <w:color w:val="000000" w:themeColor="text1"/>
+      <w:color w:val="000000"/>
     </w:rPr>
     <w:tblPr>
       <w:tblStyleRowBandSize w:val="1"/>
@@ -17769,7 +18366,7 @@
       <w:rPr>
         <w:b/>
         <w:bCs/>
-        <w:color w:val="1F497D" w:themeColor="text2"/>
+        <w:color w:val="000000"/>
       </w:rPr>
       <w:tblPr/>
       <w:tcPr>
@@ -17820,7 +18417,7 @@
       <w:spacing w:after="0" w:line="240" w:lineRule="auto"/>
     </w:pPr>
     <w:rPr>
-      <w:color w:val="000000" w:themeColor="text1"/>
+      <w:color w:val="000000"/>
     </w:rPr>
     <w:tblPr>
       <w:tblStyleRowBandSize w:val="1"/>
@@ -17853,7 +18450,7 @@
       <w:rPr>
         <w:b/>
         <w:bCs/>
-        <w:color w:val="1F497D" w:themeColor="text2"/>
+        <w:color w:val="000000"/>
       </w:rPr>
       <w:tblPr/>
       <w:tcPr>
@@ -17905,7 +18502,7 @@
     </w:pPr>
     <w:rPr>
       <w:rFonts w:asciiTheme="majorHAnsi" w:eastAsiaTheme="majorEastAsia" w:hAnsiTheme="majorHAnsi" w:cstheme="majorBidi"/>
-      <w:color w:val="000000" w:themeColor="text1"/>
+      <w:color w:val="000000"/>
     </w:rPr>
     <w:tblPr>
       <w:tblStyleRowBandSize w:val="1"/>
@@ -18033,7 +18630,7 @@
     </w:pPr>
     <w:rPr>
       <w:rFonts w:asciiTheme="majorHAnsi" w:eastAsiaTheme="majorEastAsia" w:hAnsiTheme="majorHAnsi" w:cstheme="majorBidi"/>
-      <w:color w:val="000000" w:themeColor="text1"/>
+      <w:color w:val="000000"/>
     </w:rPr>
     <w:tblPr>
       <w:tblStyleRowBandSize w:val="1"/>
@@ -18161,7 +18758,7 @@
     </w:pPr>
     <w:rPr>
       <w:rFonts w:asciiTheme="majorHAnsi" w:eastAsiaTheme="majorEastAsia" w:hAnsiTheme="majorHAnsi" w:cstheme="majorBidi"/>
-      <w:color w:val="000000" w:themeColor="text1"/>
+      <w:color w:val="000000"/>
     </w:rPr>
     <w:tblPr>
       <w:tblStyleRowBandSize w:val="1"/>
@@ -18289,7 +18886,7 @@
     </w:pPr>
     <w:rPr>
       <w:rFonts w:asciiTheme="majorHAnsi" w:eastAsiaTheme="majorEastAsia" w:hAnsiTheme="majorHAnsi" w:cstheme="majorBidi"/>
-      <w:color w:val="000000" w:themeColor="text1"/>
+      <w:color w:val="000000"/>
     </w:rPr>
     <w:tblPr>
       <w:tblStyleRowBandSize w:val="1"/>
@@ -18417,7 +19014,7 @@
     </w:pPr>
     <w:rPr>
       <w:rFonts w:asciiTheme="majorHAnsi" w:eastAsiaTheme="majorEastAsia" w:hAnsiTheme="majorHAnsi" w:cstheme="majorBidi"/>
-      <w:color w:val="000000" w:themeColor="text1"/>
+      <w:color w:val="000000"/>
     </w:rPr>
     <w:tblPr>
       <w:tblStyleRowBandSize w:val="1"/>
@@ -18545,7 +19142,7 @@
     </w:pPr>
     <w:rPr>
       <w:rFonts w:asciiTheme="majorHAnsi" w:eastAsiaTheme="majorEastAsia" w:hAnsiTheme="majorHAnsi" w:cstheme="majorBidi"/>
-      <w:color w:val="000000" w:themeColor="text1"/>
+      <w:color w:val="000000"/>
     </w:rPr>
     <w:tblPr>
       <w:tblStyleRowBandSize w:val="1"/>
@@ -18673,7 +19270,7 @@
     </w:pPr>
     <w:rPr>
       <w:rFonts w:asciiTheme="majorHAnsi" w:eastAsiaTheme="majorEastAsia" w:hAnsiTheme="majorHAnsi" w:cstheme="majorBidi"/>
-      <w:color w:val="000000" w:themeColor="text1"/>
+      <w:color w:val="000000"/>
     </w:rPr>
     <w:tblPr>
       <w:tblStyleRowBandSize w:val="1"/>
@@ -19312,7 +19909,7 @@
     </w:pPr>
     <w:rPr>
       <w:rFonts w:asciiTheme="majorHAnsi" w:eastAsiaTheme="majorEastAsia" w:hAnsiTheme="majorHAnsi" w:cstheme="majorBidi"/>
-      <w:color w:val="000000" w:themeColor="text1"/>
+      <w:color w:val="000000"/>
     </w:rPr>
     <w:tblPr>
       <w:tblStyleRowBandSize w:val="1"/>
@@ -19340,7 +19937,7 @@
       <w:rPr>
         <w:b/>
         <w:bCs/>
-        <w:color w:val="000000" w:themeColor="text1"/>
+        <w:color w:val="000000"/>
       </w:rPr>
       <w:tblPr/>
       <w:tcPr>
@@ -19351,7 +19948,7 @@
       <w:rPr>
         <w:b/>
         <w:bCs/>
-        <w:color w:val="000000" w:themeColor="text1"/>
+        <w:color w:val="000000"/>
       </w:rPr>
       <w:tblPr/>
       <w:tcPr>
@@ -19370,7 +19967,7 @@
       <w:rPr>
         <w:b/>
         <w:bCs/>
-        <w:color w:val="000000" w:themeColor="text1"/>
+        <w:color w:val="000000"/>
       </w:rPr>
       <w:tblPr/>
       <w:tcPr>
@@ -19389,7 +19986,7 @@
       <w:rPr>
         <w:b w:val="0"/>
         <w:bCs w:val="0"/>
-        <w:color w:val="000000" w:themeColor="text1"/>
+        <w:color w:val="000000"/>
       </w:rPr>
       <w:tblPr/>
       <w:tcPr>
@@ -19437,7 +20034,7 @@
     </w:pPr>
     <w:rPr>
       <w:rFonts w:asciiTheme="majorHAnsi" w:eastAsiaTheme="majorEastAsia" w:hAnsiTheme="majorHAnsi" w:cstheme="majorBidi"/>
-      <w:color w:val="000000" w:themeColor="text1"/>
+      <w:color w:val="000000"/>
     </w:rPr>
     <w:tblPr>
       <w:tblStyleRowBandSize w:val="1"/>
@@ -19465,7 +20062,7 @@
       <w:rPr>
         <w:b/>
         <w:bCs/>
-        <w:color w:val="000000" w:themeColor="text1"/>
+        <w:color w:val="000000"/>
       </w:rPr>
       <w:tblPr/>
       <w:tcPr>
@@ -19476,7 +20073,7 @@
       <w:rPr>
         <w:b/>
         <w:bCs/>
-        <w:color w:val="000000" w:themeColor="text1"/>
+        <w:color w:val="000000"/>
       </w:rPr>
       <w:tblPr/>
       <w:tcPr>
@@ -19495,7 +20092,7 @@
       <w:rPr>
         <w:b/>
         <w:bCs/>
-        <w:color w:val="000000" w:themeColor="text1"/>
+        <w:color w:val="000000"/>
       </w:rPr>
       <w:tblPr/>
       <w:tcPr>
@@ -19514,7 +20111,7 @@
       <w:rPr>
         <w:b w:val="0"/>
         <w:bCs w:val="0"/>
-        <w:color w:val="000000" w:themeColor="text1"/>
+        <w:color w:val="000000"/>
       </w:rPr>
       <w:tblPr/>
       <w:tcPr>
@@ -19562,7 +20159,7 @@
     </w:pPr>
     <w:rPr>
       <w:rFonts w:asciiTheme="majorHAnsi" w:eastAsiaTheme="majorEastAsia" w:hAnsiTheme="majorHAnsi" w:cstheme="majorBidi"/>
-      <w:color w:val="000000" w:themeColor="text1"/>
+      <w:color w:val="000000"/>
     </w:rPr>
     <w:tblPr>
       <w:tblStyleRowBandSize w:val="1"/>
@@ -19590,7 +20187,7 @@
       <w:rPr>
         <w:b/>
         <w:bCs/>
-        <w:color w:val="000000" w:themeColor="text1"/>
+        <w:color w:val="000000"/>
       </w:rPr>
       <w:tblPr/>
       <w:tcPr>
@@ -19601,7 +20198,7 @@
       <w:rPr>
         <w:b/>
         <w:bCs/>
-        <w:color w:val="000000" w:themeColor="text1"/>
+        <w:color w:val="000000"/>
       </w:rPr>
       <w:tblPr/>
       <w:tcPr>
@@ -19620,7 +20217,7 @@
       <w:rPr>
         <w:b/>
         <w:bCs/>
-        <w:color w:val="000000" w:themeColor="text1"/>
+        <w:color w:val="000000"/>
       </w:rPr>
       <w:tblPr/>
       <w:tcPr>
@@ -19639,7 +20236,7 @@
       <w:rPr>
         <w:b w:val="0"/>
         <w:bCs w:val="0"/>
-        <w:color w:val="000000" w:themeColor="text1"/>
+        <w:color w:val="000000"/>
       </w:rPr>
       <w:tblPr/>
       <w:tcPr>
@@ -19687,7 +20284,7 @@
     </w:pPr>
     <w:rPr>
       <w:rFonts w:asciiTheme="majorHAnsi" w:eastAsiaTheme="majorEastAsia" w:hAnsiTheme="majorHAnsi" w:cstheme="majorBidi"/>
-      <w:color w:val="000000" w:themeColor="text1"/>
+      <w:color w:val="000000"/>
     </w:rPr>
     <w:tblPr>
       <w:tblStyleRowBandSize w:val="1"/>
@@ -19715,7 +20312,7 @@
       <w:rPr>
         <w:b/>
         <w:bCs/>
-        <w:color w:val="000000" w:themeColor="text1"/>
+        <w:color w:val="000000"/>
       </w:rPr>
       <w:tblPr/>
       <w:tcPr>
@@ -19726,7 +20323,7 @@
       <w:rPr>
         <w:b/>
         <w:bCs/>
-        <w:color w:val="000000" w:themeColor="text1"/>
+        <w:color w:val="000000"/>
       </w:rPr>
       <w:tblPr/>
       <w:tcPr>
@@ -19745,7 +20342,7 @@
       <w:rPr>
         <w:b/>
         <w:bCs/>
-        <w:color w:val="000000" w:themeColor="text1"/>
+        <w:color w:val="000000"/>
       </w:rPr>
       <w:tblPr/>
       <w:tcPr>
@@ -19764,7 +20361,7 @@
       <w:rPr>
         <w:b w:val="0"/>
         <w:bCs w:val="0"/>
-        <w:color w:val="000000" w:themeColor="text1"/>
+        <w:color w:val="000000"/>
       </w:rPr>
       <w:tblPr/>
       <w:tcPr>
@@ -19812,7 +20409,7 @@
     </w:pPr>
     <w:rPr>
       <w:rFonts w:asciiTheme="majorHAnsi" w:eastAsiaTheme="majorEastAsia" w:hAnsiTheme="majorHAnsi" w:cstheme="majorBidi"/>
-      <w:color w:val="000000" w:themeColor="text1"/>
+      <w:color w:val="000000"/>
     </w:rPr>
     <w:tblPr>
       <w:tblStyleRowBandSize w:val="1"/>
@@ -19840,7 +20437,7 @@
       <w:rPr>
         <w:b/>
         <w:bCs/>
-        <w:color w:val="000000" w:themeColor="text1"/>
+        <w:color w:val="000000"/>
       </w:rPr>
       <w:tblPr/>
       <w:tcPr>
@@ -19851,7 +20448,7 @@
       <w:rPr>
         <w:b/>
         <w:bCs/>
-        <w:color w:val="000000" w:themeColor="text1"/>
+        <w:color w:val="000000"/>
       </w:rPr>
       <w:tblPr/>
       <w:tcPr>
@@ -19870,7 +20467,7 @@
       <w:rPr>
         <w:b/>
         <w:bCs/>
-        <w:color w:val="000000" w:themeColor="text1"/>
+        <w:color w:val="000000"/>
       </w:rPr>
       <w:tblPr/>
       <w:tcPr>
@@ -19889,7 +20486,7 @@
       <w:rPr>
         <w:b w:val="0"/>
         <w:bCs w:val="0"/>
-        <w:color w:val="000000" w:themeColor="text1"/>
+        <w:color w:val="000000"/>
       </w:rPr>
       <w:tblPr/>
       <w:tcPr>
@@ -19937,7 +20534,7 @@
     </w:pPr>
     <w:rPr>
       <w:rFonts w:asciiTheme="majorHAnsi" w:eastAsiaTheme="majorEastAsia" w:hAnsiTheme="majorHAnsi" w:cstheme="majorBidi"/>
-      <w:color w:val="000000" w:themeColor="text1"/>
+      <w:color w:val="000000"/>
     </w:rPr>
     <w:tblPr>
       <w:tblStyleRowBandSize w:val="1"/>
@@ -19965,7 +20562,7 @@
       <w:rPr>
         <w:b/>
         <w:bCs/>
-        <w:color w:val="000000" w:themeColor="text1"/>
+        <w:color w:val="000000"/>
       </w:rPr>
       <w:tblPr/>
       <w:tcPr>
@@ -19976,7 +20573,7 @@
       <w:rPr>
         <w:b/>
         <w:bCs/>
-        <w:color w:val="000000" w:themeColor="text1"/>
+        <w:color w:val="000000"/>
       </w:rPr>
       <w:tblPr/>
       <w:tcPr>
@@ -19995,7 +20592,7 @@
       <w:rPr>
         <w:b/>
         <w:bCs/>
-        <w:color w:val="000000" w:themeColor="text1"/>
+        <w:color w:val="000000"/>
       </w:rPr>
       <w:tblPr/>
       <w:tcPr>
@@ -20014,7 +20611,7 @@
       <w:rPr>
         <w:b w:val="0"/>
         <w:bCs w:val="0"/>
-        <w:color w:val="000000" w:themeColor="text1"/>
+        <w:color w:val="000000"/>
       </w:rPr>
       <w:tblPr/>
       <w:tcPr>
@@ -20062,7 +20659,7 @@
     </w:pPr>
     <w:rPr>
       <w:rFonts w:asciiTheme="majorHAnsi" w:eastAsiaTheme="majorEastAsia" w:hAnsiTheme="majorHAnsi" w:cstheme="majorBidi"/>
-      <w:color w:val="000000" w:themeColor="text1"/>
+      <w:color w:val="000000"/>
     </w:rPr>
     <w:tblPr>
       <w:tblStyleRowBandSize w:val="1"/>
@@ -20090,7 +20687,7 @@
       <w:rPr>
         <w:b/>
         <w:bCs/>
-        <w:color w:val="000000" w:themeColor="text1"/>
+        <w:color w:val="000000"/>
       </w:rPr>
       <w:tblPr/>
       <w:tcPr>
@@ -20101,7 +20698,7 @@
       <w:rPr>
         <w:b/>
         <w:bCs/>
-        <w:color w:val="000000" w:themeColor="text1"/>
+        <w:color w:val="000000"/>
       </w:rPr>
       <w:tblPr/>
       <w:tcPr>
@@ -20120,7 +20717,7 @@
       <w:rPr>
         <w:b/>
         <w:bCs/>
-        <w:color w:val="000000" w:themeColor="text1"/>
+        <w:color w:val="000000"/>
       </w:rPr>
       <w:tblPr/>
       <w:tcPr>
@@ -20139,7 +20736,7 @@
       <w:rPr>
         <w:b w:val="0"/>
         <w:bCs w:val="0"/>
-        <w:color w:val="000000" w:themeColor="text1"/>
+        <w:color w:val="000000"/>
       </w:rPr>
       <w:tblPr/>
       <w:tcPr>
@@ -20213,7 +20810,7 @@
         <w:bCs/>
         <w:i w:val="0"/>
         <w:iCs w:val="0"/>
-        <w:color w:val="FFFFFF" w:themeColor="background1"/>
+        <w:color w:val="000000"/>
       </w:rPr>
       <w:tblPr/>
       <w:tcPr>
@@ -20234,7 +20831,7 @@
         <w:bCs/>
         <w:i w:val="0"/>
         <w:iCs w:val="0"/>
-        <w:color w:val="FFFFFF" w:themeColor="background1"/>
+        <w:color w:val="000000"/>
       </w:rPr>
       <w:tblPr/>
       <w:tcPr>
@@ -20255,7 +20852,7 @@
         <w:bCs/>
         <w:i w:val="0"/>
         <w:iCs w:val="0"/>
-        <w:color w:val="FFFFFF" w:themeColor="background1"/>
+        <w:color w:val="000000"/>
       </w:rPr>
       <w:tblPr/>
       <w:tcPr>
@@ -20274,7 +20871,7 @@
         <w:bCs/>
         <w:i w:val="0"/>
         <w:iCs w:val="0"/>
-        <w:color w:val="FFFFFF" w:themeColor="background1"/>
+        <w:color w:val="000000"/>
       </w:rPr>
       <w:tblPr/>
       <w:tcPr>
@@ -20354,7 +20951,7 @@
         <w:bCs/>
         <w:i w:val="0"/>
         <w:iCs w:val="0"/>
-        <w:color w:val="FFFFFF" w:themeColor="background1"/>
+        <w:color w:val="000000"/>
       </w:rPr>
       <w:tblPr/>
       <w:tcPr>
@@ -20375,7 +20972,7 @@
         <w:bCs/>
         <w:i w:val="0"/>
         <w:iCs w:val="0"/>
-        <w:color w:val="FFFFFF" w:themeColor="background1"/>
+        <w:color w:val="000000"/>
       </w:rPr>
       <w:tblPr/>
       <w:tcPr>
@@ -20396,7 +20993,7 @@
         <w:bCs/>
         <w:i w:val="0"/>
         <w:iCs w:val="0"/>
-        <w:color w:val="FFFFFF" w:themeColor="background1"/>
+        <w:color w:val="000000"/>
       </w:rPr>
       <w:tblPr/>
       <w:tcPr>
@@ -20415,7 +21012,7 @@
         <w:bCs/>
         <w:i w:val="0"/>
         <w:iCs w:val="0"/>
-        <w:color w:val="FFFFFF" w:themeColor="background1"/>
+        <w:color w:val="000000"/>
       </w:rPr>
       <w:tblPr/>
       <w:tcPr>
@@ -20495,7 +21092,7 @@
         <w:bCs/>
         <w:i w:val="0"/>
         <w:iCs w:val="0"/>
-        <w:color w:val="FFFFFF" w:themeColor="background1"/>
+        <w:color w:val="000000"/>
       </w:rPr>
       <w:tblPr/>
       <w:tcPr>
@@ -20516,7 +21113,7 @@
         <w:bCs/>
         <w:i w:val="0"/>
         <w:iCs w:val="0"/>
-        <w:color w:val="FFFFFF" w:themeColor="background1"/>
+        <w:color w:val="000000"/>
       </w:rPr>
       <w:tblPr/>
       <w:tcPr>
@@ -20537,7 +21134,7 @@
         <w:bCs/>
         <w:i w:val="0"/>
         <w:iCs w:val="0"/>
-        <w:color w:val="FFFFFF" w:themeColor="background1"/>
+        <w:color w:val="000000"/>
       </w:rPr>
       <w:tblPr/>
       <w:tcPr>
@@ -20556,7 +21153,7 @@
         <w:bCs/>
         <w:i w:val="0"/>
         <w:iCs w:val="0"/>
-        <w:color w:val="FFFFFF" w:themeColor="background1"/>
+        <w:color w:val="000000"/>
       </w:rPr>
       <w:tblPr/>
       <w:tcPr>
@@ -20636,7 +21233,7 @@
         <w:bCs/>
         <w:i w:val="0"/>
         <w:iCs w:val="0"/>
-        <w:color w:val="FFFFFF" w:themeColor="background1"/>
+        <w:color w:val="000000"/>
       </w:rPr>
       <w:tblPr/>
       <w:tcPr>
@@ -20657,7 +21254,7 @@
         <w:bCs/>
         <w:i w:val="0"/>
         <w:iCs w:val="0"/>
-        <w:color w:val="FFFFFF" w:themeColor="background1"/>
+        <w:color w:val="000000"/>
       </w:rPr>
       <w:tblPr/>
       <w:tcPr>
@@ -20678,7 +21275,7 @@
         <w:bCs/>
         <w:i w:val="0"/>
         <w:iCs w:val="0"/>
-        <w:color w:val="FFFFFF" w:themeColor="background1"/>
+        <w:color w:val="000000"/>
       </w:rPr>
       <w:tblPr/>
       <w:tcPr>
@@ -20697,7 +21294,7 @@
         <w:bCs/>
         <w:i w:val="0"/>
         <w:iCs w:val="0"/>
-        <w:color w:val="FFFFFF" w:themeColor="background1"/>
+        <w:color w:val="000000"/>
       </w:rPr>
       <w:tblPr/>
       <w:tcPr>
@@ -20777,7 +21374,7 @@
         <w:bCs/>
         <w:i w:val="0"/>
         <w:iCs w:val="0"/>
-        <w:color w:val="FFFFFF" w:themeColor="background1"/>
+        <w:color w:val="000000"/>
       </w:rPr>
       <w:tblPr/>
       <w:tcPr>
@@ -20798,7 +21395,7 @@
         <w:bCs/>
         <w:i w:val="0"/>
         <w:iCs w:val="0"/>
-        <w:color w:val="FFFFFF" w:themeColor="background1"/>
+        <w:color w:val="000000"/>
       </w:rPr>
       <w:tblPr/>
       <w:tcPr>
@@ -20819,7 +21416,7 @@
         <w:bCs/>
         <w:i w:val="0"/>
         <w:iCs w:val="0"/>
-        <w:color w:val="FFFFFF" w:themeColor="background1"/>
+        <w:color w:val="000000"/>
       </w:rPr>
       <w:tblPr/>
       <w:tcPr>
@@ -20838,7 +21435,7 @@
         <w:bCs/>
         <w:i w:val="0"/>
         <w:iCs w:val="0"/>
-        <w:color w:val="FFFFFF" w:themeColor="background1"/>
+        <w:color w:val="000000"/>
       </w:rPr>
       <w:tblPr/>
       <w:tcPr>
@@ -20918,7 +21515,7 @@
         <w:bCs/>
         <w:i w:val="0"/>
         <w:iCs w:val="0"/>
-        <w:color w:val="FFFFFF" w:themeColor="background1"/>
+        <w:color w:val="000000"/>
       </w:rPr>
       <w:tblPr/>
       <w:tcPr>
@@ -20939,7 +21536,7 @@
         <w:bCs/>
         <w:i w:val="0"/>
         <w:iCs w:val="0"/>
-        <w:color w:val="FFFFFF" w:themeColor="background1"/>
+        <w:color w:val="000000"/>
       </w:rPr>
       <w:tblPr/>
       <w:tcPr>
@@ -20960,7 +21557,7 @@
         <w:bCs/>
         <w:i w:val="0"/>
         <w:iCs w:val="0"/>
-        <w:color w:val="FFFFFF" w:themeColor="background1"/>
+        <w:color w:val="000000"/>
       </w:rPr>
       <w:tblPr/>
       <w:tcPr>
@@ -20979,7 +21576,7 @@
         <w:bCs/>
         <w:i w:val="0"/>
         <w:iCs w:val="0"/>
-        <w:color w:val="FFFFFF" w:themeColor="background1"/>
+        <w:color w:val="000000"/>
       </w:rPr>
       <w:tblPr/>
       <w:tcPr>
@@ -21059,7 +21656,7 @@
         <w:bCs/>
         <w:i w:val="0"/>
         <w:iCs w:val="0"/>
-        <w:color w:val="FFFFFF" w:themeColor="background1"/>
+        <w:color w:val="000000"/>
       </w:rPr>
       <w:tblPr/>
       <w:tcPr>
@@ -21080,7 +21677,7 @@
         <w:bCs/>
         <w:i w:val="0"/>
         <w:iCs w:val="0"/>
-        <w:color w:val="FFFFFF" w:themeColor="background1"/>
+        <w:color w:val="000000"/>
       </w:rPr>
       <w:tblPr/>
       <w:tcPr>
@@ -21101,7 +21698,7 @@
         <w:bCs/>
         <w:i w:val="0"/>
         <w:iCs w:val="0"/>
-        <w:color w:val="FFFFFF" w:themeColor="background1"/>
+        <w:color w:val="000000"/>
       </w:rPr>
       <w:tblPr/>
       <w:tcPr>
@@ -21120,7 +21717,7 @@
         <w:bCs/>
         <w:i w:val="0"/>
         <w:iCs w:val="0"/>
-        <w:color w:val="FFFFFF" w:themeColor="background1"/>
+        <w:color w:val="000000"/>
       </w:rPr>
       <w:tblPr/>
       <w:tcPr>
@@ -21173,7 +21770,7 @@
       <w:spacing w:after="0" w:line="240" w:lineRule="auto"/>
     </w:pPr>
     <w:rPr>
-      <w:color w:val="FFFFFF" w:themeColor="background1"/>
+      <w:color w:val="000000"/>
     </w:rPr>
     <w:tblPr>
       <w:tblStyleRowBandSize w:val="1"/>
@@ -21287,7 +21884,7 @@
       <w:spacing w:after="0" w:line="240" w:lineRule="auto"/>
     </w:pPr>
     <w:rPr>
-      <w:color w:val="FFFFFF" w:themeColor="background1"/>
+      <w:color w:val="000000"/>
     </w:rPr>
     <w:tblPr>
       <w:tblStyleRowBandSize w:val="1"/>
@@ -21401,7 +21998,7 @@
       <w:spacing w:after="0" w:line="240" w:lineRule="auto"/>
     </w:pPr>
     <w:rPr>
-      <w:color w:val="FFFFFF" w:themeColor="background1"/>
+      <w:color w:val="000000"/>
     </w:rPr>
     <w:tblPr>
       <w:tblStyleRowBandSize w:val="1"/>
@@ -21515,7 +22112,7 @@
       <w:spacing w:after="0" w:line="240" w:lineRule="auto"/>
     </w:pPr>
     <w:rPr>
-      <w:color w:val="FFFFFF" w:themeColor="background1"/>
+      <w:color w:val="000000"/>
     </w:rPr>
     <w:tblPr>
       <w:tblStyleRowBandSize w:val="1"/>
@@ -21629,7 +22226,7 @@
       <w:spacing w:after="0" w:line="240" w:lineRule="auto"/>
     </w:pPr>
     <w:rPr>
-      <w:color w:val="FFFFFF" w:themeColor="background1"/>
+      <w:color w:val="000000"/>
     </w:rPr>
     <w:tblPr>
       <w:tblStyleRowBandSize w:val="1"/>
@@ -21743,7 +22340,7 @@
       <w:spacing w:after="0" w:line="240" w:lineRule="auto"/>
     </w:pPr>
     <w:rPr>
-      <w:color w:val="FFFFFF" w:themeColor="background1"/>
+      <w:color w:val="000000"/>
     </w:rPr>
     <w:tblPr>
       <w:tblStyleRowBandSize w:val="1"/>
@@ -21857,7 +22454,7 @@
       <w:spacing w:after="0" w:line="240" w:lineRule="auto"/>
     </w:pPr>
     <w:rPr>
-      <w:color w:val="FFFFFF" w:themeColor="background1"/>
+      <w:color w:val="000000"/>
     </w:rPr>
     <w:tblPr>
       <w:tblStyleRowBandSize w:val="1"/>
@@ -21971,7 +22568,7 @@
       <w:spacing w:after="0" w:line="240" w:lineRule="auto"/>
     </w:pPr>
     <w:rPr>
-      <w:color w:val="000000" w:themeColor="text1"/>
+      <w:color w:val="000000"/>
     </w:rPr>
     <w:tblPr>
       <w:tblStyleRowBandSize w:val="1"/>
@@ -22017,7 +22614,7 @@
       <w:rPr>
         <w:b/>
         <w:bCs/>
-        <w:color w:val="FFFFFF" w:themeColor="background1"/>
+        <w:color w:val="000000"/>
       </w:rPr>
       <w:tblPr/>
       <w:tcPr>
@@ -22029,7 +22626,7 @@
     </w:tblStylePr>
     <w:tblStylePr w:type="firstCol">
       <w:rPr>
-        <w:color w:val="FFFFFF" w:themeColor="background1"/>
+        <w:color w:val="000000"/>
       </w:rPr>
       <w:tblPr/>
       <w:tcPr>
@@ -22046,7 +22643,7 @@
     </w:tblStylePr>
     <w:tblStylePr w:type="lastCol">
       <w:rPr>
-        <w:color w:val="FFFFFF" w:themeColor="background1"/>
+        <w:color w:val="000000"/>
       </w:rPr>
       <w:tblPr/>
       <w:tcPr>
@@ -22075,12 +22672,12 @@
     </w:tblStylePr>
     <w:tblStylePr w:type="neCell">
       <w:rPr>
-        <w:color w:val="000000" w:themeColor="text1"/>
+        <w:color w:val="000000"/>
       </w:rPr>
     </w:tblStylePr>
     <w:tblStylePr w:type="nwCell">
       <w:rPr>
-        <w:color w:val="000000" w:themeColor="text1"/>
+        <w:color w:val="000000"/>
       </w:rPr>
     </w:tblStylePr>
   </w:style>
@@ -22093,7 +22690,7 @@
       <w:spacing w:after="0" w:line="240" w:lineRule="auto"/>
     </w:pPr>
     <w:rPr>
-      <w:color w:val="000000" w:themeColor="text1"/>
+      <w:color w:val="000000"/>
     </w:rPr>
     <w:tblPr>
       <w:tblStyleRowBandSize w:val="1"/>
@@ -22139,7 +22736,7 @@
       <w:rPr>
         <w:b/>
         <w:bCs/>
-        <w:color w:val="FFFFFF" w:themeColor="background1"/>
+        <w:color w:val="000000"/>
       </w:rPr>
       <w:tblPr/>
       <w:tcPr>
@@ -22151,7 +22748,7 @@
     </w:tblStylePr>
     <w:tblStylePr w:type="firstCol">
       <w:rPr>
-        <w:color w:val="FFFFFF" w:themeColor="background1"/>
+        <w:color w:val="000000"/>
       </w:rPr>
       <w:tblPr/>
       <w:tcPr>
@@ -22168,7 +22765,7 @@
     </w:tblStylePr>
     <w:tblStylePr w:type="lastCol">
       <w:rPr>
-        <w:color w:val="FFFFFF" w:themeColor="background1"/>
+        <w:color w:val="000000"/>
       </w:rPr>
       <w:tblPr/>
       <w:tcPr>
@@ -22197,12 +22794,12 @@
     </w:tblStylePr>
     <w:tblStylePr w:type="neCell">
       <w:rPr>
-        <w:color w:val="000000" w:themeColor="text1"/>
+        <w:color w:val="000000"/>
       </w:rPr>
     </w:tblStylePr>
     <w:tblStylePr w:type="nwCell">
       <w:rPr>
-        <w:color w:val="000000" w:themeColor="text1"/>
+        <w:color w:val="000000"/>
       </w:rPr>
     </w:tblStylePr>
   </w:style>
@@ -22215,7 +22812,7 @@
       <w:spacing w:after="0" w:line="240" w:lineRule="auto"/>
     </w:pPr>
     <w:rPr>
-      <w:color w:val="000000" w:themeColor="text1"/>
+      <w:color w:val="000000"/>
     </w:rPr>
     <w:tblPr>
       <w:tblStyleRowBandSize w:val="1"/>
@@ -22261,7 +22858,7 @@
       <w:rPr>
         <w:b/>
         <w:bCs/>
-        <w:color w:val="FFFFFF" w:themeColor="background1"/>
+        <w:color w:val="000000"/>
       </w:rPr>
       <w:tblPr/>
       <w:tcPr>
@@ -22273,7 +22870,7 @@
     </w:tblStylePr>
     <w:tblStylePr w:type="firstCol">
       <w:rPr>
-        <w:color w:val="FFFFFF" w:themeColor="background1"/>
+        <w:color w:val="000000"/>
       </w:rPr>
       <w:tblPr/>
       <w:tcPr>
@@ -22290,7 +22887,7 @@
     </w:tblStylePr>
     <w:tblStylePr w:type="lastCol">
       <w:rPr>
-        <w:color w:val="FFFFFF" w:themeColor="background1"/>
+        <w:color w:val="000000"/>
       </w:rPr>
       <w:tblPr/>
       <w:tcPr>
@@ -22319,12 +22916,12 @@
     </w:tblStylePr>
     <w:tblStylePr w:type="neCell">
       <w:rPr>
-        <w:color w:val="000000" w:themeColor="text1"/>
+        <w:color w:val="000000"/>
       </w:rPr>
     </w:tblStylePr>
     <w:tblStylePr w:type="nwCell">
       <w:rPr>
-        <w:color w:val="000000" w:themeColor="text1"/>
+        <w:color w:val="000000"/>
       </w:rPr>
     </w:tblStylePr>
   </w:style>
@@ -22337,7 +22934,7 @@
       <w:spacing w:after="0" w:line="240" w:lineRule="auto"/>
     </w:pPr>
     <w:rPr>
-      <w:color w:val="000000" w:themeColor="text1"/>
+      <w:color w:val="000000"/>
     </w:rPr>
     <w:tblPr>
       <w:tblStyleRowBandSize w:val="1"/>
@@ -22383,7 +22980,7 @@
       <w:rPr>
         <w:b/>
         <w:bCs/>
-        <w:color w:val="FFFFFF" w:themeColor="background1"/>
+        <w:color w:val="000000"/>
       </w:rPr>
       <w:tblPr/>
       <w:tcPr>
@@ -22395,7 +22992,7 @@
     </w:tblStylePr>
     <w:tblStylePr w:type="firstCol">
       <w:rPr>
-        <w:color w:val="FFFFFF" w:themeColor="background1"/>
+        <w:color w:val="000000"/>
       </w:rPr>
       <w:tblPr/>
       <w:tcPr>
@@ -22412,7 +23009,7 @@
     </w:tblStylePr>
     <w:tblStylePr w:type="lastCol">
       <w:rPr>
-        <w:color w:val="FFFFFF" w:themeColor="background1"/>
+        <w:color w:val="000000"/>
       </w:rPr>
       <w:tblPr/>
       <w:tcPr>
@@ -22449,7 +23046,7 @@
       <w:spacing w:after="0" w:line="240" w:lineRule="auto"/>
     </w:pPr>
     <w:rPr>
-      <w:color w:val="000000" w:themeColor="text1"/>
+      <w:color w:val="000000"/>
     </w:rPr>
     <w:tblPr>
       <w:tblStyleRowBandSize w:val="1"/>
@@ -22495,7 +23092,7 @@
       <w:rPr>
         <w:b/>
         <w:bCs/>
-        <w:color w:val="FFFFFF" w:themeColor="background1"/>
+        <w:color w:val="000000"/>
       </w:rPr>
       <w:tblPr/>
       <w:tcPr>
@@ -22507,7 +23104,7 @@
     </w:tblStylePr>
     <w:tblStylePr w:type="firstCol">
       <w:rPr>
-        <w:color w:val="FFFFFF" w:themeColor="background1"/>
+        <w:color w:val="000000"/>
       </w:rPr>
       <w:tblPr/>
       <w:tcPr>
@@ -22524,7 +23121,7 @@
     </w:tblStylePr>
     <w:tblStylePr w:type="lastCol">
       <w:rPr>
-        <w:color w:val="FFFFFF" w:themeColor="background1"/>
+        <w:color w:val="000000"/>
       </w:rPr>
       <w:tblPr/>
       <w:tcPr>
@@ -22553,12 +23150,12 @@
     </w:tblStylePr>
     <w:tblStylePr w:type="neCell">
       <w:rPr>
-        <w:color w:val="000000" w:themeColor="text1"/>
+        <w:color w:val="000000"/>
       </w:rPr>
     </w:tblStylePr>
     <w:tblStylePr w:type="nwCell">
       <w:rPr>
-        <w:color w:val="000000" w:themeColor="text1"/>
+        <w:color w:val="000000"/>
       </w:rPr>
     </w:tblStylePr>
   </w:style>
@@ -22571,7 +23168,7 @@
       <w:spacing w:after="0" w:line="240" w:lineRule="auto"/>
     </w:pPr>
     <w:rPr>
-      <w:color w:val="000000" w:themeColor="text1"/>
+      <w:color w:val="000000"/>
     </w:rPr>
     <w:tblPr>
       <w:tblStyleRowBandSize w:val="1"/>
@@ -22617,7 +23214,7 @@
       <w:rPr>
         <w:b/>
         <w:bCs/>
-        <w:color w:val="FFFFFF" w:themeColor="background1"/>
+        <w:color w:val="000000"/>
       </w:rPr>
       <w:tblPr/>
       <w:tcPr>
@@ -22629,7 +23226,7 @@
     </w:tblStylePr>
     <w:tblStylePr w:type="firstCol">
       <w:rPr>
-        <w:color w:val="FFFFFF" w:themeColor="background1"/>
+        <w:color w:val="000000"/>
       </w:rPr>
       <w:tblPr/>
       <w:tcPr>
@@ -22646,7 +23243,7 @@
     </w:tblStylePr>
     <w:tblStylePr w:type="lastCol">
       <w:rPr>
-        <w:color w:val="FFFFFF" w:themeColor="background1"/>
+        <w:color w:val="000000"/>
       </w:rPr>
       <w:tblPr/>
       <w:tcPr>
@@ -22675,12 +23272,12 @@
     </w:tblStylePr>
     <w:tblStylePr w:type="neCell">
       <w:rPr>
-        <w:color w:val="000000" w:themeColor="text1"/>
+        <w:color w:val="000000"/>
       </w:rPr>
     </w:tblStylePr>
     <w:tblStylePr w:type="nwCell">
       <w:rPr>
-        <w:color w:val="000000" w:themeColor="text1"/>
+        <w:color w:val="000000"/>
       </w:rPr>
     </w:tblStylePr>
   </w:style>
@@ -22693,7 +23290,7 @@
       <w:spacing w:after="0" w:line="240" w:lineRule="auto"/>
     </w:pPr>
     <w:rPr>
-      <w:color w:val="000000" w:themeColor="text1"/>
+      <w:color w:val="000000"/>
     </w:rPr>
     <w:tblPr>
       <w:tblStyleRowBandSize w:val="1"/>
@@ -22739,7 +23336,7 @@
       <w:rPr>
         <w:b/>
         <w:bCs/>
-        <w:color w:val="FFFFFF" w:themeColor="background1"/>
+        <w:color w:val="000000"/>
       </w:rPr>
       <w:tblPr/>
       <w:tcPr>
@@ -22751,7 +23348,7 @@
     </w:tblStylePr>
     <w:tblStylePr w:type="firstCol">
       <w:rPr>
-        <w:color w:val="FFFFFF" w:themeColor="background1"/>
+        <w:color w:val="000000"/>
       </w:rPr>
       <w:tblPr/>
       <w:tcPr>
@@ -22768,7 +23365,7 @@
     </w:tblStylePr>
     <w:tblStylePr w:type="lastCol">
       <w:rPr>
-        <w:color w:val="FFFFFF" w:themeColor="background1"/>
+        <w:color w:val="000000"/>
       </w:rPr>
       <w:tblPr/>
       <w:tcPr>
@@ -22797,12 +23394,12 @@
     </w:tblStylePr>
     <w:tblStylePr w:type="neCell">
       <w:rPr>
-        <w:color w:val="000000" w:themeColor="text1"/>
+        <w:color w:val="000000"/>
       </w:rPr>
     </w:tblStylePr>
     <w:tblStylePr w:type="nwCell">
       <w:rPr>
-        <w:color w:val="000000" w:themeColor="text1"/>
+        <w:color w:val="000000"/>
       </w:rPr>
     </w:tblStylePr>
   </w:style>
@@ -22815,7 +23412,7 @@
       <w:spacing w:after="0" w:line="240" w:lineRule="auto"/>
     </w:pPr>
     <w:rPr>
-      <w:color w:val="000000" w:themeColor="text1"/>
+      <w:color w:val="000000"/>
     </w:rPr>
     <w:tblPr>
       <w:tblStyleRowBandSize w:val="1"/>
@@ -22835,7 +23432,7 @@
       <w:rPr>
         <w:b/>
         <w:bCs/>
-        <w:color w:val="FFFFFF" w:themeColor="background1"/>
+        <w:color w:val="000000"/>
       </w:rPr>
       <w:tblPr/>
       <w:tcPr>
@@ -22849,7 +23446,7 @@
       <w:rPr>
         <w:b/>
         <w:bCs/>
-        <w:color w:val="9E3A38" w:themeColor="accent2" w:themeShade="CC"/>
+        <w:color w:val="000000"/>
       </w:rPr>
       <w:tblPr/>
       <w:tcPr>
@@ -22901,7 +23498,7 @@
       <w:spacing w:after="0" w:line="240" w:lineRule="auto"/>
     </w:pPr>
     <w:rPr>
-      <w:color w:val="000000" w:themeColor="text1"/>
+      <w:color w:val="000000"/>
     </w:rPr>
     <w:tblPr>
       <w:tblStyleRowBandSize w:val="1"/>
@@ -22921,7 +23518,7 @@
       <w:rPr>
         <w:b/>
         <w:bCs/>
-        <w:color w:val="FFFFFF" w:themeColor="background1"/>
+        <w:color w:val="000000"/>
       </w:rPr>
       <w:tblPr/>
       <w:tcPr>
@@ -22935,7 +23532,7 @@
       <w:rPr>
         <w:b/>
         <w:bCs/>
-        <w:color w:val="9E3A38" w:themeColor="accent2" w:themeShade="CC"/>
+        <w:color w:val="000000"/>
       </w:rPr>
       <w:tblPr/>
       <w:tcPr>
@@ -22987,7 +23584,7 @@
       <w:spacing w:after="0" w:line="240" w:lineRule="auto"/>
     </w:pPr>
     <w:rPr>
-      <w:color w:val="000000" w:themeColor="text1"/>
+      <w:color w:val="000000"/>
     </w:rPr>
     <w:tblPr>
       <w:tblStyleRowBandSize w:val="1"/>
@@ -23007,7 +23604,7 @@
       <w:rPr>
         <w:b/>
         <w:bCs/>
-        <w:color w:val="FFFFFF" w:themeColor="background1"/>
+        <w:color w:val="000000"/>
       </w:rPr>
       <w:tblPr/>
       <w:tcPr>
@@ -23021,7 +23618,7 @@
       <w:rPr>
         <w:b/>
         <w:bCs/>
-        <w:color w:val="9E3A38" w:themeColor="accent2" w:themeShade="CC"/>
+        <w:color w:val="000000"/>
       </w:rPr>
       <w:tblPr/>
       <w:tcPr>
@@ -23073,7 +23670,7 @@
       <w:spacing w:after="0" w:line="240" w:lineRule="auto"/>
     </w:pPr>
     <w:rPr>
-      <w:color w:val="000000" w:themeColor="text1"/>
+      <w:color w:val="000000"/>
     </w:rPr>
     <w:tblPr>
       <w:tblStyleRowBandSize w:val="1"/>
@@ -23093,7 +23690,7 @@
       <w:rPr>
         <w:b/>
         <w:bCs/>
-        <w:color w:val="FFFFFF" w:themeColor="background1"/>
+        <w:color w:val="000000"/>
       </w:rPr>
       <w:tblPr/>
       <w:tcPr>
@@ -23107,7 +23704,7 @@
       <w:rPr>
         <w:b/>
         <w:bCs/>
-        <w:color w:val="664E82" w:themeColor="accent4" w:themeShade="CC"/>
+        <w:color w:val="000000"/>
       </w:rPr>
       <w:tblPr/>
       <w:tcPr>
@@ -23159,7 +23756,7 @@
       <w:spacing w:after="0" w:line="240" w:lineRule="auto"/>
     </w:pPr>
     <w:rPr>
-      <w:color w:val="000000" w:themeColor="text1"/>
+      <w:color w:val="000000"/>
     </w:rPr>
     <w:tblPr>
       <w:tblStyleRowBandSize w:val="1"/>
@@ -23179,7 +23776,7 @@
       <w:rPr>
         <w:b/>
         <w:bCs/>
-        <w:color w:val="FFFFFF" w:themeColor="background1"/>
+        <w:color w:val="000000"/>
       </w:rPr>
       <w:tblPr/>
       <w:tcPr>
@@ -23193,7 +23790,7 @@
       <w:rPr>
         <w:b/>
         <w:bCs/>
-        <w:color w:val="7E9C40" w:themeColor="accent3" w:themeShade="CC"/>
+        <w:color w:val="000000"/>
       </w:rPr>
       <w:tblPr/>
       <w:tcPr>
@@ -23245,7 +23842,7 @@
       <w:spacing w:after="0" w:line="240" w:lineRule="auto"/>
     </w:pPr>
     <w:rPr>
-      <w:color w:val="000000" w:themeColor="text1"/>
+      <w:color w:val="000000"/>
     </w:rPr>
     <w:tblPr>
       <w:tblStyleRowBandSize w:val="1"/>
@@ -23265,7 +23862,7 @@
       <w:rPr>
         <w:b/>
         <w:bCs/>
-        <w:color w:val="FFFFFF" w:themeColor="background1"/>
+        <w:color w:val="000000"/>
       </w:rPr>
       <w:tblPr/>
       <w:tcPr>
@@ -23279,7 +23876,7 @@
       <w:rPr>
         <w:b/>
         <w:bCs/>
-        <w:color w:val="F2730A" w:themeColor="accent6" w:themeShade="CC"/>
+        <w:color w:val="000000"/>
       </w:rPr>
       <w:tblPr/>
       <w:tcPr>
@@ -23331,7 +23928,7 @@
       <w:spacing w:after="0" w:line="240" w:lineRule="auto"/>
     </w:pPr>
     <w:rPr>
-      <w:color w:val="000000" w:themeColor="text1"/>
+      <w:color w:val="000000"/>
     </w:rPr>
     <w:tblPr>
       <w:tblStyleRowBandSize w:val="1"/>
@@ -23351,7 +23948,7 @@
       <w:rPr>
         <w:b/>
         <w:bCs/>
-        <w:color w:val="FFFFFF" w:themeColor="background1"/>
+        <w:color w:val="000000"/>
       </w:rPr>
       <w:tblPr/>
       <w:tcPr>
@@ -23365,7 +23962,7 @@
       <w:rPr>
         <w:b/>
         <w:bCs/>
-        <w:color w:val="348DA5" w:themeColor="accent5" w:themeShade="CC"/>
+        <w:color w:val="000000"/>
       </w:rPr>
       <w:tblPr/>
       <w:tcPr>
@@ -23417,7 +24014,7 @@
       <w:spacing w:after="0" w:line="240" w:lineRule="auto"/>
     </w:pPr>
     <w:rPr>
-      <w:color w:val="000000" w:themeColor="text1"/>
+      <w:color w:val="000000"/>
     </w:rPr>
     <w:tblPr>
       <w:tblStyleRowBandSize w:val="1"/>
@@ -23450,7 +24047,7 @@
       <w:rPr>
         <w:b/>
         <w:bCs/>
-        <w:color w:val="000000" w:themeColor="text1"/>
+        <w:color w:val="000000"/>
       </w:rPr>
       <w:tblPr/>
       <w:tcPr>
@@ -23459,7 +24056,7 @@
     </w:tblStylePr>
     <w:tblStylePr w:type="firstCol">
       <w:rPr>
-        <w:color w:val="FFFFFF" w:themeColor="background1"/>
+        <w:color w:val="000000"/>
       </w:rPr>
       <w:tblPr/>
       <w:tcPr>
@@ -23468,7 +24065,7 @@
     </w:tblStylePr>
     <w:tblStylePr w:type="lastCol">
       <w:rPr>
-        <w:color w:val="FFFFFF" w:themeColor="background1"/>
+        <w:color w:val="000000"/>
       </w:rPr>
       <w:tblPr/>
       <w:tcPr>
@@ -23497,7 +24094,7 @@
       <w:spacing w:after="0" w:line="240" w:lineRule="auto"/>
     </w:pPr>
     <w:rPr>
-      <w:color w:val="000000" w:themeColor="text1"/>
+      <w:color w:val="000000"/>
     </w:rPr>
     <w:tblPr>
       <w:tblStyleRowBandSize w:val="1"/>
@@ -23530,7 +24127,7 @@
       <w:rPr>
         <w:b/>
         <w:bCs/>
-        <w:color w:val="000000" w:themeColor="text1"/>
+        <w:color w:val="000000"/>
       </w:rPr>
       <w:tblPr/>
       <w:tcPr>
@@ -23539,7 +24136,7 @@
     </w:tblStylePr>
     <w:tblStylePr w:type="firstCol">
       <w:rPr>
-        <w:color w:val="FFFFFF" w:themeColor="background1"/>
+        <w:color w:val="000000"/>
       </w:rPr>
       <w:tblPr/>
       <w:tcPr>
@@ -23548,7 +24145,7 @@
     </w:tblStylePr>
     <w:tblStylePr w:type="lastCol">
       <w:rPr>
-        <w:color w:val="FFFFFF" w:themeColor="background1"/>
+        <w:color w:val="000000"/>
       </w:rPr>
       <w:tblPr/>
       <w:tcPr>
@@ -23577,7 +24174,7 @@
       <w:spacing w:after="0" w:line="240" w:lineRule="auto"/>
     </w:pPr>
     <w:rPr>
-      <w:color w:val="000000" w:themeColor="text1"/>
+      <w:color w:val="000000"/>
     </w:rPr>
     <w:tblPr>
       <w:tblStyleRowBandSize w:val="1"/>
@@ -23610,7 +24207,7 @@
       <w:rPr>
         <w:b/>
         <w:bCs/>
-        <w:color w:val="000000" w:themeColor="text1"/>
+        <w:color w:val="000000"/>
       </w:rPr>
       <w:tblPr/>
       <w:tcPr>
@@ -23619,7 +24216,7 @@
     </w:tblStylePr>
     <w:tblStylePr w:type="firstCol">
       <w:rPr>
-        <w:color w:val="FFFFFF" w:themeColor="background1"/>
+        <w:color w:val="000000"/>
       </w:rPr>
       <w:tblPr/>
       <w:tcPr>
@@ -23628,7 +24225,7 @@
     </w:tblStylePr>
     <w:tblStylePr w:type="lastCol">
       <w:rPr>
-        <w:color w:val="FFFFFF" w:themeColor="background1"/>
+        <w:color w:val="000000"/>
       </w:rPr>
       <w:tblPr/>
       <w:tcPr>
@@ -23657,7 +24254,7 @@
       <w:spacing w:after="0" w:line="240" w:lineRule="auto"/>
     </w:pPr>
     <w:rPr>
-      <w:color w:val="000000" w:themeColor="text1"/>
+      <w:color w:val="000000"/>
     </w:rPr>
     <w:tblPr>
       <w:tblStyleRowBandSize w:val="1"/>
@@ -23690,7 +24287,7 @@
       <w:rPr>
         <w:b/>
         <w:bCs/>
-        <w:color w:val="000000" w:themeColor="text1"/>
+        <w:color w:val="000000"/>
       </w:rPr>
       <w:tblPr/>
       <w:tcPr>
@@ -23699,7 +24296,7 @@
     </w:tblStylePr>
     <w:tblStylePr w:type="firstCol">
       <w:rPr>
-        <w:color w:val="FFFFFF" w:themeColor="background1"/>
+        <w:color w:val="000000"/>
       </w:rPr>
       <w:tblPr/>
       <w:tcPr>
@@ -23708,7 +24305,7 @@
     </w:tblStylePr>
     <w:tblStylePr w:type="lastCol">
       <w:rPr>
-        <w:color w:val="FFFFFF" w:themeColor="background1"/>
+        <w:color w:val="000000"/>
       </w:rPr>
       <w:tblPr/>
       <w:tcPr>
@@ -23737,7 +24334,7 @@
       <w:spacing w:after="0" w:line="240" w:lineRule="auto"/>
     </w:pPr>
     <w:rPr>
-      <w:color w:val="000000" w:themeColor="text1"/>
+      <w:color w:val="000000"/>
     </w:rPr>
     <w:tblPr>
       <w:tblStyleRowBandSize w:val="1"/>
@@ -23770,7 +24367,7 @@
       <w:rPr>
         <w:b/>
         <w:bCs/>
-        <w:color w:val="000000" w:themeColor="text1"/>
+        <w:color w:val="000000"/>
       </w:rPr>
       <w:tblPr/>
       <w:tcPr>
@@ -23779,7 +24376,7 @@
     </w:tblStylePr>
     <w:tblStylePr w:type="firstCol">
       <w:rPr>
-        <w:color w:val="FFFFFF" w:themeColor="background1"/>
+        <w:color w:val="000000"/>
       </w:rPr>
       <w:tblPr/>
       <w:tcPr>
@@ -23788,7 +24385,7 @@
     </w:tblStylePr>
     <w:tblStylePr w:type="lastCol">
       <w:rPr>
-        <w:color w:val="FFFFFF" w:themeColor="background1"/>
+        <w:color w:val="000000"/>
       </w:rPr>
       <w:tblPr/>
       <w:tcPr>
@@ -23817,7 +24414,7 @@
       <w:spacing w:after="0" w:line="240" w:lineRule="auto"/>
     </w:pPr>
     <w:rPr>
-      <w:color w:val="000000" w:themeColor="text1"/>
+      <w:color w:val="000000"/>
     </w:rPr>
     <w:tblPr>
       <w:tblStyleRowBandSize w:val="1"/>
@@ -23850,7 +24447,7 @@
       <w:rPr>
         <w:b/>
         <w:bCs/>
-        <w:color w:val="000000" w:themeColor="text1"/>
+        <w:color w:val="000000"/>
       </w:rPr>
       <w:tblPr/>
       <w:tcPr>
@@ -23859,7 +24456,7 @@
     </w:tblStylePr>
     <w:tblStylePr w:type="firstCol">
       <w:rPr>
-        <w:color w:val="FFFFFF" w:themeColor="background1"/>
+        <w:color w:val="000000"/>
       </w:rPr>
       <w:tblPr/>
       <w:tcPr>
@@ -23868,7 +24465,7 @@
     </w:tblStylePr>
     <w:tblStylePr w:type="lastCol">
       <w:rPr>
-        <w:color w:val="FFFFFF" w:themeColor="background1"/>
+        <w:color w:val="000000"/>
       </w:rPr>
       <w:tblPr/>
       <w:tcPr>
@@ -23897,7 +24494,7 @@
       <w:spacing w:after="0" w:line="240" w:lineRule="auto"/>
     </w:pPr>
     <w:rPr>
-      <w:color w:val="000000" w:themeColor="text1"/>
+      <w:color w:val="000000"/>
     </w:rPr>
     <w:tblPr>
       <w:tblStyleRowBandSize w:val="1"/>
@@ -23930,7 +24527,7 @@
       <w:rPr>
         <w:b/>
         <w:bCs/>
-        <w:color w:val="000000" w:themeColor="text1"/>
+        <w:color w:val="000000"/>
       </w:rPr>
       <w:tblPr/>
       <w:tcPr>
@@ -23939,7 +24536,7 @@
     </w:tblStylePr>
     <w:tblStylePr w:type="firstCol">
       <w:rPr>
-        <w:color w:val="FFFFFF" w:themeColor="background1"/>
+        <w:color w:val="000000"/>
       </w:rPr>
       <w:tblPr/>
       <w:tcPr>
@@ -23948,7 +24545,7 @@
     </w:tblStylePr>
     <w:tblStylePr w:type="lastCol">
       <w:rPr>
-        <w:color w:val="FFFFFF" w:themeColor="background1"/>
+        <w:color w:val="000000"/>
       </w:rPr>
       <w:tblPr/>
       <w:tcPr>
